--- a/downloads/workbook/ai-7-week-25.docx
+++ b/downloads/workbook/ai-7-week-25.docx
@@ -997,6 +997,178 @@
         <w:t>Project connection: For the Reproducible AI Research Study, retain an annotated worked trace and the changed-case reasoning. Connect the claim to its records, units and assumptions so another investigator can challenge or reproduce it.</w:t>
       </w:r>
     </w:p>
+    <w:p>
+      <w:pPr>
+        <w:pStyle w:val="Heading1"/>
+      </w:pPr>
+      <w:r>
+        <w:t>13. Project portfolio milestone</w:t>
+      </w:r>
+    </w:p>
+    <w:p>
+      <w:r>
+        <w:t>Project: Reproducible AI Research Study</w:t>
+      </w:r>
+    </w:p>
+    <w:p>
+      <w:r>
+        <w:t>Current milestone: Prepare the demonstration. Gather reproducible instructions, evidence, access checks and remaining limitations.</w:t>
+      </w:r>
+    </w:p>
+    <w:p>
+      <w:r>
+        <w:t>For the Reproducible AI Research Study, retain an annotated worked trace and the changed-case reasoning. Connect the claim to its records, units and assumptions so another investigator can challenge or reproduce it.</w:t>
+      </w:r>
+    </w:p>
+    <w:tbl>
+      <w:tblPr>
+        <w:tblStyle w:val="LightShading-Accent1"/>
+        <w:tblW w:type="auto" w:w="0"/>
+        <w:tblLook w:firstColumn="1" w:firstRow="1" w:lastColumn="0" w:lastRow="0" w:noHBand="0" w:noVBand="1" w:val="04A0"/>
+      </w:tblPr>
+      <w:tblGrid>
+        <w:gridCol w:w="5112"/>
+        <w:gridCol w:w="5112"/>
+      </w:tblGrid>
+      <w:tr>
+        <w:trPr>
+          <w:tblHeader/>
+        </w:trPr>
+        <w:tc>
+          <w:tcPr>
+            <w:tcW w:type="dxa" w:w="5112"/>
+          </w:tcPr>
+          <w:p>
+            <w:r>
+              <w:t>Evidence to keep</w:t>
+            </w:r>
+          </w:p>
+        </w:tc>
+        <w:tc>
+          <w:tcPr>
+            <w:tcW w:type="dxa" w:w="5112"/>
+          </w:tcPr>
+          <w:p>
+            <w:r>
+              <w:t>My record</w:t>
+            </w:r>
+          </w:p>
+        </w:tc>
+      </w:tr>
+      <w:tr>
+        <w:tc>
+          <w:tcPr>
+            <w:tcW w:type="dxa" w:w="5112"/>
+          </w:tcPr>
+          <w:p>
+            <w:r>
+              <w:t>This week’s input and deciding step</w:t>
+            </w:r>
+          </w:p>
+        </w:tc>
+        <w:tc>
+          <w:tcPr>
+            <w:tcW w:type="dxa" w:w="5112"/>
+          </w:tcPr>
+          <w:p>
+            <w:r/>
+          </w:p>
+        </w:tc>
+      </w:tr>
+      <w:tr>
+        <w:tc>
+          <w:tcPr>
+            <w:tcW w:type="dxa" w:w="5112"/>
+          </w:tcPr>
+          <w:p>
+            <w:r>
+              <w:t>Prediction and actual result (or labelled paper trace)</w:t>
+            </w:r>
+          </w:p>
+        </w:tc>
+        <w:tc>
+          <w:tcPr>
+            <w:tcW w:type="dxa" w:w="5112"/>
+          </w:tcPr>
+          <w:p>
+            <w:r/>
+          </w:p>
+        </w:tc>
+      </w:tr>
+      <w:tr>
+        <w:tc>
+          <w:tcPr>
+            <w:tcW w:type="dxa" w:w="5112"/>
+          </w:tcPr>
+          <w:p>
+            <w:r>
+              <w:t>One change since the previous checkpoint and why</w:t>
+            </w:r>
+          </w:p>
+        </w:tc>
+        <w:tc>
+          <w:tcPr>
+            <w:tcW w:type="dxa" w:w="5112"/>
+          </w:tcPr>
+          <w:p>
+            <w:r/>
+          </w:p>
+        </w:tc>
+      </w:tr>
+      <w:tr>
+        <w:tc>
+          <w:tcPr>
+            <w:tcW w:type="dxa" w:w="5112"/>
+          </w:tcPr>
+          <w:p>
+            <w:r>
+              <w:t>One error or limit and the next test</w:t>
+            </w:r>
+          </w:p>
+        </w:tc>
+        <w:tc>
+          <w:tcPr>
+            <w:tcW w:type="dxa" w:w="5112"/>
+          </w:tcPr>
+          <w:p>
+            <w:r/>
+          </w:p>
+        </w:tc>
+      </w:tr>
+    </w:tbl>
+    <w:p>
+      <w:pPr>
+        <w:pStyle w:val="Heading3"/>
+      </w:pPr>
+      <w:r>
+        <w:t>Explain what this week adds to your project. Reuse last week’s record rather than starting again.</w:t>
+      </w:r>
+    </w:p>
+    <w:p>
+      <w:r>
+        <w:t>________________________________________________________________</w:t>
+      </w:r>
+    </w:p>
+    <w:p>
+      <w:r>
+        <w:t>________________________________________________________________</w:t>
+      </w:r>
+    </w:p>
+    <w:p>
+      <w:r>
+        <w:t>________________________________________________________________</w:t>
+      </w:r>
+    </w:p>
+    <w:p>
+      <w:r>
+        <w:t>________________________________________________________________</w:t>
+      </w:r>
+    </w:p>
+    <w:p>
+      <w:r>
+        <w:t>________________________________________________________________</w:t>
+      </w:r>
+    </w:p>
     <w:sectPr>
       <w:pgSz w:w="12240" w:h="15840"/>
       <w:pgMar w:top="936" w:right="1008" w:bottom="936" w:left="1008" w:header="720" w:footer="720" w:gutter="0"/>

--- a/downloads/workbook/ai-7-week-25.docx
+++ b/downloads/workbook/ai-7-week-25.docx
@@ -1169,6 +1169,235 @@
         <w:t>________________________________________________________________</w:t>
       </w:r>
     </w:p>
+    <w:p>
+      <w:pPr>
+        <w:pStyle w:val="Heading1"/>
+      </w:pPr>
+      <w:r>
+        <w:t>14. Supported practice and learning evidence</w:t>
+      </w:r>
+    </w:p>
+    <w:p>
+      <w:r>
+        <w:t>Use this supported practice once, in the browser or on paper. Keep the reserved independent assessment for a separate first attempt before teacher feedback.</w:t>
+      </w:r>
+    </w:p>
+    <w:p>
+      <w:r>
+        <w:t>Run the frozen experiment. A research team freezes versions A and B, labels and scoring before a six-case primary run.</w:t>
+      </w:r>
+    </w:p>
+    <w:p>
+      <w:pPr>
+        <w:pStyle w:val="Heading3"/>
+      </w:pPr>
+      <w:r>
+        <w:t>Practice 1: explain the deciding evidence</w:t>
+      </w:r>
+    </w:p>
+    <w:p>
+      <w:r>
+        <w:t>Which labelled step matches this detail? Cases two and five favour B; case four favours A.</w:t>
+      </w:r>
+    </w:p>
+    <w:p>
+      <w:r>
+        <w:t>1. Compute results</w:t>
+      </w:r>
+    </w:p>
+    <w:p>
+      <w:r>
+        <w:t>2. Keep versions fixed</w:t>
+      </w:r>
+    </w:p>
+    <w:p>
+      <w:r>
+        <w:t>3. Keep case-level records</w:t>
+      </w:r>
+    </w:p>
+    <w:p>
+      <w:pPr>
+        <w:pStyle w:val="Heading3"/>
+      </w:pPr>
+      <w:r>
+        <w:t>My selected conclusion, deciding fact and explanation</w:t>
+      </w:r>
+    </w:p>
+    <w:p>
+      <w:r>
+        <w:t>________________________________________________________________</w:t>
+      </w:r>
+    </w:p>
+    <w:p>
+      <w:r>
+        <w:t>________________________________________________________________</w:t>
+      </w:r>
+    </w:p>
+    <w:p>
+      <w:r>
+        <w:t>________________________________________________________________</w:t>
+      </w:r>
+    </w:p>
+    <w:p>
+      <w:r>
+        <w:t>________________________________________________________________</w:t>
+      </w:r>
+    </w:p>
+    <w:p>
+      <w:r>
+        <w:t>________________________________________________________________</w:t>
+      </w:r>
+    </w:p>
+    <w:p>
+      <w:r>
+        <w:t>Hint if needed: Read the steps in the pictorial case. Match the supplied detail to the stage that performs or records it.</w:t>
+      </w:r>
+    </w:p>
+    <w:p>
+      <w:r>
+        <w:t>After your attempt, compare with the supported explanation: Keep case-level records Cases two and five favour B; case four favours A. Running the primary experiment means following the declared protocol and retaining raw outcomes. Overall scores alone hide different failure patterns.</w:t>
+      </w:r>
+    </w:p>
+    <w:p>
+      <w:pPr>
+        <w:pStyle w:val="Heading3"/>
+      </w:pPr>
+      <w:r>
+        <w:t>Practice 2: explain the deciding evidence</w:t>
+      </w:r>
+    </w:p>
+    <w:p>
+      <w:r>
+        <w:t>Changed-case practice: Tune B after inspecting its case-four failure, then rescore the same set. Which conclusion is supported by the supplied facts?</w:t>
+      </w:r>
+    </w:p>
+    <w:p>
+      <w:r>
+        <w:t>1. Label the rerun as development on exposed cases, not untouched primary evaluation.</w:t>
+      </w:r>
+    </w:p>
+    <w:p>
+      <w:r>
+        <w:t>2. This one example guarantees correct results for every future input.</w:t>
+      </w:r>
+    </w:p>
+    <w:p>
+      <w:r>
+        <w:t>3. We can decide the result without examining the changed input or the procedure.</w:t>
+      </w:r>
+    </w:p>
+    <w:p>
+      <w:pPr>
+        <w:pStyle w:val="Heading3"/>
+      </w:pPr>
+      <w:r>
+        <w:t>My selected conclusion, deciding fact and explanation</w:t>
+      </w:r>
+    </w:p>
+    <w:p>
+      <w:r>
+        <w:t>________________________________________________________________</w:t>
+      </w:r>
+    </w:p>
+    <w:p>
+      <w:r>
+        <w:t>________________________________________________________________</w:t>
+      </w:r>
+    </w:p>
+    <w:p>
+      <w:r>
+        <w:t>________________________________________________________________</w:t>
+      </w:r>
+    </w:p>
+    <w:p>
+      <w:r>
+        <w:t>________________________________________________________________</w:t>
+      </w:r>
+    </w:p>
+    <w:p>
+      <w:r>
+        <w:t>________________________________________________________________</w:t>
+      </w:r>
+    </w:p>
+    <w:p>
+      <w:r>
+        <w:t>Hint if needed: Use the changed condition and the deciding step in the pictorial trace. The answer must say what follows from those facts.</w:t>
+      </w:r>
+    </w:p>
+    <w:p>
+      <w:r>
+        <w:t>After your attempt, compare with the supported explanation: Label the rerun as development on exposed cases, not untouched primary evaluation. The evaluation outcomes have now influenced the version.</w:t>
+      </w:r>
+    </w:p>
+    <w:p>
+      <w:pPr>
+        <w:pStyle w:val="Heading3"/>
+      </w:pPr>
+      <w:r>
+        <w:t>Repair a missing building block</w:t>
+      </w:r>
+    </w:p>
+    <w:p>
+      <w:r>
+        <w:t>Review Reproducible environment and records (ai-7/24). Goal: Explain the mechanism and terminology of reproducible environment and records. Short practice: Trace the recorded mean for 2,4,6 and its changed result for 2,4,9. Which artefacts must accompany the output so another team can identify the exact run?. Return to this week and explain what you changed.</w:t>
+      </w:r>
+    </w:p>
+    <w:p>
+      <w:r>
+        <w:t>Review Pilot experiments (ai-7/22). Goal: Explain the mechanism and terminology of pilot experiments. Short practice: Calculate reviewer agreement on the four pilot answers. What can the disagreement improve, and why are those revised practice answers not untouched final evidence?. Return to this week and explain what you changed.</w:t>
+      </w:r>
+    </w:p>
+    <w:p>
+      <w:r>
+        <w:t>Review Research ethics and consent (ai-7/19). Goal: Explain the mechanism and terminology of research ethics and consent. Short practice: Identify which uses the drawing consent permits and excludes. Can the unrelated project reuse the drawings under this agreement, and what new authorisation would be needed?. Return to this week and explain what you changed.</w:t>
+      </w:r>
+    </w:p>
+    <w:p>
+      <w:pPr>
+        <w:pStyle w:val="Heading3"/>
+      </w:pPr>
+      <w:r>
+        <w:t>Keep your completed work</w:t>
+      </w:r>
+    </w:p>
+    <w:p>
+      <w:r>
+        <w:t>Use Download completed work in the hosted lesson to export your answers, reflections, practice feedback and code-run evidence. Open the HTML copy to read or print it. Drafts stay in this browser when storage is available; clear drafts on a shared device.</w:t>
+      </w:r>
+    </w:p>
+    <w:p>
+      <w:pPr>
+        <w:pStyle w:val="Heading3"/>
+      </w:pPr>
+      <w:r>
+        <w:t>What I repaired, the evidence I kept and the next test</w:t>
+      </w:r>
+    </w:p>
+    <w:p>
+      <w:r>
+        <w:t>________________________________________________________________</w:t>
+      </w:r>
+    </w:p>
+    <w:p>
+      <w:r>
+        <w:t>________________________________________________________________</w:t>
+      </w:r>
+    </w:p>
+    <w:p>
+      <w:r>
+        <w:t>________________________________________________________________</w:t>
+      </w:r>
+    </w:p>
+    <w:p>
+      <w:r>
+        <w:t>________________________________________________________________</w:t>
+      </w:r>
+    </w:p>
+    <w:p>
+      <w:r>
+        <w:t>________________________________________________________________</w:t>
+      </w:r>
+    </w:p>
     <w:sectPr>
       <w:pgSz w:w="12240" w:h="15840"/>
       <w:pgMar w:top="936" w:right="1008" w:bottom="936" w:left="1008" w:header="720" w:footer="720" w:gutter="0"/>

--- a/downloads/workbook/ai-7-week-25.docx
+++ b/downloads/workbook/ai-7-week-25.docx
@@ -30,33 +30,45 @@
     </w:p>
     <w:p>
       <w:r>
-        <w:t>Try the recall before opening notes. Then use a different colour or a labelled second line to correct your explanation.</w:t>
+        <w:t>Record your starting explanation for Running the primary experiment before opening notes. Show any later correction separately.</w:t>
       </w:r>
     </w:p>
     <w:p>
       <w:pPr>
-        <w:pStyle w:val="Heading3"/>
-      </w:pPr>
-      <w:r>
-        <w:t>Reproducible environment and records</w:t>
+        <w:spacing w:line="336" w:lineRule="auto" w:after="180"/>
+      </w:pPr>
+      <w:r>
+        <w:rPr>
+          <w:b w:val="0"/>
+        </w:rPr>
+        <w:t>Try the recall before opening notes. Then use a different colour or a labelled second line to correct your explanation.</w:t>
       </w:r>
     </w:p>
     <w:p>
-      <w:r>
-        <w:t>Without opening the old lesson, explain one key idea from Reproducible environment and records. Give an example and a mistake that the idea helps you avoid.</w:t>
+      <w:pPr>
+        <w:pStyle w:val="Heading3"/>
+      </w:pPr>
+      <w:r>
+        <w:t>Reproducible environment and records</w:t>
       </w:r>
     </w:p>
     <w:p>
       <w:pPr>
-        <w:pStyle w:val="Heading3"/>
-      </w:pPr>
-      <w:r>
-        <w:t>My remembered idea, example and correction</w:t>
+        <w:spacing w:line="336" w:lineRule="auto" w:after="180"/>
+      </w:pPr>
+      <w:r>
+        <w:rPr>
+          <w:b w:val="0"/>
+        </w:rPr>
+        <w:t>Without opening the old lesson, explain one key idea from Reproducible environment and records. Give an example and a mistake that the idea helps you avoid.</w:t>
       </w:r>
     </w:p>
     <w:p>
-      <w:r>
-        <w:t>________________________________________________________________</w:t>
+      <w:pPr>
+        <w:pStyle w:val="Heading3"/>
+      </w:pPr>
+      <w:r>
+        <w:t>My remembered idea, example and correction</w:t>
       </w:r>
     </w:p>
     <w:p>
@@ -70,29 +82,35 @@
       </w:r>
     </w:p>
     <w:p>
-      <w:pPr>
-        <w:pStyle w:val="Heading3"/>
-      </w:pPr>
-      <w:r>
-        <w:t>Pilot experiments</w:t>
+      <w:r>
+        <w:t>________________________________________________________________</w:t>
       </w:r>
     </w:p>
     <w:p>
-      <w:r>
-        <w:t>Without opening the old lesson, explain one key idea from Pilot experiments. Give an example and a mistake that the idea helps you avoid.</w:t>
+      <w:pPr>
+        <w:pStyle w:val="Heading3"/>
+      </w:pPr>
+      <w:r>
+        <w:t>Pilot experiments</w:t>
       </w:r>
     </w:p>
     <w:p>
       <w:pPr>
-        <w:pStyle w:val="Heading3"/>
-      </w:pPr>
-      <w:r>
-        <w:t>My remembered idea, example and correction</w:t>
+        <w:spacing w:line="336" w:lineRule="auto" w:after="180"/>
+      </w:pPr>
+      <w:r>
+        <w:rPr>
+          <w:b w:val="0"/>
+        </w:rPr>
+        <w:t>Without opening the old lesson, explain one key idea from Pilot experiments. Give an example and a mistake that the idea helps you avoid.</w:t>
       </w:r>
     </w:p>
     <w:p>
-      <w:r>
-        <w:t>________________________________________________________________</w:t>
+      <w:pPr>
+        <w:pStyle w:val="Heading3"/>
+      </w:pPr>
+      <w:r>
+        <w:t>My remembered idea, example and correction</w:t>
       </w:r>
     </w:p>
     <w:p>
@@ -106,29 +124,35 @@
       </w:r>
     </w:p>
     <w:p>
-      <w:pPr>
-        <w:pStyle w:val="Heading3"/>
-      </w:pPr>
-      <w:r>
-        <w:t>Research ethics and consent</w:t>
+      <w:r>
+        <w:t>________________________________________________________________</w:t>
       </w:r>
     </w:p>
     <w:p>
-      <w:r>
-        <w:t>Without opening the old lesson, explain one key idea from Research ethics and consent. Give an example and a mistake that the idea helps you avoid.</w:t>
+      <w:pPr>
+        <w:pStyle w:val="Heading3"/>
+      </w:pPr>
+      <w:r>
+        <w:t>Research ethics and consent</w:t>
       </w:r>
     </w:p>
     <w:p>
       <w:pPr>
-        <w:pStyle w:val="Heading3"/>
-      </w:pPr>
-      <w:r>
-        <w:t>My remembered idea, example and correction</w:t>
+        <w:spacing w:line="336" w:lineRule="auto" w:after="180"/>
+      </w:pPr>
+      <w:r>
+        <w:rPr>
+          <w:b w:val="0"/>
+        </w:rPr>
+        <w:t>Without opening the old lesson, explain one key idea from Research ethics and consent. Give an example and a mistake that the idea helps you avoid.</w:t>
       </w:r>
     </w:p>
     <w:p>
-      <w:r>
-        <w:t>________________________________________________________________</w:t>
+      <w:pPr>
+        <w:pStyle w:val="Heading3"/>
+      </w:pPr>
+      <w:r>
+        <w:t>My remembered idea, example and correction</w:t>
       </w:r>
     </w:p>
     <w:p>
@@ -142,15 +166,31 @@
       </w:r>
     </w:p>
     <w:p>
-      <w:pPr>
-        <w:pStyle w:val="Heading1"/>
-      </w:pPr>
-      <w:r>
-        <w:t>02. Practise with fading help</w:t>
+      <w:r>
+        <w:t>________________________________________________________________</w:t>
       </w:r>
     </w:p>
     <w:p>
-      <w:r>
+      <w:pPr>
+        <w:pStyle w:val="Heading1"/>
+      </w:pPr>
+      <w:r>
+        <w:t>02. Practise with fading help</w:t>
+      </w:r>
+    </w:p>
+    <w:p>
+      <w:r>
+        <w:t>Complete the supported Running the primary experiment trace and record the first step you can explain without help.</w:t>
+      </w:r>
+    </w:p>
+    <w:p>
+      <w:pPr>
+        <w:spacing w:line="336" w:lineRule="auto" w:after="180"/>
+      </w:pPr>
+      <w:r>
+        <w:rPr>
+          <w:b w:val="0"/>
+        </w:rPr>
         <w:t>Use W2: Trace the worked case for Running the primary experiment. Record the answer once; the lesson and workbook refer to the same attempt.</w:t>
       </w:r>
     </w:p>
@@ -279,25 +319,37 @@
     </w:p>
     <w:p>
       <w:r>
-        <w:t>Use the worked case for Running the primary experiment. Proposed explanation: “The worked result establishes every future case”. Decide whether this explanation is supported. Point to the step or supplied fact that decides; explain your repair if needed.</w:t>
+        <w:t>Check the proposed Running the primary experiment explanation against the supplied facts before discussing it.</w:t>
       </w:r>
     </w:p>
     <w:p>
       <w:pPr>
-        <w:pStyle w:val="Heading3"/>
-      </w:pPr>
-      <w:r>
-        <w:t>My explanation before partner discussion</w:t>
+        <w:spacing w:line="336" w:lineRule="auto" w:after="180"/>
+      </w:pPr>
+      <w:r>
+        <w:rPr>
+          <w:b w:val="0"/>
+        </w:rPr>
+        <w:t>Use the worked case for Running the primary experiment. Proposed explanation: “The worked result establishes every future case”. Decide whether this explanation is supported.</w:t>
       </w:r>
     </w:p>
     <w:p>
-      <w:r>
-        <w:t>________________________________________________________________</w:t>
+      <w:pPr>
+        <w:spacing w:line="336" w:lineRule="auto" w:after="180"/>
+      </w:pPr>
+      <w:r>
+        <w:rPr>
+          <w:b w:val="0"/>
+        </w:rPr>
+        <w:t>Point to the step or supplied fact that decides; explain your repair if needed.</w:t>
       </w:r>
     </w:p>
     <w:p>
-      <w:r>
-        <w:t>________________________________________________________________</w:t>
+      <w:pPr>
+        <w:pStyle w:val="Heading3"/>
+      </w:pPr>
+      <w:r>
+        <w:t>My explanation before partner discussion</w:t>
       </w:r>
     </w:p>
     <w:p>
@@ -311,47 +363,53 @@
       </w:r>
     </w:p>
     <w:p>
-      <w:pPr>
-        <w:pStyle w:val="Heading1"/>
-      </w:pPr>
-      <w:r>
-        <w:t>04. Independent transfer case</w:t>
+      <w:r>
+        <w:t>________________________________________________________________</w:t>
       </w:r>
     </w:p>
     <w:p>
-      <w:pPr>
-        <w:pStyle w:val="Heading3"/>
-      </w:pPr>
-      <w:r>
-        <w:t>Independent case: Apply a new case independently</w:t>
+      <w:r>
+        <w:t>________________________________________________________________</w:t>
       </w:r>
     </w:p>
     <w:p>
-      <w:r>
-        <w:t>Twelve cases:9 pass, 1 fail, 2 unassessed. Report same metrics.</w:t>
+      <w:pPr>
+        <w:pStyle w:val="Heading1"/>
+      </w:pPr>
+      <w:r>
+        <w:t>04. Independent transfer case</w:t>
       </w:r>
     </w:p>
     <w:p>
-      <w:pPr>
-        <w:pStyle w:val="Heading3"/>
-      </w:pPr>
-      <w:r>
-        <w:t>My independent explanation, trace and limits</w:t>
+      <w:r>
+        <w:t>Write one first attempt at the reserved independent case before feedback. Repeated copies of that case refer to the same recorded attempt.</w:t>
       </w:r>
     </w:p>
     <w:p>
-      <w:r>
-        <w:t>________________________________________________________________</w:t>
+      <w:pPr>
+        <w:pStyle w:val="Heading3"/>
+      </w:pPr>
+      <w:r>
+        <w:t>Independent case: Apply a new case independently</w:t>
       </w:r>
     </w:p>
     <w:p>
-      <w:r>
-        <w:t>________________________________________________________________</w:t>
+      <w:pPr>
+        <w:spacing w:line="336" w:lineRule="auto" w:after="180"/>
+      </w:pPr>
+      <w:r>
+        <w:rPr>
+          <w:b w:val="0"/>
+        </w:rPr>
+        <w:t>Twelve cases:9 pass, 1 fail, 2 unassessed. Report same metrics.</w:t>
       </w:r>
     </w:p>
     <w:p>
-      <w:r>
-        <w:t>________________________________________________________________</w:t>
+      <w:pPr>
+        <w:pStyle w:val="Heading3"/>
+      </w:pPr>
+      <w:r>
+        <w:t>My independent explanation, trace and limits</w:t>
       </w:r>
     </w:p>
     <w:p>
@@ -376,48 +434,96 @@
     </w:p>
     <w:p>
       <w:r>
-        <w:t>Attempt this case before feedback. Record any help. Earlier examples below are further practice; a case already practised with feedback cannot establish fresh transfer.</w:t>
+        <w:t>________________________________________________________________</w:t>
       </w:r>
     </w:p>
     <w:p>
-      <w:pPr>
-        <w:pStyle w:val="Heading1"/>
-      </w:pPr>
-      <w:r>
-        <w:t>05. W1 Explain the mechanism</w:t>
+      <w:r>
+        <w:t>________________________________________________________________</w:t>
       </w:r>
     </w:p>
     <w:p>
       <w:r>
-        <w:t>Explain the weekly mechanism in your own words. Use the worked scenario to name its input, decision rule and output.</w:t>
+        <w:t>________________________________________________________________</w:t>
       </w:r>
     </w:p>
     <w:p>
       <w:pPr>
-        <w:pStyle w:val="Heading3"/>
-      </w:pPr>
-      <w:r>
-        <w:t>My reasoning and evidence</w:t>
+        <w:spacing w:line="336" w:lineRule="auto" w:after="180"/>
+      </w:pPr>
+      <w:r>
+        <w:rPr>
+          <w:b w:val="0"/>
+        </w:rPr>
+        <w:t>Attempt this case before feedback. Record any help. Earlier examples below are further practice; a case already practised with feedback cannot establish fresh transfer.</w:t>
       </w:r>
     </w:p>
     <w:p>
-      <w:r>
-        <w:t>________________________________________________________________</w:t>
+      <w:pPr>
+        <w:pStyle w:val="Heading1"/>
+      </w:pPr>
+      <w:r>
+        <w:t>05. W1 Explain the mechanism</w:t>
       </w:r>
     </w:p>
     <w:p>
       <w:r>
-        <w:t>________________________________________________________________</w:t>
+        <w:t>Explain the mechanism. Apply the supplied Running the primary experiment facts and keep your reasoning.</w:t>
       </w:r>
     </w:p>
     <w:p>
-      <w:r>
-        <w:t>________________________________________________________________</w:t>
+      <w:pPr>
+        <w:spacing w:line="336" w:lineRule="auto" w:after="180"/>
+      </w:pPr>
+      <w:r>
+        <w:rPr>
+          <w:b w:val="0"/>
+        </w:rPr>
+        <w:t xml:space="preserve">Explain the weekly </w:t>
+      </w:r>
+      <w:r>
+        <w:rPr>
+          <w:b/>
+        </w:rPr>
+        <w:t>mechanism</w:t>
+      </w:r>
+      <w:r>
+        <w:rPr>
+          <w:b w:val="0"/>
+        </w:rPr>
+        <w:t xml:space="preserve"> in your own words. Use the worked scenario to name its </w:t>
+      </w:r>
+      <w:r>
+        <w:rPr>
+          <w:b/>
+        </w:rPr>
+        <w:t>input</w:t>
+      </w:r>
+      <w:r>
+        <w:rPr>
+          <w:b w:val="0"/>
+        </w:rPr>
+        <w:t xml:space="preserve">, decision rule and </w:t>
+      </w:r>
+      <w:r>
+        <w:rPr>
+          <w:b/>
+        </w:rPr>
+        <w:t>output</w:t>
+      </w:r>
+      <w:r>
+        <w:rPr>
+          <w:b w:val="0"/>
+        </w:rPr>
+        <w:t>.</w:t>
       </w:r>
     </w:p>
     <w:p>
-      <w:r>
-        <w:t>________________________________________________________________</w:t>
+      <w:pPr>
+        <w:pStyle w:val="Heading3"/>
+      </w:pPr>
+      <w:r>
+        <w:t>My reasoning and evidence</w:t>
       </w:r>
     </w:p>
     <w:p>
@@ -431,24 +537,18 @@
       </w:r>
     </w:p>
     <w:p>
-      <w:pPr>
-        <w:pStyle w:val="Heading1"/>
-      </w:pPr>
-      <w:r>
-        <w:t>06. W2 Trace the worked case</w:t>
+      <w:r>
+        <w:t>________________________________________________________________</w:t>
       </w:r>
     </w:p>
     <w:p>
       <w:r>
-        <w:t>Twenty eligible cases:16 pass, 2 fail, 2 unassessed after outage. Plan reports completed rate plus coverage. Show the intermediate steps and give the conclusion with its scope.</w:t>
+        <w:t>________________________________________________________________</w:t>
       </w:r>
     </w:p>
     <w:p>
-      <w:pPr>
-        <w:pStyle w:val="Heading3"/>
-      </w:pPr>
-      <w:r>
-        <w:t>My reasoning and evidence</w:t>
+      <w:r>
+        <w:t>________________________________________________________________</w:t>
       </w:r>
     </w:p>
     <w:p>
@@ -457,23 +557,35 @@
       </w:r>
     </w:p>
     <w:p>
-      <w:r>
-        <w:t>________________________________________________________________</w:t>
+      <w:pPr>
+        <w:pStyle w:val="Heading1"/>
+      </w:pPr>
+      <w:r>
+        <w:t>06. W2 Trace the worked case</w:t>
       </w:r>
     </w:p>
     <w:p>
       <w:r>
-        <w:t>________________________________________________________________</w:t>
+        <w:t>Trace the worked case. Apply the supplied Running the primary experiment facts and keep your reasoning.</w:t>
       </w:r>
     </w:p>
     <w:p>
-      <w:r>
-        <w:t>________________________________________________________________</w:t>
+      <w:pPr>
+        <w:spacing w:line="336" w:lineRule="auto" w:after="180"/>
+      </w:pPr>
+      <w:r>
+        <w:rPr>
+          <w:b w:val="0"/>
+        </w:rPr>
+        <w:t>Twenty eligible cases:16 pass, 2 fail, 2 unassessed after outage. Plan reports completed rate plus coverage. Show the intermediate steps and give the conclusion with its scope.</w:t>
       </w:r>
     </w:p>
     <w:p>
-      <w:r>
-        <w:t>________________________________________________________________</w:t>
+      <w:pPr>
+        <w:pStyle w:val="Heading3"/>
+      </w:pPr>
+      <w:r>
+        <w:t>My reasoning and evidence</w:t>
       </w:r>
     </w:p>
     <w:p>
@@ -487,24 +599,18 @@
       </w:r>
     </w:p>
     <w:p>
-      <w:pPr>
-        <w:pStyle w:val="Heading1"/>
-      </w:pPr>
-      <w:r>
-        <w:t>07. W3 Audit the limit</w:t>
+      <w:r>
+        <w:t>________________________________________________________________</w:t>
       </w:r>
     </w:p>
     <w:p>
       <w:r>
-        <w:t>A report omits this qualification: Following the plan and reporting deviations are required even when results contradict the hypothesis. Explain how omitting it could change a reader's interpretation, and write an accurate replacement.</w:t>
+        <w:t>________________________________________________________________</w:t>
       </w:r>
     </w:p>
     <w:p>
-      <w:pPr>
-        <w:pStyle w:val="Heading3"/>
-      </w:pPr>
-      <w:r>
-        <w:t>My reasoning and evidence</w:t>
+      <w:r>
+        <w:t>________________________________________________________________</w:t>
       </w:r>
     </w:p>
     <w:p>
@@ -518,44 +624,56 @@
       </w:r>
     </w:p>
     <w:p>
-      <w:r>
-        <w:t>________________________________________________________________</w:t>
+      <w:pPr>
+        <w:pStyle w:val="Heading1"/>
+      </w:pPr>
+      <w:r>
+        <w:t>07. W3 Audit the limit</w:t>
       </w:r>
     </w:p>
     <w:p>
       <w:r>
-        <w:t>________________________________________________________________</w:t>
+        <w:t>Audit the limit. Apply the supplied Running the primary experiment facts and keep your reasoning.</w:t>
       </w:r>
     </w:p>
     <w:p>
-      <w:r>
-        <w:t>________________________________________________________________</w:t>
+      <w:pPr>
+        <w:spacing w:line="336" w:lineRule="auto" w:after="180"/>
+      </w:pPr>
+      <w:r>
+        <w:rPr>
+          <w:b w:val="0"/>
+        </w:rPr>
+        <w:t>A report omits this qualification: Following the plan and reporting deviations are required even when results contradict the hypothesis.</w:t>
       </w:r>
     </w:p>
     <w:p>
-      <w:r>
-        <w:t>________________________________________________________________</w:t>
+      <w:pPr>
+        <w:spacing w:line="336" w:lineRule="auto" w:after="180"/>
+      </w:pPr>
+      <w:r>
+        <w:rPr>
+          <w:b w:val="0"/>
+        </w:rPr>
+        <w:t>Explain how omitting it could change a reader's interpretation, and write an accurate replacement.</w:t>
       </w:r>
     </w:p>
     <w:p>
       <w:pPr>
-        <w:pStyle w:val="Heading1"/>
-      </w:pPr>
-      <w:r>
-        <w:t>08. W4 Apply a new case independently</w:t>
+        <w:pStyle w:val="Heading3"/>
+      </w:pPr>
+      <w:r>
+        <w:t>My reasoning and evidence</w:t>
       </w:r>
     </w:p>
     <w:p>
       <w:r>
-        <w:t>Twelve cases:9 pass, 1 fail, 2 unassessed. Report same metrics.</w:t>
+        <w:t>________________________________________________________________</w:t>
       </w:r>
     </w:p>
     <w:p>
-      <w:pPr>
-        <w:pStyle w:val="Heading3"/>
-      </w:pPr>
-      <w:r>
-        <w:t>My reasoning and evidence</w:t>
+      <w:r>
+        <w:t>________________________________________________________________</w:t>
       </w:r>
     </w:p>
     <w:p>
@@ -579,44 +697,50 @@
       </w:r>
     </w:p>
     <w:p>
-      <w:r>
-        <w:t>________________________________________________________________</w:t>
+      <w:pPr>
+        <w:pStyle w:val="Heading1"/>
+      </w:pPr>
+      <w:r>
+        <w:t>08. W4 Apply a new case independently</w:t>
       </w:r>
     </w:p>
     <w:p>
       <w:r>
-        <w:t>________________________________________________________________</w:t>
+        <w:t>Attempt before feedback. If this repeats the selected independent case, reuse that first attempt; otherwise keep a separate record. Apply a new case independently. Apply the supplied Running the primary experiment facts and keep your reasoning.</w:t>
       </w:r>
     </w:p>
     <w:p>
-      <w:r>
-        <w:t>________________________________________________________________</w:t>
+      <w:pPr>
+        <w:spacing w:line="336" w:lineRule="auto" w:after="180"/>
+      </w:pPr>
+      <w:r>
+        <w:rPr>
+          <w:b w:val="0"/>
+        </w:rPr>
+        <w:t>Twelve cases:9 pass, 1 fail, 2 unassessed. Report same metrics.</w:t>
       </w:r>
     </w:p>
     <w:p>
-      <w:r>
-        <w:t>________________________________________________________________</w:t>
+      <w:pPr>
+        <w:pStyle w:val="Heading3"/>
+      </w:pPr>
+      <w:r>
+        <w:t>My reasoning and evidence</w:t>
       </w:r>
     </w:p>
     <w:p>
-      <w:pPr>
-        <w:pStyle w:val="Heading1"/>
-      </w:pPr>
-      <w:r>
-        <w:t>09. W5 Design a revealing follow-up</w:t>
+      <w:r>
+        <w:t>________________________________________________________________</w:t>
       </w:r>
     </w:p>
     <w:p>
       <w:r>
-        <w:t>For the worked scenario, propose one additional case that could reveal a failure, describe its expected outcome before running it, and explain what would need to remain fixed for a fair comparison. Do not reuse W4 as a new final test after receiving feedback.</w:t>
+        <w:t>________________________________________________________________</w:t>
       </w:r>
     </w:p>
     <w:p>
-      <w:pPr>
-        <w:pStyle w:val="Heading3"/>
-      </w:pPr>
-      <w:r>
-        <w:t>My reasoning and evidence</w:t>
+      <w:r>
+        <w:t>________________________________________________________________</w:t>
       </w:r>
     </w:p>
     <w:p>
@@ -645,26 +769,38 @@
       </w:r>
     </w:p>
     <w:p>
-      <w:r>
-        <w:t>________________________________________________________________</w:t>
+      <w:pPr>
+        <w:pStyle w:val="Heading1"/>
+      </w:pPr>
+      <w:r>
+        <w:t>09. W5 Design a revealing follow-up</w:t>
       </w:r>
     </w:p>
     <w:p>
       <w:r>
-        <w:t>________________________________________________________________</w:t>
+        <w:t>Design a revealing follow-up. Apply the supplied Running the primary experiment facts and keep your reasoning.</w:t>
       </w:r>
     </w:p>
     <w:p>
       <w:pPr>
-        <w:pStyle w:val="Heading1"/>
-      </w:pPr>
-      <w:r>
-        <w:t>10. Project checkpoint and reflection</w:t>
+        <w:spacing w:line="336" w:lineRule="auto" w:after="180"/>
+      </w:pPr>
+      <w:r>
+        <w:rPr>
+          <w:b w:val="0"/>
+        </w:rPr>
+        <w:t>For the worked scenario, propose one additional case that could reveal a failure, describe its expected outcome before running it, and explain what would need to remain fixed for a fair comparison.</w:t>
       </w:r>
     </w:p>
     <w:p>
-      <w:r>
-        <w:t>Add a labelled running the primary experiment evidence sheet to Reproducible AI Research Study. Show how you can explain the mechanism and terminology of running the primary experiment. Use the supplied fictional case and keep its inputs, intermediate steps, calculation or prediction, and limitation. Connect this record to last week’s record; a matching answer without a trace is insufficient.</w:t>
+      <w:pPr>
+        <w:spacing w:line="336" w:lineRule="auto" w:after="180"/>
+      </w:pPr>
+      <w:r>
+        <w:rPr>
+          <w:b w:val="0"/>
+        </w:rPr>
+        <w:t>Do not reuse W4 as a new final test after receiving feedback.</w:t>
       </w:r>
     </w:p>
     <w:p>
@@ -672,7 +808,7 @@
         <w:pStyle w:val="Heading3"/>
       </w:pPr>
       <w:r>
-        <w:t>My project change, supporting evidence and remaining limit</w:t>
+        <w:t>My reasoning and evidence</w:t>
       </w:r>
     </w:p>
     <w:p>
@@ -706,11 +842,142 @@
       </w:r>
     </w:p>
     <w:p>
+      <w:r>
+        <w:t>________________________________________________________________</w:t>
+      </w:r>
+    </w:p>
+    <w:p>
       <w:pPr>
         <w:pStyle w:val="Heading1"/>
       </w:pPr>
       <w:r>
+        <w:t>10. Project checkpoint and reflection</w:t>
+      </w:r>
+    </w:p>
+    <w:p>
+      <w:r>
+        <w:t>Connect Running the primary experiment to Reproducible AI Research Study, identify a limit and choose the next useful test.</w:t>
+      </w:r>
+    </w:p>
+    <w:p>
+      <w:pPr>
+        <w:spacing w:line="336" w:lineRule="auto" w:after="180"/>
+      </w:pPr>
+      <w:r>
+        <w:rPr>
+          <w:b w:val="0"/>
+        </w:rPr>
+        <w:t xml:space="preserve">Add a labelled running the primary experiment </w:t>
+      </w:r>
+      <w:r>
+        <w:rPr>
+          <w:b/>
+        </w:rPr>
+        <w:t>evidence</w:t>
+      </w:r>
+      <w:r>
+        <w:rPr>
+          <w:b w:val="0"/>
+        </w:rPr>
+        <w:t xml:space="preserve"> sheet to Reproducible AI Research Study. Show how you can explain the </w:t>
+      </w:r>
+      <w:r>
+        <w:rPr>
+          <w:b/>
+        </w:rPr>
+        <w:t>mechanism</w:t>
+      </w:r>
+      <w:r>
+        <w:rPr>
+          <w:b w:val="0"/>
+        </w:rPr>
+        <w:t xml:space="preserve"> and terminology of running the primary experiment.</w:t>
+      </w:r>
+    </w:p>
+    <w:p>
+      <w:pPr>
+        <w:spacing w:line="336" w:lineRule="auto" w:after="180"/>
+      </w:pPr>
+      <w:r>
+        <w:rPr>
+          <w:b w:val="0"/>
+        </w:rPr>
+        <w:t xml:space="preserve">Use the supplied fictional case and keep its </w:t>
+      </w:r>
+      <w:r>
+        <w:rPr>
+          <w:b/>
+        </w:rPr>
+        <w:t>input</w:t>
+      </w:r>
+      <w:r>
+        <w:rPr>
+          <w:b w:val="0"/>
+        </w:rPr>
+        <w:t xml:space="preserve">s, intermediate steps, calculation or </w:t>
+      </w:r>
+      <w:r>
+        <w:rPr>
+          <w:b/>
+        </w:rPr>
+        <w:t>prediction</w:t>
+      </w:r>
+      <w:r>
+        <w:rPr>
+          <w:b w:val="0"/>
+        </w:rPr>
+        <w:t>, and limitation. Connect this record to last week’s record; a matching answer without a trace is insufficient.</w:t>
+      </w:r>
+    </w:p>
+    <w:p>
+      <w:pPr>
+        <w:pStyle w:val="Heading3"/>
+      </w:pPr>
+      <w:r>
+        <w:t>My project change, supporting evidence and remaining limit</w:t>
+      </w:r>
+    </w:p>
+    <w:p>
+      <w:r>
+        <w:t>________________________________________________________________</w:t>
+      </w:r>
+    </w:p>
+    <w:p>
+      <w:r>
+        <w:t>________________________________________________________________</w:t>
+      </w:r>
+    </w:p>
+    <w:p>
+      <w:r>
+        <w:t>________________________________________________________________</w:t>
+      </w:r>
+    </w:p>
+    <w:p>
+      <w:r>
+        <w:t>________________________________________________________________</w:t>
+      </w:r>
+    </w:p>
+    <w:p>
+      <w:r>
+        <w:t>________________________________________________________________</w:t>
+      </w:r>
+    </w:p>
+    <w:p>
+      <w:r>
+        <w:t>________________________________________________________________</w:t>
+      </w:r>
+    </w:p>
+    <w:p>
+      <w:pPr>
+        <w:pStyle w:val="Heading1"/>
+      </w:pPr>
+      <w:r>
         <w:t>11. Feedback, return check and learning record</w:t>
+      </w:r>
+    </w:p>
+    <w:p>
+      <w:r>
+        <w:t>Record the first repaired step and a different case to revisit after a delay.</w:t>
       </w:r>
     </w:p>
     <w:tbl>
@@ -850,7 +1117,13 @@
       </w:tr>
     </w:tbl>
     <w:p>
-      <w:r>
+      <w:pPr>
+        <w:spacing w:line="336" w:lineRule="auto" w:after="180"/>
+      </w:pPr>
+      <w:r>
+        <w:rPr>
+          <w:b w:val="0"/>
+        </w:rPr>
         <w:t>Revisit this idea with your teacher after a delay. Familiarity is different from explaining and using it on a changed case.</w:t>
       </w:r>
     </w:p>
@@ -864,11 +1137,40 @@
     </w:p>
     <w:p>
       <w:r>
-        <w:t>Run the frozen experiment. A research team freezes versions A and B, labels and scoring before a six-case primary run.</w:t>
+        <w:t>Run the frozen experiment. A research team freezes versions A and B, labels and scoring before a six-case primary run. Explain the labelled step before checking the changed condition.</w:t>
       </w:r>
     </w:p>
     <w:p>
-      <w:r>
+      <w:pPr>
+        <w:spacing w:line="336" w:lineRule="auto" w:after="180"/>
+      </w:pPr>
+      <w:r>
+        <w:rPr>
+          <w:b w:val="0"/>
+        </w:rPr>
+        <w:t xml:space="preserve">Run the frozen experiment. A research team freezes versions A and B, labels and scoring before a six-case </w:t>
+      </w:r>
+      <w:r>
+        <w:rPr>
+          <w:b/>
+        </w:rPr>
+        <w:t>primary run</w:t>
+      </w:r>
+      <w:r>
+        <w:rPr>
+          <w:b w:val="0"/>
+        </w:rPr>
+        <w:t>.</w:t>
+      </w:r>
+    </w:p>
+    <w:p>
+      <w:pPr>
+        <w:spacing w:line="336" w:lineRule="auto" w:after="180"/>
+      </w:pPr>
+      <w:r>
+        <w:rPr>
+          <w:b w:val="0"/>
+        </w:rPr>
         <w:t>A scores [1,0,1,1,0,1]; B scores [1,1,1,0,1,1]. Both answer the same six cases. Binary entries mean 1=correct and 0=incorrect.</w:t>
       </w:r>
     </w:p>
@@ -945,7 +1247,14 @@
       </w:r>
     </w:p>
     <w:p>
-      <w:r>
+      <w:pPr>
+        <w:spacing w:line="336" w:lineRule="auto" w:after="180"/>
+        <w:shd w:fill="F5F1FB"/>
+      </w:pPr>
+      <w:r>
+        <w:rPr>
+          <w:b w:val="0"/>
+        </w:rPr>
         <w:t>Compute A’s and B’s six-case counts and identify the cases that favour each. How must a B revision tuned on case four be labelled when evaluated again on the same set?</w:t>
       </w:r>
     </w:p>
@@ -988,35 +1297,114 @@
       </w:r>
     </w:p>
     <w:p>
-      <w:r>
-        <w:t>Support used: alone / hint / worked example. This record is practice evidence.</w:t>
+      <w:pPr>
+        <w:pStyle w:val="Heading3"/>
+      </w:pPr>
+      <w:r>
+        <w:t>Record the help used</w:t>
       </w:r>
     </w:p>
     <w:p>
-      <w:r>
-        <w:t>Project connection: For the Reproducible AI Research Study, retain an annotated worked trace and the changed-case reasoning. Connect the claim to its records, units and assumptions so another investigator can challenge or reproduce it.</w:t>
+      <w:pPr>
+        <w:spacing w:line="336" w:lineRule="auto" w:after="180"/>
+        <w:shd w:fill="F1F6F8"/>
+      </w:pPr>
+      <w:r>
+        <w:rPr>
+          <w:b w:val="0"/>
+        </w:rPr>
+        <w:t xml:space="preserve">Support used: alone / hint / worked example. This record is practice </w:t>
+      </w:r>
+      <w:r>
+        <w:rPr>
+          <w:b/>
+        </w:rPr>
+        <w:t>evidence</w:t>
+      </w:r>
+      <w:r>
+        <w:rPr>
+          <w:b w:val="0"/>
+        </w:rPr>
+        <w:t>.</w:t>
       </w:r>
     </w:p>
     <w:p>
       <w:pPr>
-        <w:pStyle w:val="Heading1"/>
-      </w:pPr>
-      <w:r>
-        <w:t>13. Project portfolio milestone</w:t>
+        <w:spacing w:line="336" w:lineRule="auto" w:after="180"/>
+      </w:pPr>
+      <w:r>
+        <w:rPr>
+          <w:b w:val="0"/>
+        </w:rPr>
+        <w:t>Project connection: For the Reproducible AI Research Study, retain an annotated worked trace and the changed-case reasoning.</w:t>
       </w:r>
     </w:p>
     <w:p>
-      <w:r>
-        <w:t>Project: Reproducible AI Research Study</w:t>
+      <w:pPr>
+        <w:spacing w:line="336" w:lineRule="auto" w:after="180"/>
+      </w:pPr>
+      <w:r>
+        <w:rPr>
+          <w:b w:val="0"/>
+        </w:rPr>
+        <w:t>Connect the claim to its records, units and assumptions so another investigator can challenge or reproduce it.</w:t>
       </w:r>
     </w:p>
     <w:p>
-      <w:r>
-        <w:t>Current milestone: Prepare the demonstration. Gather reproducible instructions, evidence, access checks and remaining limitations.</w:t>
+      <w:pPr>
+        <w:pStyle w:val="Heading1"/>
+      </w:pPr>
+      <w:r>
+        <w:t>13. Project portfolio milestone</w:t>
       </w:r>
     </w:p>
     <w:p>
       <w:r>
+        <w:t>Keep this week’s input, deciding step, result and limit together in the Reproducible AI Research Study record.</w:t>
+      </w:r>
+    </w:p>
+    <w:p>
+      <w:pPr>
+        <w:spacing w:line="336" w:lineRule="auto" w:after="180"/>
+      </w:pPr>
+      <w:r>
+        <w:rPr>
+          <w:b w:val="0"/>
+        </w:rPr>
+        <w:t>Project: Reproducible AI Research Study</w:t>
+      </w:r>
+    </w:p>
+    <w:p>
+      <w:pPr>
+        <w:spacing w:line="336" w:lineRule="auto" w:after="180"/>
+      </w:pPr>
+      <w:r>
+        <w:rPr>
+          <w:b w:val="0"/>
+        </w:rPr>
+        <w:t xml:space="preserve">Current milestone: Prepare the demonstration. Gather reproducible instructions, </w:t>
+      </w:r>
+      <w:r>
+        <w:rPr>
+          <w:b/>
+        </w:rPr>
+        <w:t>evidence</w:t>
+      </w:r>
+      <w:r>
+        <w:rPr>
+          <w:b w:val="0"/>
+        </w:rPr>
+        <w:t>, access checks and remaining limitations.</w:t>
+      </w:r>
+    </w:p>
+    <w:p>
+      <w:pPr>
+        <w:spacing w:line="336" w:lineRule="auto" w:after="180"/>
+      </w:pPr>
+      <w:r>
+        <w:rPr>
+          <w:b w:val="0"/>
+        </w:rPr>
         <w:t>For the Reproducible AI Research Study, retain an annotated worked trace and the changed-case reasoning. Connect the claim to its records, units and assumptions so another investigator can challenge or reproduce it.</w:t>
       </w:r>
     </w:p>
@@ -1179,53 +1567,104 @@
     </w:p>
     <w:p>
       <w:r>
-        <w:t>Use this supported practice once, in the browser or on paper. Keep the reserved independent assessment for a separate first attempt before teacher feedback.</w:t>
+        <w:t>Try the supported questions before comparing with hints and feedback. Record what you repaired and the evidence you retained.</w:t>
       </w:r>
     </w:p>
     <w:p>
-      <w:r>
-        <w:t>Run the frozen experiment. A research team freezes versions A and B, labels and scoring before a six-case primary run.</w:t>
+      <w:pPr>
+        <w:spacing w:line="336" w:lineRule="auto" w:after="180"/>
+      </w:pPr>
+      <w:r>
+        <w:rPr>
+          <w:b w:val="0"/>
+        </w:rPr>
+        <w:t>Use this supported practice once, in the browser or on paper. Keep the reserved independent assessment for a separate first attempt before teacher feedback.</w:t>
       </w:r>
     </w:p>
     <w:p>
       <w:pPr>
-        <w:pStyle w:val="Heading3"/>
-      </w:pPr>
-      <w:r>
-        <w:t>Practice 1: explain the deciding evidence</w:t>
+        <w:spacing w:line="336" w:lineRule="auto" w:after="180"/>
+      </w:pPr>
+      <w:r>
+        <w:rPr>
+          <w:b w:val="0"/>
+        </w:rPr>
+        <w:t xml:space="preserve">Run the frozen experiment. A research team freezes versions A and B, labels and scoring before a six-case </w:t>
+      </w:r>
+      <w:r>
+        <w:rPr>
+          <w:b/>
+        </w:rPr>
+        <w:t>primary run</w:t>
+      </w:r>
+      <w:r>
+        <w:rPr>
+          <w:b w:val="0"/>
+        </w:rPr>
+        <w:t>.</w:t>
       </w:r>
     </w:p>
     <w:p>
-      <w:r>
-        <w:t>Which labelled step matches this detail? Cases two and five favour B; case four favours A.</w:t>
+      <w:pPr>
+        <w:pStyle w:val="Heading3"/>
+      </w:pPr>
+      <w:r>
+        <w:t>Practice 1: explain the deciding evidence</w:t>
       </w:r>
     </w:p>
     <w:p>
-      <w:r>
-        <w:t>1. Compute results</w:t>
+      <w:pPr>
+        <w:spacing w:line="336" w:lineRule="auto" w:after="180"/>
+      </w:pPr>
+      <w:r>
+        <w:rPr>
+          <w:b w:val="0"/>
+        </w:rPr>
+        <w:t>Which labelled step matches this detail? Cases two and five favour B; case four favours A.</w:t>
       </w:r>
     </w:p>
     <w:p>
-      <w:r>
-        <w:t>2. Keep versions fixed</w:t>
+      <w:pPr>
+        <w:spacing w:line="336" w:lineRule="auto" w:after="180"/>
+        <w:shd w:fill="F4F9FC"/>
+      </w:pPr>
+      <w:r>
+        <w:rPr>
+          <w:b w:val="0"/>
+        </w:rPr>
+        <w:t>1. Compute results</w:t>
       </w:r>
     </w:p>
     <w:p>
-      <w:r>
-        <w:t>3. Keep case-level records</w:t>
+      <w:pPr>
+        <w:spacing w:line="336" w:lineRule="auto" w:after="180"/>
+        <w:shd w:fill="F4F9FC"/>
+      </w:pPr>
+      <w:r>
+        <w:rPr>
+          <w:b w:val="0"/>
+        </w:rPr>
+        <w:t>2. Keep versions fixed</w:t>
       </w:r>
     </w:p>
     <w:p>
       <w:pPr>
-        <w:pStyle w:val="Heading3"/>
-      </w:pPr>
-      <w:r>
-        <w:t>My selected conclusion, deciding fact and explanation</w:t>
+        <w:spacing w:line="336" w:lineRule="auto" w:after="180"/>
+        <w:shd w:fill="F4F9FC"/>
+      </w:pPr>
+      <w:r>
+        <w:rPr>
+          <w:b w:val="0"/>
+        </w:rPr>
+        <w:t>3. Keep case-level records</w:t>
       </w:r>
     </w:p>
     <w:p>
-      <w:r>
-        <w:t>________________________________________________________________</w:t>
+      <w:pPr>
+        <w:pStyle w:val="Heading3"/>
+      </w:pPr>
+      <w:r>
+        <w:t>My selected conclusion, deciding fact and explanation</w:t>
       </w:r>
     </w:p>
     <w:p>
@@ -1250,40 +1689,67 @@
     </w:p>
     <w:p>
       <w:r>
-        <w:t>Hint if needed: Read the steps in the pictorial case. Match the supplied detail to the stage that performs or records it.</w:t>
+        <w:t>________________________________________________________________</w:t>
       </w:r>
     </w:p>
     <w:p>
-      <w:r>
-        <w:t>After your attempt, compare with the supported explanation: Keep case-level records Cases two and five favour B; case four favours A. Running the primary experiment means following the declared protocol and retaining raw outcomes. Overall scores alone hide different failure patterns.</w:t>
+      <w:pPr>
+        <w:pStyle w:val="Heading3"/>
+      </w:pPr>
+      <w:r>
+        <w:t>Hint · try first</w:t>
       </w:r>
     </w:p>
     <w:p>
       <w:pPr>
-        <w:pStyle w:val="Heading3"/>
-      </w:pPr>
-      <w:r>
-        <w:t>Practice 2: explain the deciding evidence</w:t>
+        <w:spacing w:line="336" w:lineRule="auto" w:after="180"/>
+        <w:shd w:fill="F1F6F8"/>
+      </w:pPr>
+      <w:r>
+        <w:rPr>
+          <w:b w:val="0"/>
+        </w:rPr>
+        <w:t>Hint if needed: Read the steps in the pictorial case. Match the supplied detail to the stage that performs or records it.</w:t>
       </w:r>
     </w:p>
     <w:p>
-      <w:r>
-        <w:t>Changed-case practice: Tune B after inspecting its case-four failure, then rescore the same set. Which conclusion is supported by the supplied facts?</w:t>
+      <w:pPr>
+        <w:pStyle w:val="Heading3"/>
+      </w:pPr>
+      <w:r>
+        <w:t>Feedback · compare after trying</w:t>
       </w:r>
     </w:p>
     <w:p>
-      <w:r>
-        <w:t>1. Label the rerun as development on exposed cases, not untouched primary evaluation.</w:t>
+      <w:pPr>
+        <w:spacing w:line="336" w:lineRule="auto" w:after="180"/>
+        <w:shd w:fill="F1F6FC"/>
+      </w:pPr>
+      <w:r>
+        <w:rPr>
+          <w:b w:val="0"/>
+        </w:rPr>
+        <w:t>After your attempt, compare with the supported explanation: Keep case-level records Cases two and five favour B; case four favours A.</w:t>
       </w:r>
     </w:p>
     <w:p>
-      <w:r>
-        <w:t>2. This one example guarantees correct results for every future input.</w:t>
+      <w:pPr>
+        <w:spacing w:line="336" w:lineRule="auto" w:after="180"/>
+        <w:shd w:fill="F1F6FC"/>
+      </w:pPr>
+      <w:r>
+        <w:rPr>
+          <w:b w:val="0"/>
+        </w:rPr>
+        <w:t>Running the primary experiment means following the declared protocol and retaining raw outcomes. Overall scores alone hide different failure patterns.</w:t>
       </w:r>
     </w:p>
     <w:p>
-      <w:r>
-        <w:t>3. We can decide the result without examining the changed input or the procedure.</w:t>
+      <w:pPr>
+        <w:pStyle w:val="Heading3"/>
+      </w:pPr>
+      <w:r>
+        <w:t>Practice 2: explain the deciding evidence</w:t>
       </w:r>
     </w:p>
     <w:p>
@@ -1291,91 +1757,1027 @@
         <w:pStyle w:val="Heading3"/>
       </w:pPr>
       <w:r>
-        <w:t>My selected conclusion, deciding fact and explanation</w:t>
+        <w:t>Changed case · predict first</w:t>
       </w:r>
     </w:p>
     <w:p>
-      <w:r>
-        <w:t>________________________________________________________________</w:t>
+      <w:pPr>
+        <w:spacing w:line="336" w:lineRule="auto" w:after="180"/>
+        <w:shd w:fill="F5F1FB"/>
+      </w:pPr>
+      <w:r>
+        <w:rPr>
+          <w:b w:val="0"/>
+        </w:rPr>
+        <w:t>Changed-case practice: Tune B after inspecting its case-four failure, then rescore the same set. Which conclusion is supported by the supplied facts?</w:t>
       </w:r>
     </w:p>
     <w:p>
-      <w:r>
-        <w:t>________________________________________________________________</w:t>
+      <w:pPr>
+        <w:spacing w:line="336" w:lineRule="auto" w:after="180"/>
+        <w:shd w:fill="F4F9FC"/>
+      </w:pPr>
+      <w:r>
+        <w:rPr>
+          <w:b w:val="0"/>
+        </w:rPr>
+        <w:t>1. Label the rerun as development on exposed cases, not untouched primary evaluation.</w:t>
       </w:r>
     </w:p>
     <w:p>
-      <w:r>
-        <w:t>________________________________________________________________</w:t>
+      <w:pPr>
+        <w:spacing w:line="336" w:lineRule="auto" w:after="180"/>
+        <w:shd w:fill="F4F9FC"/>
+      </w:pPr>
+      <w:r>
+        <w:rPr>
+          <w:b w:val="0"/>
+        </w:rPr>
+        <w:t xml:space="preserve">2. This one example guarantees correct results for every future </w:t>
+      </w:r>
+      <w:r>
+        <w:rPr>
+          <w:b/>
+        </w:rPr>
+        <w:t>input</w:t>
+      </w:r>
+      <w:r>
+        <w:rPr>
+          <w:b w:val="0"/>
+        </w:rPr>
+        <w:t>.</w:t>
       </w:r>
     </w:p>
     <w:p>
-      <w:r>
-        <w:t>________________________________________________________________</w:t>
+      <w:pPr>
+        <w:spacing w:line="336" w:lineRule="auto" w:after="180"/>
+        <w:shd w:fill="F4F9FC"/>
+      </w:pPr>
+      <w:r>
+        <w:rPr>
+          <w:b w:val="0"/>
+        </w:rPr>
+        <w:t xml:space="preserve">3. We can decide the result without examining the changed </w:t>
+      </w:r>
+      <w:r>
+        <w:rPr>
+          <w:b/>
+        </w:rPr>
+        <w:t>input</w:t>
+      </w:r>
+      <w:r>
+        <w:rPr>
+          <w:b w:val="0"/>
+        </w:rPr>
+        <w:t xml:space="preserve"> or the procedure.</w:t>
       </w:r>
     </w:p>
     <w:p>
-      <w:r>
-        <w:t>________________________________________________________________</w:t>
+      <w:pPr>
+        <w:pStyle w:val="Heading3"/>
+      </w:pPr>
+      <w:r>
+        <w:t>My selected conclusion, deciding fact and explanation</w:t>
       </w:r>
     </w:p>
     <w:p>
       <w:r>
-        <w:t>Hint if needed: Use the changed condition and the deciding step in the pictorial trace. The answer must say what follows from those facts.</w:t>
+        <w:t>________________________________________________________________</w:t>
       </w:r>
     </w:p>
     <w:p>
       <w:r>
-        <w:t>After your attempt, compare with the supported explanation: Label the rerun as development on exposed cases, not untouched primary evaluation. The evaluation outcomes have now influenced the version.</w:t>
+        <w:t>________________________________________________________________</w:t>
       </w:r>
     </w:p>
     <w:p>
-      <w:pPr>
-        <w:pStyle w:val="Heading3"/>
-      </w:pPr>
-      <w:r>
-        <w:t>Repair a missing building block</w:t>
+      <w:r>
+        <w:t>________________________________________________________________</w:t>
       </w:r>
     </w:p>
     <w:p>
       <w:r>
-        <w:t>Review Reproducible environment and records (ai-7/24). Goal: Explain the mechanism and terminology of reproducible environment and records. Short practice: Trace the recorded mean for 2,4,6 and its changed result for 2,4,9. Which artefacts must accompany the output so another team can identify the exact run?. Return to this week and explain what you changed.</w:t>
+        <w:t>________________________________________________________________</w:t>
       </w:r>
     </w:p>
     <w:p>
       <w:r>
-        <w:t>Review Pilot experiments (ai-7/22). Goal: Explain the mechanism and terminology of pilot experiments. Short practice: Calculate reviewer agreement on the four pilot answers. What can the disagreement improve, and why are those revised practice answers not untouched final evidence?. Return to this week and explain what you changed.</w:t>
+        <w:t>________________________________________________________________</w:t>
       </w:r>
     </w:p>
     <w:p>
-      <w:r>
-        <w:t>Review Research ethics and consent (ai-7/19). Goal: Explain the mechanism and terminology of research ethics and consent. Short practice: Identify which uses the drawing consent permits and excludes. Can the unrelated project reuse the drawings under this agreement, and what new authorisation would be needed?. Return to this week and explain what you changed.</w:t>
+      <w:pPr>
+        <w:pStyle w:val="Heading3"/>
+      </w:pPr>
+      <w:r>
+        <w:t>Hint · try first</w:t>
       </w:r>
     </w:p>
     <w:p>
       <w:pPr>
-        <w:pStyle w:val="Heading3"/>
-      </w:pPr>
-      <w:r>
-        <w:t>Keep your completed work</w:t>
+        <w:spacing w:line="336" w:lineRule="auto" w:after="180"/>
+        <w:shd w:fill="F1F6F8"/>
+      </w:pPr>
+      <w:r>
+        <w:rPr>
+          <w:b w:val="0"/>
+        </w:rPr>
+        <w:t>Hint if needed: Use the changed condition and the deciding step in the pictorial trace. The answer must say what follows from those facts.</w:t>
       </w:r>
     </w:p>
     <w:p>
-      <w:r>
-        <w:t>Use Download completed work in the hosted lesson to export your answers, reflections, practice feedback and code-run evidence. Open the HTML copy to read or print it. Drafts stay in this browser when storage is available; clear drafts on a shared device.</w:t>
+      <w:pPr>
+        <w:pStyle w:val="Heading3"/>
+      </w:pPr>
+      <w:r>
+        <w:t>Feedback · compare after trying</w:t>
       </w:r>
     </w:p>
     <w:p>
       <w:pPr>
-        <w:pStyle w:val="Heading3"/>
-      </w:pPr>
-      <w:r>
-        <w:t>What I repaired, the evidence I kept and the next test</w:t>
+        <w:spacing w:line="336" w:lineRule="auto" w:after="180"/>
+        <w:shd w:fill="F1F6FC"/>
+      </w:pPr>
+      <w:r>
+        <w:rPr>
+          <w:b w:val="0"/>
+        </w:rPr>
+        <w:t>After your attempt, compare with the supported explanation: Label the rerun as development on exposed cases, not untouched primary evaluation. The evaluation outcomes have now influenced the version.</w:t>
       </w:r>
     </w:p>
     <w:p>
+      <w:pPr>
+        <w:pStyle w:val="Heading3"/>
+      </w:pPr>
+      <w:r>
+        <w:t>Repair a missing building block</w:t>
+      </w:r>
+    </w:p>
+    <w:p>
+      <w:pPr>
+        <w:spacing w:line="336" w:lineRule="auto" w:after="180"/>
+      </w:pPr>
+      <w:r>
+        <w:rPr>
+          <w:b w:val="0"/>
+        </w:rPr>
+        <w:t xml:space="preserve">Review Reproducible environment and records (ai-7/24). Goal: Explain the </w:t>
+      </w:r>
+      <w:r>
+        <w:rPr>
+          <w:b/>
+        </w:rPr>
+        <w:t>mechanism</w:t>
+      </w:r>
+      <w:r>
+        <w:rPr>
+          <w:b w:val="0"/>
+        </w:rPr>
+        <w:t xml:space="preserve"> and terminology of reproducible environment and records. Short practice: Trace the recorded mean for 2,4,6 and its changed result for 2,4,9.</w:t>
+      </w:r>
+    </w:p>
+    <w:p>
+      <w:pPr>
+        <w:spacing w:line="336" w:lineRule="auto" w:after="180"/>
+      </w:pPr>
+      <w:r>
+        <w:rPr>
+          <w:b w:val="0"/>
+        </w:rPr>
+        <w:t xml:space="preserve">Which artefacts must accompany the </w:t>
+      </w:r>
+      <w:r>
+        <w:rPr>
+          <w:b/>
+        </w:rPr>
+        <w:t>output</w:t>
+      </w:r>
+      <w:r>
+        <w:rPr>
+          <w:b w:val="0"/>
+        </w:rPr>
+        <w:t xml:space="preserve"> so another team can identify the exact run?. Return to this week and explain what you changed.</w:t>
+      </w:r>
+    </w:p>
+    <w:p>
+      <w:pPr>
+        <w:spacing w:line="336" w:lineRule="auto" w:after="180"/>
+      </w:pPr>
+      <w:r>
+        <w:rPr>
+          <w:b w:val="0"/>
+        </w:rPr>
+        <w:t xml:space="preserve">Review Pilot experiments (ai-7/22). Goal: Explain the </w:t>
+      </w:r>
+      <w:r>
+        <w:rPr>
+          <w:b/>
+        </w:rPr>
+        <w:t>mechanism</w:t>
+      </w:r>
+      <w:r>
+        <w:rPr>
+          <w:b w:val="0"/>
+        </w:rPr>
+        <w:t xml:space="preserve"> and terminology of pilot experiments. Short practice: Calculate reviewer agreement on the four pilot answers.</w:t>
+      </w:r>
+    </w:p>
+    <w:p>
+      <w:pPr>
+        <w:spacing w:line="336" w:lineRule="auto" w:after="180"/>
+      </w:pPr>
+      <w:r>
+        <w:rPr>
+          <w:b w:val="0"/>
+        </w:rPr>
+        <w:t xml:space="preserve">What can the disagreement improve, and why are those revised practice answers not untouched final </w:t>
+      </w:r>
+      <w:r>
+        <w:rPr>
+          <w:b/>
+        </w:rPr>
+        <w:t>evidence</w:t>
+      </w:r>
+      <w:r>
+        <w:rPr>
+          <w:b w:val="0"/>
+        </w:rPr>
+        <w:t>?. Return to this week and explain what you changed.</w:t>
+      </w:r>
+    </w:p>
+    <w:p>
+      <w:pPr>
+        <w:spacing w:line="336" w:lineRule="auto" w:after="180"/>
+      </w:pPr>
+      <w:r>
+        <w:rPr>
+          <w:b w:val="0"/>
+        </w:rPr>
+        <w:t xml:space="preserve">Review Research ethics and consent (ai-7/19). Goal: Explain the </w:t>
+      </w:r>
+      <w:r>
+        <w:rPr>
+          <w:b/>
+        </w:rPr>
+        <w:t>mechanism</w:t>
+      </w:r>
+      <w:r>
+        <w:rPr>
+          <w:b w:val="0"/>
+        </w:rPr>
+        <w:t xml:space="preserve"> and terminology of research ethics and consent. Short practice: Identify which uses the drawing consent permits and excludes.</w:t>
+      </w:r>
+    </w:p>
+    <w:p>
+      <w:pPr>
+        <w:spacing w:line="336" w:lineRule="auto" w:after="180"/>
+      </w:pPr>
+      <w:r>
+        <w:rPr>
+          <w:b w:val="0"/>
+        </w:rPr>
+        <w:t>Can the unrelated project reuse the drawings under this agreement, and what new authorisation would be needed?. Return to this week and explain what you changed.</w:t>
+      </w:r>
+    </w:p>
+    <w:p>
+      <w:pPr>
+        <w:pStyle w:val="Heading3"/>
+      </w:pPr>
+      <w:r>
+        <w:t>Keep your completed work</w:t>
+      </w:r>
+    </w:p>
+    <w:p>
+      <w:pPr>
+        <w:spacing w:line="336" w:lineRule="auto" w:after="180"/>
+      </w:pPr>
+      <w:r>
+        <w:rPr>
+          <w:b w:val="0"/>
+        </w:rPr>
+        <w:t xml:space="preserve">Use Download completed work in the hosted lesson to export your answers, reflections, practice feedback and code-run </w:t>
+      </w:r>
+      <w:r>
+        <w:rPr>
+          <w:b/>
+        </w:rPr>
+        <w:t>evidence</w:t>
+      </w:r>
+      <w:r>
+        <w:rPr>
+          <w:b w:val="0"/>
+        </w:rPr>
+        <w:t>. Open the HTML copy to read or print it.</w:t>
+      </w:r>
+    </w:p>
+    <w:p>
+      <w:pPr>
+        <w:spacing w:line="336" w:lineRule="auto" w:after="180"/>
+      </w:pPr>
+      <w:r>
+        <w:rPr>
+          <w:b w:val="0"/>
+        </w:rPr>
+        <w:t>Drafts stay in this browser when storage is available; clear drafts on a shared device.</w:t>
+      </w:r>
+    </w:p>
+    <w:p>
+      <w:pPr>
+        <w:pStyle w:val="Heading3"/>
+      </w:pPr>
+      <w:r>
+        <w:t>What I repaired, the evidence I kept and the next test</w:t>
+      </w:r>
+    </w:p>
+    <w:p>
       <w:r>
         <w:t>________________________________________________________________</w:t>
+      </w:r>
+    </w:p>
+    <w:p>
+      <w:r>
+        <w:t>________________________________________________________________</w:t>
+      </w:r>
+    </w:p>
+    <w:p>
+      <w:r>
+        <w:t>________________________________________________________________</w:t>
+      </w:r>
+    </w:p>
+    <w:p>
+      <w:r>
+        <w:t>________________________________________________________________</w:t>
+      </w:r>
+    </w:p>
+    <w:p>
+      <w:r>
+        <w:t>________________________________________________________________</w:t>
+      </w:r>
+    </w:p>
+    <w:p>
+      <w:pPr>
+        <w:pStyle w:val="Heading1"/>
+      </w:pPr>
+      <w:r>
+        <w:t>15. Visual concept journey</w:t>
+      </w:r>
+    </w:p>
+    <w:p>
+      <w:r>
+        <w:t>Explain each Running the primary experiment picture from its labels, then record a relevant limit.</w:t>
+      </w:r>
+    </w:p>
+    <w:p>
+      <w:pPr>
+        <w:pStyle w:val="Heading3"/>
+      </w:pPr>
+      <w:r>
+        <w:t>01. Running the primary experiment: the case</w:t>
+      </w:r>
+    </w:p>
+    <w:p>
+      <w:r>
+        <w:drawing>
+          <wp:inline xmlns:a="http://schemas.openxmlformats.org/drawingml/2006/main" xmlns:pic="http://schemas.openxmlformats.org/drawingml/2006/picture">
+            <wp:extent cx="5486400" cy="2834640"/>
+            <wp:docPr id="3" name="Picture 3" descr="Run the frozen experiment. A research team freezes versions A and B, labels and scoring before a six-case primary run. Supplied facts: A scores [1,0,1,1,0,1]; B scores [1,1,1,0,1,1]. Both answer the same six cases. Binary entries mean 1=correct and 0=incorrect."/>
+            <wp:cNvGraphicFramePr>
+              <a:graphicFrameLocks noChangeAspect="1"/>
+            </wp:cNvGraphicFramePr>
+            <a:graphic>
+              <a:graphicData uri="http://schemas.openxmlformats.org/drawingml/2006/picture">
+                <pic:pic>
+                  <pic:nvPicPr>
+                    <pic:cNvPr id="0" name="academy-story-ai-7-25-01.png"/>
+                    <pic:cNvPicPr/>
+                  </pic:nvPicPr>
+                  <pic:blipFill>
+                    <a:blip r:embed="rId11"/>
+                    <a:stretch>
+                      <a:fillRect/>
+                    </a:stretch>
+                  </pic:blipFill>
+                  <pic:spPr>
+                    <a:xfrm>
+                      <a:off x="0" y="0"/>
+                      <a:ext cx="5486400" cy="2834640"/>
+                    </a:xfrm>
+                    <a:prstGeom prst="rect"/>
+                  </pic:spPr>
+                </pic:pic>
+              </a:graphicData>
+            </a:graphic>
+          </wp:inline>
+        </w:drawing>
+      </w:r>
+    </w:p>
+    <w:p>
+      <w:pPr>
+        <w:spacing w:line="336" w:lineRule="auto" w:after="180"/>
+      </w:pPr>
+      <w:r>
+        <w:rPr>
+          <w:b w:val="0"/>
+        </w:rPr>
+        <w:t xml:space="preserve">Run the frozen experiment. A research team freezes versions A and B, labels and scoring before a six-case </w:t>
+      </w:r>
+      <w:r>
+        <w:rPr>
+          <w:b/>
+        </w:rPr>
+        <w:t>primary run</w:t>
+      </w:r>
+      <w:r>
+        <w:rPr>
+          <w:b w:val="0"/>
+        </w:rPr>
+        <w:t>. Supplied facts: A scores [1,0,1,1,0,1]; B scores [1,1,1,0,1,1]. Both answer the same six cases.</w:t>
+      </w:r>
+    </w:p>
+    <w:p>
+      <w:pPr>
+        <w:spacing w:line="336" w:lineRule="auto" w:after="180"/>
+      </w:pPr>
+      <w:r>
+        <w:rPr>
+          <w:b w:val="0"/>
+        </w:rPr>
+        <w:t>Binary entries mean 1=correct and 0=incorrect.</w:t>
+      </w:r>
+    </w:p>
+    <w:p>
+      <w:pPr>
+        <w:spacing w:line="336" w:lineRule="auto" w:after="180"/>
+        <w:shd w:fill="F5F1FB"/>
+      </w:pPr>
+      <w:r>
+        <w:rPr>
+          <w:b w:val="0"/>
+        </w:rPr>
+        <w:t>Point to the given fact that matters most. Explain why it matters.</w:t>
+      </w:r>
+    </w:p>
+    <w:p>
+      <w:pPr>
+        <w:pStyle w:val="Heading3"/>
+      </w:pPr>
+      <w:r>
+        <w:t>My picture explanation, deciding evidence and one limit</w:t>
+      </w:r>
+    </w:p>
+    <w:p>
+      <w:r>
+        <w:t>________________________________________________________________</w:t>
+      </w:r>
+    </w:p>
+    <w:p>
+      <w:r>
+        <w:t>________________________________________________________________</w:t>
+      </w:r>
+    </w:p>
+    <w:p>
+      <w:r>
+        <w:t>________________________________________________________________</w:t>
+      </w:r>
+    </w:p>
+    <w:p>
+      <w:r>
+        <w:t>________________________________________________________________</w:t>
+      </w:r>
+    </w:p>
+    <w:p>
+      <w:pPr>
+        <w:pStyle w:val="Heading3"/>
+      </w:pPr>
+      <w:r>
+        <w:t>02. Follow the deciding steps</w:t>
+      </w:r>
+    </w:p>
+    <w:p>
+      <w:r>
+        <w:drawing>
+          <wp:inline xmlns:a="http://schemas.openxmlformats.org/drawingml/2006/main" xmlns:pic="http://schemas.openxmlformats.org/drawingml/2006/picture">
+            <wp:extent cx="5486400" cy="3182112"/>
+            <wp:docPr id="4" name="Picture 4" descr="Keep versions fixed: No case result may trigger tuning during this run. → Compute results: A totals 4/6; B totals 5/6. → Keep case-level records: Cases two and five favour B; case four favours A."/>
+            <wp:cNvGraphicFramePr>
+              <a:graphicFrameLocks noChangeAspect="1"/>
+            </wp:cNvGraphicFramePr>
+            <a:graphic>
+              <a:graphicData uri="http://schemas.openxmlformats.org/drawingml/2006/picture">
+                <pic:pic>
+                  <pic:nvPicPr>
+                    <pic:cNvPr id="0" name="academy-story-ai-7-25-02.png"/>
+                    <pic:cNvPicPr/>
+                  </pic:nvPicPr>
+                  <pic:blipFill>
+                    <a:blip r:embed="rId12"/>
+                    <a:stretch>
+                      <a:fillRect/>
+                    </a:stretch>
+                  </pic:blipFill>
+                  <pic:spPr>
+                    <a:xfrm>
+                      <a:off x="0" y="0"/>
+                      <a:ext cx="5486400" cy="3182112"/>
+                    </a:xfrm>
+                    <a:prstGeom prst="rect"/>
+                  </pic:spPr>
+                </pic:pic>
+              </a:graphicData>
+            </a:graphic>
+          </wp:inline>
+        </w:drawing>
+      </w:r>
+    </w:p>
+    <w:p>
+      <w:pPr>
+        <w:spacing w:line="336" w:lineRule="auto" w:after="180"/>
+      </w:pPr>
+      <w:r>
+        <w:rPr>
+          <w:b w:val="0"/>
+        </w:rPr>
+        <w:t>Keep versions fixed: No case result may trigger tuning during this run. → Compute results: A totals 4/6; B totals 5/6. → Keep case-level records: Cases two and five favour B; case four favours A.</w:t>
+      </w:r>
+    </w:p>
+    <w:p>
+      <w:pPr>
+        <w:spacing w:line="336" w:lineRule="auto" w:after="180"/>
+        <w:shd w:fill="F5F1FB"/>
+      </w:pPr>
+      <w:r>
+        <w:rPr>
+          <w:b w:val="0"/>
+        </w:rPr>
+        <w:t xml:space="preserve">Point to each numbered stage and explain which recorded </w:t>
+      </w:r>
+      <w:r>
+        <w:rPr>
+          <w:b/>
+        </w:rPr>
+        <w:t>input</w:t>
+      </w:r>
+      <w:r>
+        <w:rPr>
+          <w:b w:val="0"/>
+        </w:rPr>
+        <w:t xml:space="preserve"> it uses.</w:t>
+      </w:r>
+    </w:p>
+    <w:p>
+      <w:pPr>
+        <w:pStyle w:val="Heading3"/>
+      </w:pPr>
+      <w:r>
+        <w:t>My picture explanation, deciding evidence and one limit</w:t>
+      </w:r>
+    </w:p>
+    <w:p>
+      <w:r>
+        <w:t>________________________________________________________________</w:t>
+      </w:r>
+    </w:p>
+    <w:p>
+      <w:r>
+        <w:t>________________________________________________________________</w:t>
+      </w:r>
+    </w:p>
+    <w:p>
+      <w:r>
+        <w:t>________________________________________________________________</w:t>
+      </w:r>
+    </w:p>
+    <w:p>
+      <w:r>
+        <w:t>________________________________________________________________</w:t>
+      </w:r>
+    </w:p>
+    <w:p>
+      <w:pPr>
+        <w:pStyle w:val="Heading3"/>
+      </w:pPr>
+      <w:r>
+        <w:t>03. Paired primary case outcomes</w:t>
+      </w:r>
+    </w:p>
+    <w:p>
+      <w:r>
+        <w:drawing>
+          <wp:inline xmlns:a="http://schemas.openxmlformats.org/drawingml/2006/main" xmlns:pic="http://schemas.openxmlformats.org/drawingml/2006/picture">
+            <wp:extent cx="5486400" cy="3096768"/>
+            <wp:docPr id="5" name="Picture 5" descr="Paired primary case outcomes. Version A: Case 1 = 1, Case 2 = 0, Case 3 = 1, Case 4 = 1, Case 5 = 0, Case 6 = 1. Version B: Case 1 = 1, Case 2 = 1, Case 3 = 1, Case 4 = 0, Case 5 = 1, Case 6 = 1."/>
+            <wp:cNvGraphicFramePr>
+              <a:graphicFrameLocks noChangeAspect="1"/>
+            </wp:cNvGraphicFramePr>
+            <a:graphic>
+              <a:graphicData uri="http://schemas.openxmlformats.org/drawingml/2006/picture">
+                <pic:pic>
+                  <pic:nvPicPr>
+                    <pic:cNvPr id="0" name="academy-story-ai-7-25-03.png"/>
+                    <pic:cNvPicPr/>
+                  </pic:nvPicPr>
+                  <pic:blipFill>
+                    <a:blip r:embed="rId13"/>
+                    <a:stretch>
+                      <a:fillRect/>
+                    </a:stretch>
+                  </pic:blipFill>
+                  <pic:spPr>
+                    <a:xfrm>
+                      <a:off x="0" y="0"/>
+                      <a:ext cx="5486400" cy="3096768"/>
+                    </a:xfrm>
+                    <a:prstGeom prst="rect"/>
+                  </pic:spPr>
+                </pic:pic>
+              </a:graphicData>
+            </a:graphic>
+          </wp:inline>
+        </w:drawing>
+      </w:r>
+    </w:p>
+    <w:p>
+      <w:pPr>
+        <w:spacing w:line="336" w:lineRule="auto" w:after="180"/>
+      </w:pPr>
+      <w:r>
+        <w:rPr>
+          <w:b w:val="0"/>
+        </w:rPr>
+        <w:t>Paired primary case outcomes. Version A: Case 1 = 1, Case 2 = 0, Case 3 = 1, Case 4 = 1, Case 5 = 0, Case 6 = 1. Version B: Case 1 = 1, Case 2 = 1, Case 3 = 1, Case 4 = 0, Case 5 = 1, Case 6 = 1.</w:t>
+      </w:r>
+    </w:p>
+    <w:p>
+      <w:pPr>
+        <w:spacing w:line="336" w:lineRule="auto" w:after="180"/>
+        <w:shd w:fill="F5F1FB"/>
+      </w:pPr>
+      <w:r>
+        <w:rPr>
+          <w:b w:val="0"/>
+        </w:rPr>
+        <w:t>Read the labels and values. Explain the relationship the model shows.</w:t>
+      </w:r>
+    </w:p>
+    <w:p>
+      <w:pPr>
+        <w:pStyle w:val="Heading3"/>
+      </w:pPr>
+      <w:r>
+        <w:t>My picture explanation, deciding evidence and one limit</w:t>
+      </w:r>
+    </w:p>
+    <w:p>
+      <w:r>
+        <w:t>________________________________________________________________</w:t>
+      </w:r>
+    </w:p>
+    <w:p>
+      <w:r>
+        <w:t>________________________________________________________________</w:t>
+      </w:r>
+    </w:p>
+    <w:p>
+      <w:r>
+        <w:t>________________________________________________________________</w:t>
+      </w:r>
+    </w:p>
+    <w:p>
+      <w:r>
+        <w:t>________________________________________________________________</w:t>
+      </w:r>
+    </w:p>
+    <w:p>
+      <w:pPr>
+        <w:pStyle w:val="Heading3"/>
+      </w:pPr>
+      <w:r>
+        <w:t>04. Change one thing. Trace what follows.</w:t>
+      </w:r>
+    </w:p>
+    <w:p>
+      <w:r>
+        <w:drawing>
+          <wp:inline xmlns:a="http://schemas.openxmlformats.org/drawingml/2006/main" xmlns:pic="http://schemas.openxmlformats.org/drawingml/2006/picture">
+            <wp:extent cx="5486400" cy="3026664"/>
+            <wp:docPr id="6" name="Picture 6" descr="Original case: Cases two and five favour B; case four favours A. Changed condition: Tune B after inspecting its case-four failure, then rescore the same set. Expected result: Label the rerun as development on exposed cases, not untouched primary evaluation. Reason: The evaluation outcomes have now influenced the version."/>
+            <wp:cNvGraphicFramePr>
+              <a:graphicFrameLocks noChangeAspect="1"/>
+            </wp:cNvGraphicFramePr>
+            <a:graphic>
+              <a:graphicData uri="http://schemas.openxmlformats.org/drawingml/2006/picture">
+                <pic:pic>
+                  <pic:nvPicPr>
+                    <pic:cNvPr id="0" name="academy-story-ai-7-25-04.png"/>
+                    <pic:cNvPicPr/>
+                  </pic:nvPicPr>
+                  <pic:blipFill>
+                    <a:blip r:embed="rId14"/>
+                    <a:stretch>
+                      <a:fillRect/>
+                    </a:stretch>
+                  </pic:blipFill>
+                  <pic:spPr>
+                    <a:xfrm>
+                      <a:off x="0" y="0"/>
+                      <a:ext cx="5486400" cy="3026664"/>
+                    </a:xfrm>
+                    <a:prstGeom prst="rect"/>
+                  </pic:spPr>
+                </pic:pic>
+              </a:graphicData>
+            </a:graphic>
+          </wp:inline>
+        </w:drawing>
+      </w:r>
+    </w:p>
+    <w:p>
+      <w:pPr>
+        <w:spacing w:line="336" w:lineRule="auto" w:after="180"/>
+      </w:pPr>
+      <w:r>
+        <w:rPr>
+          <w:b w:val="0"/>
+        </w:rPr>
+        <w:t>Original case: Cases two and five favour B; case four favours A. Changed condition: Tune B after inspecting its case-four failure, then rescore the same set.</w:t>
+      </w:r>
+    </w:p>
+    <w:p>
+      <w:pPr>
+        <w:spacing w:line="336" w:lineRule="auto" w:after="180"/>
+      </w:pPr>
+      <w:r>
+        <w:rPr>
+          <w:b w:val="0"/>
+        </w:rPr>
+        <w:t>Expected result: Label the rerun as development on exposed cases, not untouched primary evaluation. Reason: The evaluation outcomes have now influenced the version.</w:t>
+      </w:r>
+    </w:p>
+    <w:p>
+      <w:pPr>
+        <w:spacing w:line="336" w:lineRule="auto" w:after="180"/>
+        <w:shd w:fill="F5F1FB"/>
+      </w:pPr>
+      <w:r>
+        <w:rPr>
+          <w:b w:val="0"/>
+        </w:rPr>
+        <w:t>Predict before checking the worked changed-case result. Name what changed and what the supplied facts allow you to conclude.</w:t>
+      </w:r>
+    </w:p>
+    <w:p>
+      <w:pPr>
+        <w:pStyle w:val="Heading3"/>
+      </w:pPr>
+      <w:r>
+        <w:t>My picture explanation, deciding evidence and one limit</w:t>
+      </w:r>
+    </w:p>
+    <w:p>
+      <w:r>
+        <w:t>________________________________________________________________</w:t>
+      </w:r>
+    </w:p>
+    <w:p>
+      <w:r>
+        <w:t>________________________________________________________________</w:t>
+      </w:r>
+    </w:p>
+    <w:p>
+      <w:r>
+        <w:t>________________________________________________________________</w:t>
+      </w:r>
+    </w:p>
+    <w:p>
+      <w:r>
+        <w:t>________________________________________________________________</w:t>
+      </w:r>
+    </w:p>
+    <w:p>
+      <w:pPr>
+        <w:pStyle w:val="Heading3"/>
+      </w:pPr>
+      <w:r>
+        <w:t>05. Connect the explanation to its limit</w:t>
+      </w:r>
+    </w:p>
+    <w:p>
+      <w:r>
+        <w:drawing>
+          <wp:inline xmlns:a="http://schemas.openxmlformats.org/drawingml/2006/main" xmlns:pic="http://schemas.openxmlformats.org/drawingml/2006/picture">
+            <wp:extent cx="5486400" cy="2834640"/>
+            <wp:docPr id="7" name="Picture 7" descr="Running the primary experiment means following the declared protocol and retaining raw outcomes. Overall scores alone hide different failure patterns. Limit: Six illustrative cases do not establish a population advantage or statistical significance."/>
+            <wp:cNvGraphicFramePr>
+              <a:graphicFrameLocks noChangeAspect="1"/>
+            </wp:cNvGraphicFramePr>
+            <a:graphic>
+              <a:graphicData uri="http://schemas.openxmlformats.org/drawingml/2006/picture">
+                <pic:pic>
+                  <pic:nvPicPr>
+                    <pic:cNvPr id="0" name="academy-story-ai-7-25-05.png"/>
+                    <pic:cNvPicPr/>
+                  </pic:nvPicPr>
+                  <pic:blipFill>
+                    <a:blip r:embed="rId15"/>
+                    <a:stretch>
+                      <a:fillRect/>
+                    </a:stretch>
+                  </pic:blipFill>
+                  <pic:spPr>
+                    <a:xfrm>
+                      <a:off x="0" y="0"/>
+                      <a:ext cx="5486400" cy="2834640"/>
+                    </a:xfrm>
+                    <a:prstGeom prst="rect"/>
+                  </pic:spPr>
+                </pic:pic>
+              </a:graphicData>
+            </a:graphic>
+          </wp:inline>
+        </w:drawing>
+      </w:r>
+    </w:p>
+    <w:p>
+      <w:pPr>
+        <w:spacing w:line="336" w:lineRule="auto" w:after="180"/>
+      </w:pPr>
+      <w:r>
+        <w:rPr>
+          <w:b w:val="0"/>
+        </w:rPr>
+        <w:t>Running the primary experiment means following the declared protocol and retaining raw outcomes. Overall scores alone hide different failure patterns.</w:t>
+      </w:r>
+    </w:p>
+    <w:p>
+      <w:pPr>
+        <w:spacing w:line="336" w:lineRule="auto" w:after="180"/>
+      </w:pPr>
+      <w:r>
+        <w:rPr>
+          <w:b w:val="0"/>
+        </w:rPr>
+        <w:t>Limit: Six illustrative cases do not establish a population advantage or statistical significance.</w:t>
+      </w:r>
+    </w:p>
+    <w:p>
+      <w:pPr>
+        <w:spacing w:line="336" w:lineRule="auto" w:after="180"/>
+        <w:shd w:fill="F5F1FB"/>
+      </w:pPr>
+      <w:r>
+        <w:rPr>
+          <w:b w:val="0"/>
+        </w:rPr>
+        <w:t>Explain the case, then point to a limit on the claim.</w:t>
+      </w:r>
+    </w:p>
+    <w:p>
+      <w:pPr>
+        <w:pStyle w:val="Heading3"/>
+      </w:pPr>
+      <w:r>
+        <w:t>My picture explanation, deciding evidence and one limit</w:t>
+      </w:r>
+    </w:p>
+    <w:p>
+      <w:r>
+        <w:t>________________________________________________________________</w:t>
+      </w:r>
+    </w:p>
+    <w:p>
+      <w:r>
+        <w:t>________________________________________________________________</w:t>
+      </w:r>
+    </w:p>
+    <w:p>
+      <w:r>
+        <w:t>________________________________________________________________</w:t>
+      </w:r>
+    </w:p>
+    <w:p>
+      <w:r>
+        <w:t>________________________________________________________________</w:t>
+      </w:r>
+    </w:p>
+    <w:p>
+      <w:pPr>
+        <w:pStyle w:val="Heading3"/>
+      </w:pPr>
+      <w:r>
+        <w:t>06. Make the idea visible in your project</w:t>
+      </w:r>
+    </w:p>
+    <w:p>
+      <w:r>
+        <w:drawing>
+          <wp:inline xmlns:a="http://schemas.openxmlformats.org/drawingml/2006/main" xmlns:pic="http://schemas.openxmlformats.org/drawingml/2006/picture">
+            <wp:extent cx="5486400" cy="3681984"/>
+            <wp:docPr id="8" name="Picture 8" descr="For the Reproducible AI Research Study, retain an annotated worked trace and the changed-case reasoning. Connect the claim to its records, units and assumptions so another investigator can challenge or reproduce it. Draw your input, deciding step, result and limit. Supported question: Compute A’s and B’s six-case counts and identify the cases that favour each. How must a B revision tuned on case four be labelled when evaluated again on the same set?"/>
+            <wp:cNvGraphicFramePr>
+              <a:graphicFrameLocks noChangeAspect="1"/>
+            </wp:cNvGraphicFramePr>
+            <a:graphic>
+              <a:graphicData uri="http://schemas.openxmlformats.org/drawingml/2006/picture">
+                <pic:pic>
+                  <pic:nvPicPr>
+                    <pic:cNvPr id="0" name="academy-story-ai-7-25-06.png"/>
+                    <pic:cNvPicPr/>
+                  </pic:nvPicPr>
+                  <pic:blipFill>
+                    <a:blip r:embed="rId16"/>
+                    <a:stretch>
+                      <a:fillRect/>
+                    </a:stretch>
+                  </pic:blipFill>
+                  <pic:spPr>
+                    <a:xfrm>
+                      <a:off x="0" y="0"/>
+                      <a:ext cx="5486400" cy="3681984"/>
+                    </a:xfrm>
+                    <a:prstGeom prst="rect"/>
+                  </pic:spPr>
+                </pic:pic>
+              </a:graphicData>
+            </a:graphic>
+          </wp:inline>
+        </w:drawing>
+      </w:r>
+    </w:p>
+    <w:p>
+      <w:pPr>
+        <w:spacing w:line="336" w:lineRule="auto" w:after="180"/>
+      </w:pPr>
+      <w:r>
+        <w:rPr>
+          <w:b w:val="0"/>
+        </w:rPr>
+        <w:t>For the Reproducible AI Research Study, retain an annotated worked trace and the changed-case reasoning. Connect the claim to its records, units and assumptions so another investigator can challenge or reproduce it.</w:t>
+      </w:r>
+    </w:p>
+    <w:p>
+      <w:pPr>
+        <w:spacing w:line="336" w:lineRule="auto" w:after="180"/>
+      </w:pPr>
+      <w:r>
+        <w:rPr>
+          <w:b w:val="0"/>
+        </w:rPr>
+        <w:t xml:space="preserve">Draw your </w:t>
+      </w:r>
+      <w:r>
+        <w:rPr>
+          <w:b/>
+        </w:rPr>
+        <w:t>input</w:t>
+      </w:r>
+      <w:r>
+        <w:rPr>
+          <w:b w:val="0"/>
+        </w:rPr>
+        <w:t>, deciding step, result and limit. Supported question: Compute A’s and B’s six-case counts and identify the cases that favour each.</w:t>
+      </w:r>
+    </w:p>
+    <w:p>
+      <w:pPr>
+        <w:spacing w:line="336" w:lineRule="auto" w:after="180"/>
+      </w:pPr>
+      <w:r>
+        <w:rPr>
+          <w:b w:val="0"/>
+        </w:rPr>
+        <w:t>How must a B revision tuned on case four be labelled when evaluated again on the same set?</w:t>
+      </w:r>
+    </w:p>
+    <w:p>
+      <w:pPr>
+        <w:spacing w:line="336" w:lineRule="auto" w:after="180"/>
+        <w:shd w:fill="F5F1FB"/>
+      </w:pPr>
+      <w:r>
+        <w:rPr>
+          <w:b w:val="0"/>
+        </w:rPr>
+        <w:t xml:space="preserve">Draw your project trace and justify the deciding step using </w:t>
+      </w:r>
+      <w:r>
+        <w:rPr>
+          <w:b/>
+        </w:rPr>
+        <w:t>evidence</w:t>
+      </w:r>
+      <w:r>
+        <w:rPr>
+          <w:b w:val="0"/>
+        </w:rPr>
+        <w:t>.</w:t>
+      </w:r>
+    </w:p>
+    <w:p>
+      <w:pPr>
+        <w:pStyle w:val="Heading3"/>
+      </w:pPr>
+      <w:r>
+        <w:t>My picture explanation, deciding evidence and one limit</w:t>
       </w:r>
     </w:p>
     <w:p>

--- a/downloads/workbook/ai-7-week-25.docx
+++ b/downloads/workbook/ai-7-week-25.docx
@@ -401,7 +401,7 @@
         <w:rPr>
           <w:b w:val="0"/>
         </w:rPr>
-        <w:t>Twelve cases:9 pass, 1 fail, 2 unassessed. Report same metrics.</w:t>
+        <w:t>Twelve eligible cases include 9 passes, 1 failure and 2 unassessed cases. Report completed-case pass rate (passes / completed cases), assessment coverage (completed / eligible cases) and the unassessed count.</w:t>
       </w:r>
     </w:p>
     <w:p>
@@ -717,7 +717,7 @@
         <w:rPr>
           <w:b w:val="0"/>
         </w:rPr>
-        <w:t>Twelve cases:9 pass, 1 fail, 2 unassessed. Report same metrics.</w:t>
+        <w:t>Twelve eligible cases include 9 passes, 1 failure and 2 unassessed cases. Report completed-case pass rate (passes / completed cases), assessment coverage (completed / eligible cases) and the unassessed count.</w:t>
       </w:r>
     </w:p>
     <w:p>

--- a/downloads/workbook/ai-7-week-25.docx
+++ b/downloads/workbook/ai-7-week-25.docx
@@ -25,22 +25,45 @@
         <w:pStyle w:val="Heading1"/>
       </w:pPr>
       <w:r>
-        <w:t>01. Recall and choose your starting point</w:t>
-      </w:r>
-    </w:p>
-    <w:p>
-      <w:r>
-        <w:t>Record your starting explanation for Running the primary experiment before opening notes. Show any later correction separately.</w:t>
-      </w:r>
-    </w:p>
-    <w:p>
-      <w:pPr>
-        <w:spacing w:line="336" w:lineRule="auto" w:after="180"/>
-      </w:pPr>
-      <w:r>
-        <w:rPr>
-          <w:b w:val="0"/>
-        </w:rPr>
+        <w:t>One complete research-case evidence record.</w:t>
+      </w:r>
+    </w:p>
+    <w:p>
+      <w:r>
+        <w:t>Report completion coverage, paired failures and later revisions without hiding missing cases.</w:t>
+      </w:r>
+    </w:p>
+    <w:p>
+      <w:r>
+        <w:t>Recall → W1–W3/W5 → independent case → project evidence → feedback and delayed return.</w:t>
+      </w:r>
+    </w:p>
+    <w:p>
+      <w:pPr>
+        <w:pStyle w:val="Heading1"/>
+      </w:pPr>
+      <w:r>
+        <w:t>01. Recall · Retrieve before notes</w:t>
+      </w:r>
+    </w:p>
+    <w:p>
+      <w:r>
+        <w:t>Keep this task’s inputs,rule and response together.</w:t>
+      </w:r>
+    </w:p>
+    <w:p>
+      <w:pPr>
+        <w:pStyle w:val="Heading2"/>
+      </w:pPr>
+      <w:r>
+        <w:t>Complete task and evidence</w:t>
+      </w:r>
+    </w:p>
+    <w:p>
+      <w:pPr>
+        <w:pStyle w:val="ListBullet"/>
+      </w:pPr>
+      <w:r>
         <w:t>Try the recall before opening notes. Then use a different colour or a labelled second line to correct your explanation.</w:t>
       </w:r>
     </w:p>
@@ -54,12 +77,9 @@
     </w:p>
     <w:p>
       <w:pPr>
-        <w:spacing w:line="336" w:lineRule="auto" w:after="180"/>
-      </w:pPr>
-      <w:r>
-        <w:rPr>
-          <w:b w:val="0"/>
-        </w:rPr>
+        <w:pStyle w:val="ListBullet"/>
+      </w:pPr>
+      <w:r>
         <w:t>Without opening the old lesson, explain one key idea from Reproducible environment and records. Give an example and a mistake that the idea helps you avoid.</w:t>
       </w:r>
     </w:p>
@@ -96,12 +116,9 @@
     </w:p>
     <w:p>
       <w:pPr>
-        <w:spacing w:line="336" w:lineRule="auto" w:after="180"/>
-      </w:pPr>
-      <w:r>
-        <w:rPr>
-          <w:b w:val="0"/>
-        </w:rPr>
+        <w:pStyle w:val="ListBullet"/>
+      </w:pPr>
+      <w:r>
         <w:t>Without opening the old lesson, explain one key idea from Pilot experiments. Give an example and a mistake that the idea helps you avoid.</w:t>
       </w:r>
     </w:p>
@@ -138,12 +155,9 @@
     </w:p>
     <w:p>
       <w:pPr>
-        <w:spacing w:line="336" w:lineRule="auto" w:after="180"/>
-      </w:pPr>
-      <w:r>
-        <w:rPr>
-          <w:b w:val="0"/>
-        </w:rPr>
+        <w:pStyle w:val="ListBullet"/>
+      </w:pPr>
+      <w:r>
         <w:t>Without opening the old lesson, explain one key idea from Research ethics and consent. Give an example and a mistake that the idea helps you avoid.</w:t>
       </w:r>
     </w:p>
@@ -175,23 +189,95 @@
         <w:pStyle w:val="Heading1"/>
       </w:pPr>
       <w:r>
-        <w:t>02. Practise with fading help</w:t>
-      </w:r>
-    </w:p>
-    <w:p>
-      <w:r>
-        <w:t>Complete the supported Running the primary experiment trace and record the first step you can explain without help.</w:t>
-      </w:r>
-    </w:p>
-    <w:p>
-      <w:pPr>
-        <w:spacing w:line="336" w:lineRule="auto" w:after="180"/>
-      </w:pPr>
-      <w:r>
-        <w:rPr>
-          <w:b w:val="0"/>
-        </w:rPr>
-        <w:t>Use W2: Trace the worked case for Running the primary experiment. Record the answer once; the lesson and workbook refer to the same attempt.</w:t>
+        <w:t>05. W1 · Explain the current example</w:t>
+      </w:r>
+    </w:p>
+    <w:p>
+      <w:r>
+        <w:t>Keep this task’s inputs,rule and response together.</w:t>
+      </w:r>
+    </w:p>
+    <w:p>
+      <w:pPr>
+        <w:pStyle w:val="Heading2"/>
+      </w:pPr>
+      <w:r>
+        <w:t>Complete task and evidence</w:t>
+      </w:r>
+    </w:p>
+    <w:p>
+      <w:pPr>
+        <w:pStyle w:val="ListBullet"/>
+      </w:pPr>
+      <w:r>
+        <w:t>A primary experiment follows the fixed plan, preserves raw outcomes and reports deviations separately. Main twenty eligible cases include sixteen passes, two failures and two unassessed after outage. Completed count is eighteen. Planned completed-case pass rate is 16/18 ≈ 88.889%; coverage is 18/20 = 90%, with two unassessed outcomes explicit. The different 16/20 rate is not the same metric. Do not assume missing outcomes match completed ones or silently retry away failures. Separate frozen six-case picture has A flags 1, 0, 1, 1, 0, 1 and B flags 1, 1, 1, 0, 1, 1: totals four and five. B wins C2/C5, A wins C4, with three ties. Net gain one hides three changed cases. Tuning B using C4 creates a later revision; same-set rescoring is development evidence and the revised score is unknown. Supplied records establish no real model execution, significance or population advantage.</w:t>
+      </w:r>
+    </w:p>
+    <w:p>
+      <w:pPr>
+        <w:pStyle w:val="ListBullet"/>
+      </w:pPr>
+      <w:r>
+        <w:t>Explain the weekly mechanism in your own words. Use the worked scenario to name its input, decision rule and output.</w:t>
+      </w:r>
+    </w:p>
+    <w:p>
+      <w:pPr>
+        <w:pStyle w:val="Heading3"/>
+      </w:pPr>
+      <w:r>
+        <w:t>My reasoning and evidence</w:t>
+      </w:r>
+    </w:p>
+    <w:p>
+      <w:r>
+        <w:t>________________________________________________________________</w:t>
+      </w:r>
+    </w:p>
+    <w:p>
+      <w:r>
+        <w:t>________________________________________________________________</w:t>
+      </w:r>
+    </w:p>
+    <w:p>
+      <w:r>
+        <w:t>________________________________________________________________</w:t>
+      </w:r>
+    </w:p>
+    <w:p>
+      <w:r>
+        <w:t>________________________________________________________________</w:t>
+      </w:r>
+    </w:p>
+    <w:p>
+      <w:r>
+        <w:t>________________________________________________________________</w:t>
+      </w:r>
+    </w:p>
+    <w:p>
+      <w:r>
+        <w:t>________________________________________________________________</w:t>
+      </w:r>
+    </w:p>
+    <w:p>
+      <w:pPr>
+        <w:pStyle w:val="Heading1"/>
+      </w:pPr>
+      <w:r>
+        <w:t>06. W2 · Trace the worked case</w:t>
+      </w:r>
+    </w:p>
+    <w:p>
+      <w:r>
+        <w:t>Keep the supplied inputs, comparison rule and evidence together.</w:t>
+      </w:r>
+    </w:p>
+    <w:p>
+      <w:pPr>
+        <w:pStyle w:val="Heading2"/>
+      </w:pPr>
+      <w:r>
+        <w:t>Complete task and evidence</w:t>
       </w:r>
     </w:p>
     <w:tbl>
@@ -201,10 +287,9 @@
         <w:tblLook w:firstColumn="1" w:firstRow="1" w:lastColumn="0" w:lastRow="0" w:noHBand="0" w:noVBand="1" w:val="04A0"/>
       </w:tblPr>
       <w:tblGrid>
-        <w:gridCol w:w="2556"/>
-        <w:gridCol w:w="2556"/>
-        <w:gridCol w:w="2556"/>
-        <w:gridCol w:w="2556"/>
+        <w:gridCol w:w="3408"/>
+        <w:gridCol w:w="3408"/>
+        <w:gridCol w:w="3408"/>
       </w:tblGrid>
       <w:tr>
         <w:trPr>
@@ -212,41 +297,31 @@
         </w:trPr>
         <w:tc>
           <w:tcPr>
-            <w:tcW w:type="dxa" w:w="2556"/>
+            <w:tcW w:type="dxa" w:w="3408"/>
           </w:tcPr>
           <w:p>
             <w:r>
-              <w:t>Given inputs</w:t>
+              <w:t>Main quantity</w:t>
             </w:r>
           </w:p>
         </w:tc>
         <w:tc>
           <w:tcPr>
-            <w:tcW w:type="dxa" w:w="2556"/>
+            <w:tcW w:type="dxa" w:w="3408"/>
           </w:tcPr>
           <w:p>
             <w:r>
-              <w:t>Procedure I chose</w:t>
+              <w:t>Calculation</w:t>
             </w:r>
           </w:p>
         </w:tc>
         <w:tc>
           <w:tcPr>
-            <w:tcW w:type="dxa" w:w="2556"/>
+            <w:tcW w:type="dxa" w:w="3408"/>
           </w:tcPr>
           <w:p>
             <w:r>
-              <w:t>Middle steps</w:t>
-            </w:r>
-          </w:p>
-        </w:tc>
-        <w:tc>
-          <w:tcPr>
-            <w:tcW w:type="dxa" w:w="2556"/>
-          </w:tcPr>
-          <w:p>
-            <w:r>
-              <w:t>Result and check</w:t>
+              <w:t>Interpretation</w:t>
             </w:r>
           </w:p>
         </w:tc>
@@ -254,44 +329,250 @@
       <w:tr>
         <w:tc>
           <w:tcPr>
-            <w:tcW w:type="dxa" w:w="2556"/>
+            <w:tcW w:type="dxa" w:w="3408"/>
           </w:tcPr>
           <w:p>
-            <w:r/>
+            <w:r>
+              <w:t>Eligible</w:t>
+            </w:r>
           </w:p>
         </w:tc>
         <w:tc>
           <w:tcPr>
-            <w:tcW w:type="dxa" w:w="2556"/>
+            <w:tcW w:type="dxa" w:w="3408"/>
           </w:tcPr>
           <w:p>
-            <w:r/>
+            <w:r>
+              <w:t>16 + 2 + 2 = 20</w:t>
+            </w:r>
           </w:p>
         </w:tc>
         <w:tc>
           <w:tcPr>
-            <w:tcW w:type="dxa" w:w="2556"/>
+            <w:tcW w:type="dxa" w:w="3408"/>
           </w:tcPr>
           <w:p>
-            <w:r/>
+            <w:r>
+              <w:t>All planned eligible cases</w:t>
+            </w:r>
+          </w:p>
+        </w:tc>
+      </w:tr>
+      <w:tr>
+        <w:tc>
+          <w:tcPr>
+            <w:tcW w:type="dxa" w:w="3408"/>
+          </w:tcPr>
+          <w:p>
+            <w:r>
+              <w:t>Completed</w:t>
+            </w:r>
           </w:p>
         </w:tc>
         <w:tc>
           <w:tcPr>
-            <w:tcW w:type="dxa" w:w="2556"/>
+            <w:tcW w:type="dxa" w:w="3408"/>
           </w:tcPr>
           <w:p>
-            <w:r/>
+            <w:r>
+              <w:t>16 + 2 = 18</w:t>
+            </w:r>
+          </w:p>
+        </w:tc>
+        <w:tc>
+          <w:tcPr>
+            <w:tcW w:type="dxa" w:w="3408"/>
+          </w:tcPr>
+          <w:p>
+            <w:r>
+              <w:t>Assessed pass/fail outcomes</w:t>
+            </w:r>
+          </w:p>
+        </w:tc>
+      </w:tr>
+      <w:tr>
+        <w:tc>
+          <w:tcPr>
+            <w:tcW w:type="dxa" w:w="3408"/>
+          </w:tcPr>
+          <w:p>
+            <w:r>
+              <w:t>Completed-case pass rate</w:t>
+            </w:r>
+          </w:p>
+        </w:tc>
+        <w:tc>
+          <w:tcPr>
+            <w:tcW w:type="dxa" w:w="3408"/>
+          </w:tcPr>
+          <w:p>
+            <w:r>
+              <w:t>16/18 = 8/9 ≈ 88.889%</w:t>
+            </w:r>
+          </w:p>
+        </w:tc>
+        <w:tc>
+          <w:tcPr>
+            <w:tcW w:type="dxa" w:w="3408"/>
+          </w:tcPr>
+          <w:p>
+            <w:r>
+              <w:t>Rate among completed cases</w:t>
+            </w:r>
+          </w:p>
+        </w:tc>
+      </w:tr>
+      <w:tr>
+        <w:tc>
+          <w:tcPr>
+            <w:tcW w:type="dxa" w:w="3408"/>
+          </w:tcPr>
+          <w:p>
+            <w:r>
+              <w:t>Coverage</w:t>
+            </w:r>
+          </w:p>
+        </w:tc>
+        <w:tc>
+          <w:tcPr>
+            <w:tcW w:type="dxa" w:w="3408"/>
+          </w:tcPr>
+          <w:p>
+            <w:r>
+              <w:t>18/20 = 90%</w:t>
+            </w:r>
+          </w:p>
+        </w:tc>
+        <w:tc>
+          <w:tcPr>
+            <w:tcW w:type="dxa" w:w="3408"/>
+          </w:tcPr>
+          <w:p>
+            <w:r>
+              <w:t>Two of twenty remain unassessed</w:t>
+            </w:r>
+          </w:p>
+        </w:tc>
+      </w:tr>
+      <w:tr>
+        <w:tc>
+          <w:tcPr>
+            <w:tcW w:type="dxa" w:w="3408"/>
+          </w:tcPr>
+          <w:p>
+            <w:r>
+              <w:t>Unassessed</w:t>
+            </w:r>
+          </w:p>
+        </w:tc>
+        <w:tc>
+          <w:tcPr>
+            <w:tcW w:type="dxa" w:w="3408"/>
+          </w:tcPr>
+          <w:p>
+            <w:r>
+              <w:t>2</w:t>
+            </w:r>
+          </w:p>
+        </w:tc>
+        <w:tc>
+          <w:tcPr>
+            <w:tcW w:type="dxa" w:w="3408"/>
+          </w:tcPr>
+          <w:p>
+            <w:r>
+              <w:t>Retain as unknown outcomes</w:t>
+            </w:r>
+          </w:p>
+        </w:tc>
+      </w:tr>
+      <w:tr>
+        <w:tc>
+          <w:tcPr>
+            <w:tcW w:type="dxa" w:w="3408"/>
+          </w:tcPr>
+          <w:p>
+            <w:r>
+              <w:t>Different possible metric</w:t>
+            </w:r>
+          </w:p>
+        </w:tc>
+        <w:tc>
+          <w:tcPr>
+            <w:tcW w:type="dxa" w:w="3408"/>
+          </w:tcPr>
+          <w:p>
+            <w:r>
+              <w:t>16/20 = 80% known passes among all eligible</w:t>
+            </w:r>
+          </w:p>
+        </w:tc>
+        <w:tc>
+          <w:tcPr>
+            <w:tcW w:type="dxa" w:w="3408"/>
+          </w:tcPr>
+          <w:p>
+            <w:r>
+              <w:t>Not the planned completed-case rate</w:t>
+            </w:r>
+          </w:p>
+        </w:tc>
+      </w:tr>
+      <w:tr>
+        <w:tc>
+          <w:tcPr>
+            <w:tcW w:type="dxa" w:w="3408"/>
+          </w:tcPr>
+          <w:p>
+            <w:r>
+              <w:t>Inference limit</w:t>
+            </w:r>
+          </w:p>
+        </w:tc>
+        <w:tc>
+          <w:tcPr>
+            <w:tcW w:type="dxa" w:w="3408"/>
+          </w:tcPr>
+          <w:p>
+            <w:r>
+              <w:t>Missingness may matter</w:t>
+            </w:r>
+          </w:p>
+        </w:tc>
+        <w:tc>
+          <w:tcPr>
+            <w:tcW w:type="dxa" w:w="3408"/>
+          </w:tcPr>
+          <w:p>
+            <w:r>
+              <w:t>Do not assume unassessed outcomes resemble completed cases</w:t>
+            </w:r>
           </w:p>
         </w:tc>
       </w:tr>
     </w:tbl>
     <w:p>
       <w:pPr>
+        <w:pStyle w:val="ListBullet"/>
+      </w:pPr>
+      <w:r>
+        <w:t>A primary experiment follows the fixed plan, preserves raw outcomes and reports deviations separately. Main twenty eligible cases include sixteen passes, two failures and two unassessed after outage. Completed count is eighteen. Planned completed-case pass rate is 16/18 ≈ 88.889%; coverage is 18/20 = 90%, with two unassessed outcomes explicit. The different 16/20 rate is not the same metric. Do not assume missing outcomes match completed ones or silently retry away failures. Separate frozen six-case picture has A flags 1, 0, 1, 1, 0, 1 and B flags 1, 1, 1, 0, 1, 1: totals four and five. B wins C2/C5, A wins C4, with three ties. Net gain one hides three changed cases. Tuning B using C4 creates a later revision; same-set rescoring is development evidence and the revised score is unknown. Supplied records establish no real model execution, significance or population advantage.</w:t>
+      </w:r>
+    </w:p>
+    <w:p>
+      <w:pPr>
+        <w:pStyle w:val="ListBullet"/>
+      </w:pPr>
+      <w:r>
+        <w:t>Twenty eligible cases: 16 pass, 2 fail, 2 unassessed after outage. Plan reports completed rate plus coverage. Show the intermediate steps and give the conclusion with its scope.</w:t>
+      </w:r>
+    </w:p>
+    <w:p>
+      <w:pPr>
         <w:pStyle w:val="Heading3"/>
       </w:pPr>
       <w:r>
-        <w:t>The step I completed without help, and the hint I needed</w:t>
+        <w:t>My reasoning and evidence</w:t>
       </w:r>
     </w:p>
     <w:p>
@@ -310,38 +591,60 @@
       </w:r>
     </w:p>
     <w:p>
+      <w:r>
+        <w:t>________________________________________________________________</w:t>
+      </w:r>
+    </w:p>
+    <w:p>
+      <w:r>
+        <w:t>________________________________________________________________</w:t>
+      </w:r>
+    </w:p>
+    <w:p>
+      <w:r>
+        <w:t>________________________________________________________________</w:t>
+      </w:r>
+    </w:p>
+    <w:p>
+      <w:r>
+        <w:t>________________________________________________________________</w:t>
+      </w:r>
+    </w:p>
+    <w:p>
       <w:pPr>
         <w:pStyle w:val="Heading1"/>
       </w:pPr>
       <w:r>
-        <w:t>03. Individual reasoning check</w:t>
-      </w:r>
-    </w:p>
-    <w:p>
-      <w:r>
-        <w:t>Check the proposed Running the primary experiment explanation against the supplied facts before discussing it.</w:t>
-      </w:r>
-    </w:p>
-    <w:p>
-      <w:pPr>
-        <w:spacing w:line="336" w:lineRule="auto" w:after="180"/>
-      </w:pPr>
-      <w:r>
-        <w:rPr>
-          <w:b w:val="0"/>
-        </w:rPr>
-        <w:t>Use the worked case for Running the primary experiment. Proposed explanation: “The worked result establishes every future case”. Decide whether this explanation is supported.</w:t>
-      </w:r>
-    </w:p>
-    <w:p>
-      <w:pPr>
-        <w:spacing w:line="336" w:lineRule="auto" w:after="180"/>
-      </w:pPr>
-      <w:r>
-        <w:rPr>
-          <w:b w:val="0"/>
-        </w:rPr>
-        <w:t>Point to the step or supplied fact that decides; explain your repair if needed.</w:t>
+        <w:t>07. W3 · Repair a misconception</w:t>
+      </w:r>
+    </w:p>
+    <w:p>
+      <w:r>
+        <w:t>Keep this task’s inputs,rule and response together.</w:t>
+      </w:r>
+    </w:p>
+    <w:p>
+      <w:pPr>
+        <w:pStyle w:val="Heading2"/>
+      </w:pPr>
+      <w:r>
+        <w:t>Complete task and evidence</w:t>
+      </w:r>
+    </w:p>
+    <w:p>
+      <w:pPr>
+        <w:pStyle w:val="ListBullet"/>
+      </w:pPr>
+      <w:r>
+        <w:t>A primary experiment follows the fixed plan, preserves raw outcomes and reports deviations separately. Main twenty eligible cases include sixteen passes, two failures and two unassessed after outage. Completed count is eighteen. Planned completed-case pass rate is 16/18 ≈ 88.889%; coverage is 18/20 = 90%, with two unassessed outcomes explicit. The different 16/20 rate is not the same metric. Do not assume missing outcomes match completed ones or silently retry away failures. Separate frozen six-case picture has A flags 1, 0, 1, 1, 0, 1 and B flags 1, 1, 1, 0, 1, 1: totals four and five. B wins C2/C5, A wins C4, with three ties. Net gain one hides three changed cases. Tuning B using C4 creates a later revision; same-set rescoring is development evidence and the revised score is unknown. Supplied records establish no real model execution, significance or population advantage.</w:t>
+      </w:r>
+    </w:p>
+    <w:p>
+      <w:pPr>
+        <w:pStyle w:val="ListBullet"/>
+      </w:pPr>
+      <w:r>
+        <w:t>A report omits this qualification: Following the plan and reporting deviations are required even when results contradict the hypothesis. Explain how omitting it could change a reader's interpretation, and write an accurate replacement.</w:t>
       </w:r>
     </w:p>
     <w:p>
@@ -349,7 +652,7 @@
         <w:pStyle w:val="Heading3"/>
       </w:pPr>
       <w:r>
-        <w:t>My explanation before partner discussion</w:t>
+        <w:t>My reasoning and evidence</w:t>
       </w:r>
     </w:p>
     <w:p>
@@ -373,16 +676,50 @@
       </w:r>
     </w:p>
     <w:p>
+      <w:r>
+        <w:t>________________________________________________________________</w:t>
+      </w:r>
+    </w:p>
+    <w:p>
+      <w:r>
+        <w:t>________________________________________________________________</w:t>
+      </w:r>
+    </w:p>
+    <w:p>
       <w:pPr>
         <w:pStyle w:val="Heading1"/>
       </w:pPr>
       <w:r>
-        <w:t>04. Independent transfer case</w:t>
-      </w:r>
-    </w:p>
-    <w:p>
-      <w:r>
-        <w:t>Write one first attempt at the reserved independent case before feedback. Repeated copies of that case refer to the same recorded attempt.</w:t>
+        <w:t>09. W5 · Explain the limitation</w:t>
+      </w:r>
+    </w:p>
+    <w:p>
+      <w:r>
+        <w:t>Keep this task’s inputs,rule and response together.</w:t>
+      </w:r>
+    </w:p>
+    <w:p>
+      <w:pPr>
+        <w:pStyle w:val="Heading2"/>
+      </w:pPr>
+      <w:r>
+        <w:t>Complete task and evidence</w:t>
+      </w:r>
+    </w:p>
+    <w:p>
+      <w:pPr>
+        <w:pStyle w:val="ListBullet"/>
+      </w:pPr>
+      <w:r>
+        <w:t>A primary experiment follows the fixed plan, preserves raw outcomes and reports deviations separately. Main twenty eligible cases include sixteen passes, two failures and two unassessed after outage. Completed count is eighteen. Planned completed-case pass rate is 16/18 ≈ 88.889%; coverage is 18/20 = 90%, with two unassessed outcomes explicit. The different 16/20 rate is not the same metric. Do not assume missing outcomes match completed ones or silently retry away failures. Separate frozen six-case picture has A flags 1, 0, 1, 1, 0, 1 and B flags 1, 1, 1, 0, 1, 1: totals four and five. B wins C2/C5, A wins C4, with three ties. Net gain one hides three changed cases. Tuning B using C4 creates a later revision; same-set rescoring is development evidence and the revised score is unknown. Supplied records establish no real model execution, significance or population advantage.</w:t>
+      </w:r>
+    </w:p>
+    <w:p>
+      <w:pPr>
+        <w:pStyle w:val="ListBullet"/>
+      </w:pPr>
+      <w:r>
+        <w:t>For the worked scenario, propose one additional case that could reveal a failure, describe its expected outcome before running it, and explain what would need to remain fixed for a fair comparison. Do not reuse W4 as a new final test after receiving feedback.</w:t>
       </w:r>
     </w:p>
     <w:p>
@@ -390,17 +727,78 @@
         <w:pStyle w:val="Heading3"/>
       </w:pPr>
       <w:r>
+        <w:t>My reasoning and evidence</w:t>
+      </w:r>
+    </w:p>
+    <w:p>
+      <w:r>
+        <w:t>________________________________________________________________</w:t>
+      </w:r>
+    </w:p>
+    <w:p>
+      <w:r>
+        <w:t>________________________________________________________________</w:t>
+      </w:r>
+    </w:p>
+    <w:p>
+      <w:r>
+        <w:t>________________________________________________________________</w:t>
+      </w:r>
+    </w:p>
+    <w:p>
+      <w:r>
+        <w:t>________________________________________________________________</w:t>
+      </w:r>
+    </w:p>
+    <w:p>
+      <w:r>
+        <w:t>________________________________________________________________</w:t>
+      </w:r>
+    </w:p>
+    <w:p>
+      <w:r>
+        <w:t>________________________________________________________________</w:t>
+      </w:r>
+    </w:p>
+    <w:p>
+      <w:r>
+        <w:t>________________________________________________________________</w:t>
+      </w:r>
+    </w:p>
+    <w:p>
+      <w:pPr>
+        <w:pStyle w:val="Heading1"/>
+      </w:pPr>
+      <w:r>
+        <w:t>04. Try alone · Selected transfer</w:t>
+      </w:r>
+    </w:p>
+    <w:p>
+      <w:r>
+        <w:t>Keep this task’s inputs,rule and response together.</w:t>
+      </w:r>
+    </w:p>
+    <w:p>
+      <w:pPr>
+        <w:pStyle w:val="Heading2"/>
+      </w:pPr>
+      <w:r>
+        <w:t>Complete task and evidence</w:t>
+      </w:r>
+    </w:p>
+    <w:p>
+      <w:pPr>
+        <w:pStyle w:val="Heading3"/>
+      </w:pPr>
+      <w:r>
         <w:t>Independent case: Apply a new case independently</w:t>
       </w:r>
     </w:p>
     <w:p>
       <w:pPr>
-        <w:spacing w:line="336" w:lineRule="auto" w:after="180"/>
-      </w:pPr>
-      <w:r>
-        <w:rPr>
-          <w:b w:val="0"/>
-        </w:rPr>
+        <w:pStyle w:val="ListBullet"/>
+      </w:pPr>
+      <w:r>
         <w:t>Twelve eligible cases include 9 passes, 1 failure and 2 unassessed cases. Report completed-case pass rate (passes / completed cases), assessment coverage (completed / eligible cases) and the unassessed count.</w:t>
       </w:r>
     </w:p>
@@ -449,12 +847,9 @@
     </w:p>
     <w:p>
       <w:pPr>
-        <w:spacing w:line="336" w:lineRule="auto" w:after="180"/>
-      </w:pPr>
-      <w:r>
-        <w:rPr>
-          <w:b w:val="0"/>
-        </w:rPr>
+        <w:pStyle w:val="ListBullet"/>
+      </w:pPr>
+      <w:r>
         <w:t>Attempt this case before feedback. Record any help. Earlier examples below are further practice; a case already practised with feedback cannot establish fresh transfer.</w:t>
       </w:r>
     </w:p>
@@ -463,59 +858,28 @@
         <w:pStyle w:val="Heading1"/>
       </w:pPr>
       <w:r>
-        <w:t>05. W1 Explain the mechanism</w:t>
-      </w:r>
-    </w:p>
-    <w:p>
-      <w:r>
-        <w:t>Explain the mechanism. Apply the supplied Running the primary experiment facts and keep your reasoning.</w:t>
-      </w:r>
-    </w:p>
-    <w:p>
-      <w:pPr>
-        <w:spacing w:line="336" w:lineRule="auto" w:after="180"/>
-      </w:pPr>
-      <w:r>
-        <w:rPr>
-          <w:b w:val="0"/>
-        </w:rPr>
-        <w:t xml:space="preserve">Explain the weekly </w:t>
-      </w:r>
-      <w:r>
-        <w:rPr>
-          <w:b/>
-        </w:rPr>
-        <w:t>mechanism</w:t>
-      </w:r>
-      <w:r>
-        <w:rPr>
-          <w:b w:val="0"/>
-        </w:rPr>
-        <w:t xml:space="preserve"> in your own words. Use the worked scenario to name its </w:t>
-      </w:r>
-      <w:r>
-        <w:rPr>
-          <w:b/>
-        </w:rPr>
-        <w:t>input</w:t>
-      </w:r>
-      <w:r>
-        <w:rPr>
-          <w:b w:val="0"/>
-        </w:rPr>
-        <w:t xml:space="preserve">, decision rule and </w:t>
-      </w:r>
-      <w:r>
-        <w:rPr>
-          <w:b/>
-        </w:rPr>
-        <w:t>output</w:t>
-      </w:r>
-      <w:r>
-        <w:rPr>
-          <w:b w:val="0"/>
-        </w:rPr>
-        <w:t>.</w:t>
+        <w:t>10. Project · Keep the research evidence</w:t>
+      </w:r>
+    </w:p>
+    <w:p>
+      <w:r>
+        <w:t>Preserve the question, protocol, observations, analysis and limits.</w:t>
+      </w:r>
+    </w:p>
+    <w:p>
+      <w:pPr>
+        <w:pStyle w:val="Heading2"/>
+      </w:pPr>
+      <w:r>
+        <w:t>Complete task and evidence</w:t>
+      </w:r>
+    </w:p>
+    <w:p>
+      <w:pPr>
+        <w:pStyle w:val="ListBullet"/>
+      </w:pPr>
+      <w:r>
+        <w:t>Add a labelled running the primary experiment evidence sheet to Reproducible AI Research Study. Show how you can explain the mechanism and terminology of running the primary experiment. Use the supplied fictional case and keep its inputs, intermediate steps, calculation or prediction, and limitation. Connect this record to last week’s record; a matching answer without a trace is insufficient.</w:t>
       </w:r>
     </w:p>
     <w:p>
@@ -523,7 +887,7 @@
         <w:pStyle w:val="Heading3"/>
       </w:pPr>
       <w:r>
-        <w:t>My reasoning and evidence</w:t>
+        <w:t>My project change, supporting evidence and remaining limit</w:t>
       </w:r>
     </w:p>
     <w:p>
@@ -561,423 +925,20 @@
         <w:pStyle w:val="Heading1"/>
       </w:pPr>
       <w:r>
-        <w:t>06. W2 Trace the worked case</w:t>
-      </w:r>
-    </w:p>
-    <w:p>
-      <w:r>
-        <w:t>Trace the worked case. Apply the supplied Running the primary experiment facts and keep your reasoning.</w:t>
-      </w:r>
-    </w:p>
-    <w:p>
-      <w:pPr>
-        <w:spacing w:line="336" w:lineRule="auto" w:after="180"/>
-      </w:pPr>
-      <w:r>
-        <w:rPr>
-          <w:b w:val="0"/>
-        </w:rPr>
-        <w:t>Twenty eligible cases:16 pass, 2 fail, 2 unassessed after outage. Plan reports completed rate plus coverage. Show the intermediate steps and give the conclusion with its scope.</w:t>
-      </w:r>
-    </w:p>
-    <w:p>
-      <w:pPr>
-        <w:pStyle w:val="Heading3"/>
-      </w:pPr>
-      <w:r>
-        <w:t>My reasoning and evidence</w:t>
-      </w:r>
-    </w:p>
-    <w:p>
-      <w:r>
-        <w:t>________________________________________________________________</w:t>
-      </w:r>
-    </w:p>
-    <w:p>
-      <w:r>
-        <w:t>________________________________________________________________</w:t>
-      </w:r>
-    </w:p>
-    <w:p>
-      <w:r>
-        <w:t>________________________________________________________________</w:t>
-      </w:r>
-    </w:p>
-    <w:p>
-      <w:r>
-        <w:t>________________________________________________________________</w:t>
-      </w:r>
-    </w:p>
-    <w:p>
-      <w:r>
-        <w:t>________________________________________________________________</w:t>
-      </w:r>
-    </w:p>
-    <w:p>
-      <w:r>
-        <w:t>________________________________________________________________</w:t>
-      </w:r>
-    </w:p>
-    <w:p>
-      <w:r>
-        <w:t>________________________________________________________________</w:t>
-      </w:r>
-    </w:p>
-    <w:p>
-      <w:pPr>
-        <w:pStyle w:val="Heading1"/>
-      </w:pPr>
-      <w:r>
-        <w:t>07. W3 Audit the limit</w:t>
-      </w:r>
-    </w:p>
-    <w:p>
-      <w:r>
-        <w:t>Audit the limit. Apply the supplied Running the primary experiment facts and keep your reasoning.</w:t>
-      </w:r>
-    </w:p>
-    <w:p>
-      <w:pPr>
-        <w:spacing w:line="336" w:lineRule="auto" w:after="180"/>
-      </w:pPr>
-      <w:r>
-        <w:rPr>
-          <w:b w:val="0"/>
-        </w:rPr>
-        <w:t>A report omits this qualification: Following the plan and reporting deviations are required even when results contradict the hypothesis.</w:t>
-      </w:r>
-    </w:p>
-    <w:p>
-      <w:pPr>
-        <w:spacing w:line="336" w:lineRule="auto" w:after="180"/>
-      </w:pPr>
-      <w:r>
-        <w:rPr>
-          <w:b w:val="0"/>
-        </w:rPr>
-        <w:t>Explain how omitting it could change a reader's interpretation, and write an accurate replacement.</w:t>
-      </w:r>
-    </w:p>
-    <w:p>
-      <w:pPr>
-        <w:pStyle w:val="Heading3"/>
-      </w:pPr>
-      <w:r>
-        <w:t>My reasoning and evidence</w:t>
-      </w:r>
-    </w:p>
-    <w:p>
-      <w:r>
-        <w:t>________________________________________________________________</w:t>
-      </w:r>
-    </w:p>
-    <w:p>
-      <w:r>
-        <w:t>________________________________________________________________</w:t>
-      </w:r>
-    </w:p>
-    <w:p>
-      <w:r>
-        <w:t>________________________________________________________________</w:t>
-      </w:r>
-    </w:p>
-    <w:p>
-      <w:r>
-        <w:t>________________________________________________________________</w:t>
-      </w:r>
-    </w:p>
-    <w:p>
-      <w:r>
-        <w:t>________________________________________________________________</w:t>
-      </w:r>
-    </w:p>
-    <w:p>
-      <w:r>
-        <w:t>________________________________________________________________</w:t>
-      </w:r>
-    </w:p>
-    <w:p>
-      <w:pPr>
-        <w:pStyle w:val="Heading1"/>
-      </w:pPr>
-      <w:r>
-        <w:t>08. W4 Apply a new case independently</w:t>
-      </w:r>
-    </w:p>
-    <w:p>
-      <w:r>
-        <w:t>Attempt before feedback. If this repeats the selected independent case, reuse that first attempt; otherwise keep a separate record. Apply a new case independently. Apply the supplied Running the primary experiment facts and keep your reasoning.</w:t>
-      </w:r>
-    </w:p>
-    <w:p>
-      <w:pPr>
-        <w:spacing w:line="336" w:lineRule="auto" w:after="180"/>
-      </w:pPr>
-      <w:r>
-        <w:rPr>
-          <w:b w:val="0"/>
-        </w:rPr>
-        <w:t>Twelve eligible cases include 9 passes, 1 failure and 2 unassessed cases. Report completed-case pass rate (passes / completed cases), assessment coverage (completed / eligible cases) and the unassessed count.</w:t>
-      </w:r>
-    </w:p>
-    <w:p>
-      <w:pPr>
-        <w:pStyle w:val="Heading3"/>
-      </w:pPr>
-      <w:r>
-        <w:t>My reasoning and evidence</w:t>
-      </w:r>
-    </w:p>
-    <w:p>
-      <w:r>
-        <w:t>________________________________________________________________</w:t>
-      </w:r>
-    </w:p>
-    <w:p>
-      <w:r>
-        <w:t>________________________________________________________________</w:t>
-      </w:r>
-    </w:p>
-    <w:p>
-      <w:r>
-        <w:t>________________________________________________________________</w:t>
-      </w:r>
-    </w:p>
-    <w:p>
-      <w:r>
-        <w:t>________________________________________________________________</w:t>
-      </w:r>
-    </w:p>
-    <w:p>
-      <w:r>
-        <w:t>________________________________________________________________</w:t>
-      </w:r>
-    </w:p>
-    <w:p>
-      <w:r>
-        <w:t>________________________________________________________________</w:t>
-      </w:r>
-    </w:p>
-    <w:p>
-      <w:r>
-        <w:t>________________________________________________________________</w:t>
-      </w:r>
-    </w:p>
-    <w:p>
-      <w:r>
-        <w:t>________________________________________________________________</w:t>
-      </w:r>
-    </w:p>
-    <w:p>
-      <w:pPr>
-        <w:pStyle w:val="Heading1"/>
-      </w:pPr>
-      <w:r>
-        <w:t>09. W5 Design a revealing follow-up</w:t>
-      </w:r>
-    </w:p>
-    <w:p>
-      <w:r>
-        <w:t>Design a revealing follow-up. Apply the supplied Running the primary experiment facts and keep your reasoning.</w:t>
-      </w:r>
-    </w:p>
-    <w:p>
-      <w:pPr>
-        <w:spacing w:line="336" w:lineRule="auto" w:after="180"/>
-      </w:pPr>
-      <w:r>
-        <w:rPr>
-          <w:b w:val="0"/>
-        </w:rPr>
-        <w:t>For the worked scenario, propose one additional case that could reveal a failure, describe its expected outcome before running it, and explain what would need to remain fixed for a fair comparison.</w:t>
-      </w:r>
-    </w:p>
-    <w:p>
-      <w:pPr>
-        <w:spacing w:line="336" w:lineRule="auto" w:after="180"/>
-      </w:pPr>
-      <w:r>
-        <w:rPr>
-          <w:b w:val="0"/>
-        </w:rPr>
-        <w:t>Do not reuse W4 as a new final test after receiving feedback.</w:t>
-      </w:r>
-    </w:p>
-    <w:p>
-      <w:pPr>
-        <w:pStyle w:val="Heading3"/>
-      </w:pPr>
-      <w:r>
-        <w:t>My reasoning and evidence</w:t>
-      </w:r>
-    </w:p>
-    <w:p>
-      <w:r>
-        <w:t>________________________________________________________________</w:t>
-      </w:r>
-    </w:p>
-    <w:p>
-      <w:r>
-        <w:t>________________________________________________________________</w:t>
-      </w:r>
-    </w:p>
-    <w:p>
-      <w:r>
-        <w:t>________________________________________________________________</w:t>
-      </w:r>
-    </w:p>
-    <w:p>
-      <w:r>
-        <w:t>________________________________________________________________</w:t>
-      </w:r>
-    </w:p>
-    <w:p>
-      <w:r>
-        <w:t>________________________________________________________________</w:t>
-      </w:r>
-    </w:p>
-    <w:p>
-      <w:r>
-        <w:t>________________________________________________________________</w:t>
-      </w:r>
-    </w:p>
-    <w:p>
-      <w:r>
-        <w:t>________________________________________________________________</w:t>
-      </w:r>
-    </w:p>
-    <w:p>
-      <w:pPr>
-        <w:pStyle w:val="Heading1"/>
-      </w:pPr>
-      <w:r>
-        <w:t>10. Project checkpoint and reflection</w:t>
-      </w:r>
-    </w:p>
-    <w:p>
-      <w:r>
-        <w:t>Connect Running the primary experiment to Reproducible AI Research Study, identify a limit and choose the next useful test.</w:t>
-      </w:r>
-    </w:p>
-    <w:p>
-      <w:pPr>
-        <w:spacing w:line="336" w:lineRule="auto" w:after="180"/>
-      </w:pPr>
-      <w:r>
-        <w:rPr>
-          <w:b w:val="0"/>
-        </w:rPr>
-        <w:t xml:space="preserve">Add a labelled running the primary experiment </w:t>
-      </w:r>
-      <w:r>
-        <w:rPr>
-          <w:b/>
-        </w:rPr>
-        <w:t>evidence</w:t>
-      </w:r>
-      <w:r>
-        <w:rPr>
-          <w:b w:val="0"/>
-        </w:rPr>
-        <w:t xml:space="preserve"> sheet to Reproducible AI Research Study. Show how you can explain the </w:t>
-      </w:r>
-      <w:r>
-        <w:rPr>
-          <w:b/>
-        </w:rPr>
-        <w:t>mechanism</w:t>
-      </w:r>
-      <w:r>
-        <w:rPr>
-          <w:b w:val="0"/>
-        </w:rPr>
-        <w:t xml:space="preserve"> and terminology of running the primary experiment.</w:t>
-      </w:r>
-    </w:p>
-    <w:p>
-      <w:pPr>
-        <w:spacing w:line="336" w:lineRule="auto" w:after="180"/>
-      </w:pPr>
-      <w:r>
-        <w:rPr>
-          <w:b w:val="0"/>
-        </w:rPr>
-        <w:t xml:space="preserve">Use the supplied fictional case and keep its </w:t>
-      </w:r>
-      <w:r>
-        <w:rPr>
-          <w:b/>
-        </w:rPr>
-        <w:t>input</w:t>
-      </w:r>
-      <w:r>
-        <w:rPr>
-          <w:b w:val="0"/>
-        </w:rPr>
-        <w:t xml:space="preserve">s, intermediate steps, calculation or </w:t>
-      </w:r>
-      <w:r>
-        <w:rPr>
-          <w:b/>
-        </w:rPr>
-        <w:t>prediction</w:t>
-      </w:r>
-      <w:r>
-        <w:rPr>
-          <w:b w:val="0"/>
-        </w:rPr>
-        <w:t>, and limitation. Connect this record to last week’s record; a matching answer without a trace is insufficient.</w:t>
-      </w:r>
-    </w:p>
-    <w:p>
-      <w:pPr>
-        <w:pStyle w:val="Heading3"/>
-      </w:pPr>
-      <w:r>
-        <w:t>My project change, supporting evidence and remaining limit</w:t>
-      </w:r>
-    </w:p>
-    <w:p>
-      <w:r>
-        <w:t>________________________________________________________________</w:t>
-      </w:r>
-    </w:p>
-    <w:p>
-      <w:r>
-        <w:t>________________________________________________________________</w:t>
-      </w:r>
-    </w:p>
-    <w:p>
-      <w:r>
-        <w:t>________________________________________________________________</w:t>
-      </w:r>
-    </w:p>
-    <w:p>
-      <w:r>
-        <w:t>________________________________________________________________</w:t>
-      </w:r>
-    </w:p>
-    <w:p>
-      <w:r>
-        <w:t>________________________________________________________________</w:t>
-      </w:r>
-    </w:p>
-    <w:p>
-      <w:r>
-        <w:t>________________________________________________________________</w:t>
-      </w:r>
-    </w:p>
-    <w:p>
-      <w:pPr>
-        <w:pStyle w:val="Heading1"/>
-      </w:pPr>
-      <w:r>
-        <w:t>11. Feedback, return check and learning record</w:t>
-      </w:r>
-    </w:p>
-    <w:p>
-      <w:r>
-        <w:t>Record the first repaired step and a different case to revisit after a delay.</w:t>
+        <w:t>11. Feedback · Repair and return</w:t>
+      </w:r>
+    </w:p>
+    <w:p>
+      <w:r>
+        <w:t>Keep this task’s inputs,rule and response together.</w:t>
+      </w:r>
+    </w:p>
+    <w:p>
+      <w:pPr>
+        <w:pStyle w:val="Heading2"/>
+      </w:pPr>
+      <w:r>
+        <w:t>Complete task and evidence</w:t>
       </w:r>
     </w:p>
     <w:tbl>
@@ -1118,12 +1079,9 @@
     </w:tbl>
     <w:p>
       <w:pPr>
-        <w:spacing w:line="336" w:lineRule="auto" w:after="180"/>
-      </w:pPr>
-      <w:r>
-        <w:rPr>
-          <w:b w:val="0"/>
-        </w:rPr>
+        <w:pStyle w:val="ListBullet"/>
+      </w:pPr>
+      <w:r>
         <w:t>Revisit this idea with your teacher after a delay. Familiarity is different from explaining and using it on a changed case.</w:t>
       </w:r>
     </w:p>
@@ -1132,45 +1090,357 @@
         <w:pStyle w:val="Heading1"/>
       </w:pPr>
       <w:r>
-        <w:t>12. Pictorial case practice: Running the primary experiment</w:t>
-      </w:r>
-    </w:p>
-    <w:p>
-      <w:r>
-        <w:t>Run the frozen experiment. A research team freezes versions A and B, labels and scoring before a six-case primary run. Explain the labelled step before checking the changed condition.</w:t>
-      </w:r>
-    </w:p>
-    <w:p>
-      <w:pPr>
-        <w:spacing w:line="336" w:lineRule="auto" w:after="180"/>
-      </w:pPr>
-      <w:r>
-        <w:rPr>
-          <w:b w:val="0"/>
-        </w:rPr>
-        <w:t xml:space="preserve">Run the frozen experiment. A research team freezes versions A and B, labels and scoring before a six-case </w:t>
-      </w:r>
-      <w:r>
-        <w:rPr>
-          <w:b/>
-        </w:rPr>
-        <w:t>primary run</w:t>
-      </w:r>
-      <w:r>
-        <w:rPr>
-          <w:b w:val="0"/>
-        </w:rPr>
-        <w:t>.</w:t>
-      </w:r>
-    </w:p>
-    <w:p>
-      <w:pPr>
-        <w:spacing w:line="336" w:lineRule="auto" w:after="180"/>
-      </w:pPr>
-      <w:r>
-        <w:rPr>
-          <w:b w:val="0"/>
-        </w:rPr>
+        <w:t>Reference bank and extra practice</w:t>
+      </w:r>
+    </w:p>
+    <w:p>
+      <w:pPr>
+        <w:pStyle w:val="Heading1"/>
+      </w:pPr>
+      <w:r>
+        <w:t>02. Reference · Supported W2 record</w:t>
+      </w:r>
+    </w:p>
+    <w:p>
+      <w:r>
+        <w:t>Keep this task’s inputs,rule and response together.</w:t>
+      </w:r>
+    </w:p>
+    <w:p>
+      <w:pPr>
+        <w:pStyle w:val="Heading2"/>
+      </w:pPr>
+      <w:r>
+        <w:t>Complete task and evidence</w:t>
+      </w:r>
+    </w:p>
+    <w:p>
+      <w:pPr>
+        <w:pStyle w:val="ListBullet"/>
+      </w:pPr>
+      <w:r>
+        <w:t>Use W2: Trace the worked case for Running the primary experiment. Record the answer once; the lesson and workbook refer to the same attempt.</w:t>
+      </w:r>
+    </w:p>
+    <w:tbl>
+      <w:tblPr>
+        <w:tblStyle w:val="LightShading-Accent1"/>
+        <w:tblW w:type="auto" w:w="0"/>
+        <w:tblLook w:firstColumn="1" w:firstRow="1" w:lastColumn="0" w:lastRow="0" w:noHBand="0" w:noVBand="1" w:val="04A0"/>
+      </w:tblPr>
+      <w:tblGrid>
+        <w:gridCol w:w="2556"/>
+        <w:gridCol w:w="2556"/>
+        <w:gridCol w:w="2556"/>
+        <w:gridCol w:w="2556"/>
+      </w:tblGrid>
+      <w:tr>
+        <w:trPr>
+          <w:tblHeader/>
+        </w:trPr>
+        <w:tc>
+          <w:tcPr>
+            <w:tcW w:type="dxa" w:w="2556"/>
+          </w:tcPr>
+          <w:p>
+            <w:r>
+              <w:t>Given inputs</w:t>
+            </w:r>
+          </w:p>
+        </w:tc>
+        <w:tc>
+          <w:tcPr>
+            <w:tcW w:type="dxa" w:w="2556"/>
+          </w:tcPr>
+          <w:p>
+            <w:r>
+              <w:t>Procedure I chose</w:t>
+            </w:r>
+          </w:p>
+        </w:tc>
+        <w:tc>
+          <w:tcPr>
+            <w:tcW w:type="dxa" w:w="2556"/>
+          </w:tcPr>
+          <w:p>
+            <w:r>
+              <w:t>Middle steps</w:t>
+            </w:r>
+          </w:p>
+        </w:tc>
+        <w:tc>
+          <w:tcPr>
+            <w:tcW w:type="dxa" w:w="2556"/>
+          </w:tcPr>
+          <w:p>
+            <w:r>
+              <w:t>Result and check</w:t>
+            </w:r>
+          </w:p>
+        </w:tc>
+      </w:tr>
+      <w:tr>
+        <w:tc>
+          <w:tcPr>
+            <w:tcW w:type="dxa" w:w="2556"/>
+          </w:tcPr>
+          <w:p>
+            <w:r/>
+          </w:p>
+        </w:tc>
+        <w:tc>
+          <w:tcPr>
+            <w:tcW w:type="dxa" w:w="2556"/>
+          </w:tcPr>
+          <w:p>
+            <w:r/>
+          </w:p>
+        </w:tc>
+        <w:tc>
+          <w:tcPr>
+            <w:tcW w:type="dxa" w:w="2556"/>
+          </w:tcPr>
+          <w:p>
+            <w:r/>
+          </w:p>
+        </w:tc>
+        <w:tc>
+          <w:tcPr>
+            <w:tcW w:type="dxa" w:w="2556"/>
+          </w:tcPr>
+          <w:p>
+            <w:r/>
+          </w:p>
+        </w:tc>
+      </w:tr>
+    </w:tbl>
+    <w:p>
+      <w:pPr>
+        <w:pStyle w:val="Heading3"/>
+      </w:pPr>
+      <w:r>
+        <w:t>The step I completed without help, and the hint I needed</w:t>
+      </w:r>
+    </w:p>
+    <w:p>
+      <w:r>
+        <w:t>________________________________________________________________</w:t>
+      </w:r>
+    </w:p>
+    <w:p>
+      <w:r>
+        <w:t>________________________________________________________________</w:t>
+      </w:r>
+    </w:p>
+    <w:p>
+      <w:r>
+        <w:t>________________________________________________________________</w:t>
+      </w:r>
+    </w:p>
+    <w:p>
+      <w:pPr>
+        <w:pStyle w:val="Heading1"/>
+      </w:pPr>
+      <w:r>
+        <w:t>03. Extra practice · Individual reasoning check</w:t>
+      </w:r>
+    </w:p>
+    <w:p>
+      <w:r>
+        <w:t>Keep this task’s inputs,rule and response together.</w:t>
+      </w:r>
+    </w:p>
+    <w:p>
+      <w:pPr>
+        <w:pStyle w:val="Heading2"/>
+      </w:pPr>
+      <w:r>
+        <w:t>Complete task and evidence</w:t>
+      </w:r>
+    </w:p>
+    <w:p>
+      <w:pPr>
+        <w:pStyle w:val="ListBullet"/>
+      </w:pPr>
+      <w:r>
+        <w:t>Use the worked case for Running the primary experiment. Proposed explanation: “The worked result establishes every future case”. Decide whether this explanation is supported. Point to the step or supplied fact that decides; explain your repair if needed.</w:t>
+      </w:r>
+    </w:p>
+    <w:p>
+      <w:pPr>
+        <w:pStyle w:val="Heading3"/>
+      </w:pPr>
+      <w:r>
+        <w:t>My explanation before partner discussion</w:t>
+      </w:r>
+    </w:p>
+    <w:p>
+      <w:r>
+        <w:t>________________________________________________________________</w:t>
+      </w:r>
+    </w:p>
+    <w:p>
+      <w:r>
+        <w:t>________________________________________________________________</w:t>
+      </w:r>
+    </w:p>
+    <w:p>
+      <w:r>
+        <w:t>________________________________________________________________</w:t>
+      </w:r>
+    </w:p>
+    <w:p>
+      <w:r>
+        <w:t>________________________________________________________________</w:t>
+      </w:r>
+    </w:p>
+    <w:p>
+      <w:pPr>
+        <w:pStyle w:val="Heading1"/>
+      </w:pPr>
+      <w:r>
+        <w:t>08. Reference · Earlier W4 response copy</w:t>
+      </w:r>
+    </w:p>
+    <w:p>
+      <w:r>
+        <w:t>Keep this task’s inputs,rule and response together.</w:t>
+      </w:r>
+    </w:p>
+    <w:p>
+      <w:pPr>
+        <w:pStyle w:val="Heading2"/>
+      </w:pPr>
+      <w:r>
+        <w:t>Complete task and evidence</w:t>
+      </w:r>
+    </w:p>
+    <w:p>
+      <w:pPr>
+        <w:pStyle w:val="ListBullet"/>
+      </w:pPr>
+      <w:r>
+        <w:t>Twelve eligible cases include 9 passes, 1 failure and 2 unassessed cases. Report completed-case pass rate (passes / completed cases), assessment coverage (completed / eligible cases) and the unassessed count.</w:t>
+      </w:r>
+    </w:p>
+    <w:p>
+      <w:pPr>
+        <w:pStyle w:val="Heading3"/>
+      </w:pPr>
+      <w:r>
+        <w:t>My reasoning and evidence</w:t>
+      </w:r>
+    </w:p>
+    <w:p>
+      <w:r>
+        <w:t>________________________________________________________________</w:t>
+      </w:r>
+    </w:p>
+    <w:p>
+      <w:r>
+        <w:t>________________________________________________________________</w:t>
+      </w:r>
+    </w:p>
+    <w:p>
+      <w:r>
+        <w:t>________________________________________________________________</w:t>
+      </w:r>
+    </w:p>
+    <w:p>
+      <w:r>
+        <w:t>________________________________________________________________</w:t>
+      </w:r>
+    </w:p>
+    <w:p>
+      <w:r>
+        <w:t>________________________________________________________________</w:t>
+      </w:r>
+    </w:p>
+    <w:p>
+      <w:r>
+        <w:t>________________________________________________________________</w:t>
+      </w:r>
+    </w:p>
+    <w:p>
+      <w:r>
+        <w:t>________________________________________________________________</w:t>
+      </w:r>
+    </w:p>
+    <w:p>
+      <w:r>
+        <w:t>________________________________________________________________</w:t>
+      </w:r>
+    </w:p>
+    <w:p>
+      <w:pPr>
+        <w:pStyle w:val="Heading1"/>
+      </w:pPr>
+      <w:r>
+        <w:t>12. Extra practice · Pictured case</w:t>
+      </w:r>
+    </w:p>
+    <w:p>
+      <w:r>
+        <w:t>Keep this task’s inputs,rule and response together.</w:t>
+      </w:r>
+    </w:p>
+    <w:p>
+      <w:pPr>
+        <w:pStyle w:val="Heading2"/>
+      </w:pPr>
+      <w:r>
+        <w:t>Complete task and evidence</w:t>
+      </w:r>
+    </w:p>
+    <w:p>
+      <w:r>
+        <w:drawing>
+          <wp:inline xmlns:a="http://schemas.openxmlformats.org/drawingml/2006/main" xmlns:pic="http://schemas.openxmlformats.org/drawingml/2006/picture">
+            <wp:extent cx="5486400" cy="3029913"/>
+            <wp:docPr id="1" name="Picture 1" descr="Frozen paired correctness flags for six cases. A has four correct; B five. B alone is correct on C2 and C5, while A alone is correct on C4. Net gain is one correct, but three case outcomes differ. Tuning after seeing C4 changes the role of later same-set results."/>
+            <wp:cNvGraphicFramePr>
+              <a:graphicFrameLocks noChangeAspect="1"/>
+            </wp:cNvGraphicFramePr>
+            <a:graphic>
+              <a:graphicData uri="http://schemas.openxmlformats.org/drawingml/2006/picture">
+                <pic:pic>
+                  <pic:nvPicPr>
+                    <pic:cNvPr id="0" name="ai-7-25-paired-grid.png"/>
+                    <pic:cNvPicPr/>
+                  </pic:nvPicPr>
+                  <pic:blipFill>
+                    <a:blip r:embed="rId9"/>
+                    <a:stretch>
+                      <a:fillRect/>
+                    </a:stretch>
+                  </pic:blipFill>
+                  <pic:spPr>
+                    <a:xfrm>
+                      <a:off x="0" y="0"/>
+                      <a:ext cx="5486400" cy="3029913"/>
+                    </a:xfrm>
+                    <a:prstGeom prst="rect"/>
+                  </pic:spPr>
+                </pic:pic>
+              </a:graphicData>
+            </a:graphic>
+          </wp:inline>
+        </w:drawing>
+      </w:r>
+    </w:p>
+    <w:p>
+      <w:pPr>
+        <w:pStyle w:val="ListBullet"/>
+      </w:pPr>
+      <w:r>
+        <w:t>Run the frozen experiment. A research team freezes versions A and B, labels and scoring before a six-case primary run.</w:t>
+      </w:r>
+    </w:p>
+    <w:p>
+      <w:pPr>
+        <w:pStyle w:val="ListBullet"/>
+      </w:pPr>
+      <w:r>
         <w:t>A scores [1,0,1,1,0,1]; B scores [1,1,1,0,1,1]. Both answer the same six cases. Binary entries mean 1=correct and 0=incorrect.</w:t>
       </w:r>
     </w:p>
@@ -1179,7 +1449,7 @@
         <w:drawing>
           <wp:inline xmlns:a="http://schemas.openxmlformats.org/drawingml/2006/main" xmlns:pic="http://schemas.openxmlformats.org/drawingml/2006/picture">
             <wp:extent cx="5486400" cy="3077029"/>
-            <wp:docPr id="1" name="Picture 1" descr="Paired primary case outcomes"/>
+            <wp:docPr id="2" name="Picture 2" descr="Paired primary case outcomes"/>
             <wp:cNvGraphicFramePr>
               <a:graphicFrameLocks noChangeAspect="1"/>
             </wp:cNvGraphicFramePr>
@@ -1191,7 +1461,7 @@
                     <pic:cNvPicPr/>
                   </pic:nvPicPr>
                   <pic:blipFill>
-                    <a:blip r:embed="rId9"/>
+                    <a:blip r:embed="rId10"/>
                     <a:stretch>
                       <a:fillRect/>
                     </a:stretch>
@@ -1215,7 +1485,7 @@
         <w:drawing>
           <wp:inline xmlns:a="http://schemas.openxmlformats.org/drawingml/2006/main" xmlns:pic="http://schemas.openxmlformats.org/drawingml/2006/picture">
             <wp:extent cx="5486400" cy="5145314"/>
-            <wp:docPr id="2" name="Picture 2" descr="Running the primary experiment. Keep versions fixed: No case result may trigger tuning during this run.. Compute results: A totals 4/6; B totals 5/6.. Keep case-level records: Cases two and five favour B; case four favours A."/>
+            <wp:docPr id="3" name="Picture 3" descr="Running the primary experiment. Keep versions fixed: No case result may trigger tuning during this run.. Compute results: A totals 4/6; B totals 5/6.. Keep case-level records: Cases two and five favour B; case four favours A."/>
             <wp:cNvGraphicFramePr>
               <a:graphicFrameLocks noChangeAspect="1"/>
             </wp:cNvGraphicFramePr>
@@ -1227,7 +1497,7 @@
                     <pic:cNvPicPr/>
                   </pic:nvPicPr>
                   <pic:blipFill>
-                    <a:blip r:embed="rId10"/>
+                    <a:blip r:embed="rId11"/>
                     <a:stretch>
                       <a:fillRect/>
                     </a:stretch>
@@ -1248,13 +1518,9 @@
     </w:p>
     <w:p>
       <w:pPr>
-        <w:spacing w:line="336" w:lineRule="auto" w:after="180"/>
-        <w:shd w:fill="F5F1FB"/>
-      </w:pPr>
-      <w:r>
-        <w:rPr>
-          <w:b w:val="0"/>
-        </w:rPr>
+        <w:pStyle w:val="ListBullet"/>
+      </w:pPr>
+      <w:r>
         <w:t>Compute A’s and B’s six-case counts and identify the cases that favour each. How must a B revision tuned on case four be labelled when evaluated again on the same set?</w:t>
       </w:r>
     </w:p>
@@ -1298,56 +1564,18 @@
     </w:p>
     <w:p>
       <w:pPr>
-        <w:pStyle w:val="Heading3"/>
-      </w:pPr>
-      <w:r>
-        <w:t>Record the help used</w:t>
-      </w:r>
-    </w:p>
-    <w:p>
-      <w:pPr>
-        <w:spacing w:line="336" w:lineRule="auto" w:after="180"/>
-        <w:shd w:fill="F1F6F8"/>
-      </w:pPr>
-      <w:r>
-        <w:rPr>
-          <w:b w:val="0"/>
-        </w:rPr>
-        <w:t xml:space="preserve">Support used: alone / hint / worked example. This record is practice </w:t>
-      </w:r>
-      <w:r>
-        <w:rPr>
-          <w:b/>
-        </w:rPr>
-        <w:t>evidence</w:t>
-      </w:r>
-      <w:r>
-        <w:rPr>
-          <w:b w:val="0"/>
-        </w:rPr>
-        <w:t>.</w:t>
-      </w:r>
-    </w:p>
-    <w:p>
-      <w:pPr>
-        <w:spacing w:line="336" w:lineRule="auto" w:after="180"/>
-      </w:pPr>
-      <w:r>
-        <w:rPr>
-          <w:b w:val="0"/>
-        </w:rPr>
-        <w:t>Project connection: For the Reproducible AI Research Study, retain an annotated worked trace and the changed-case reasoning.</w:t>
-      </w:r>
-    </w:p>
-    <w:p>
-      <w:pPr>
-        <w:spacing w:line="336" w:lineRule="auto" w:after="180"/>
-      </w:pPr>
-      <w:r>
-        <w:rPr>
-          <w:b w:val="0"/>
-        </w:rPr>
-        <w:t>Connect the claim to its records, units and assumptions so another investigator can challenge or reproduce it.</w:t>
+        <w:pStyle w:val="ListBullet"/>
+      </w:pPr>
+      <w:r>
+        <w:t>Support used: alone / hint / worked example. This record is practice evidence.</w:t>
+      </w:r>
+    </w:p>
+    <w:p>
+      <w:pPr>
+        <w:pStyle w:val="ListBullet"/>
+      </w:pPr>
+      <w:r>
+        <w:t>Project connection: For the Reproducible AI Research Study, retain an annotated worked trace and the changed-case reasoning. Connect the claim to its records, units and assumptions so another investigator can challenge or reproduce it.</w:t>
       </w:r>
     </w:p>
     <w:p>
@@ -1355,56 +1583,43 @@
         <w:pStyle w:val="Heading1"/>
       </w:pPr>
       <w:r>
-        <w:t>13. Project portfolio milestone</w:t>
-      </w:r>
-    </w:p>
-    <w:p>
-      <w:r>
-        <w:t>Keep this week’s input, deciding step, result and limit together in the Reproducible AI Research Study record.</w:t>
-      </w:r>
-    </w:p>
-    <w:p>
-      <w:pPr>
-        <w:spacing w:line="336" w:lineRule="auto" w:after="180"/>
-      </w:pPr>
-      <w:r>
-        <w:rPr>
-          <w:b w:val="0"/>
-        </w:rPr>
+        <w:t>13. Reference · Project milestone</w:t>
+      </w:r>
+    </w:p>
+    <w:p>
+      <w:r>
+        <w:t>Keep this task’s inputs,rule and response together.</w:t>
+      </w:r>
+    </w:p>
+    <w:p>
+      <w:pPr>
+        <w:pStyle w:val="Heading2"/>
+      </w:pPr>
+      <w:r>
+        <w:t>Complete task and evidence</w:t>
+      </w:r>
+    </w:p>
+    <w:p>
+      <w:pPr>
+        <w:pStyle w:val="ListBullet"/>
+      </w:pPr>
+      <w:r>
         <w:t>Project: Reproducible AI Research Study</w:t>
       </w:r>
     </w:p>
     <w:p>
       <w:pPr>
-        <w:spacing w:line="336" w:lineRule="auto" w:after="180"/>
-      </w:pPr>
-      <w:r>
-        <w:rPr>
-          <w:b w:val="0"/>
-        </w:rPr>
-        <w:t xml:space="preserve">Current milestone: Prepare the demonstration. Gather reproducible instructions, </w:t>
-      </w:r>
-      <w:r>
-        <w:rPr>
-          <w:b/>
-        </w:rPr>
-        <w:t>evidence</w:t>
-      </w:r>
-      <w:r>
-        <w:rPr>
-          <w:b w:val="0"/>
-        </w:rPr>
-        <w:t>, access checks and remaining limitations.</w:t>
-      </w:r>
-    </w:p>
-    <w:p>
-      <w:pPr>
-        <w:spacing w:line="336" w:lineRule="auto" w:after="180"/>
-      </w:pPr>
-      <w:r>
-        <w:rPr>
-          <w:b w:val="0"/>
-        </w:rPr>
+        <w:pStyle w:val="ListBullet"/>
+      </w:pPr>
+      <w:r>
+        <w:t>Current milestone: Prepare the demonstration. Gather reproducible instructions, evidence, access checks and remaining limitations.</w:t>
+      </w:r>
+    </w:p>
+    <w:p>
+      <w:pPr>
+        <w:pStyle w:val="ListBullet"/>
+      </w:pPr>
+      <w:r>
         <w:t>For the Reproducible AI Research Study, retain an annotated worked trace and the changed-case reasoning. Connect the claim to its records, units and assumptions so another investigator can challenge or reproduce it.</w:t>
       </w:r>
     </w:p>
@@ -1562,12 +1777,456 @@
         <w:pStyle w:val="Heading1"/>
       </w:pPr>
       <w:r>
-        <w:t>14. Supported practice and learning evidence</w:t>
-      </w:r>
-    </w:p>
-    <w:p>
-      <w:r>
-        <w:t>Try the supported questions before comparing with hints and feedback. Record what you repaired and the evidence you retained.</w:t>
+        <w:t>14. Extra practice · Predict,check and repair</w:t>
+      </w:r>
+    </w:p>
+    <w:p>
+      <w:r>
+        <w:t>Keep supported feedback separate from the independent case.</w:t>
+      </w:r>
+    </w:p>
+    <w:p>
+      <w:pPr>
+        <w:pStyle w:val="Heading2"/>
+      </w:pPr>
+      <w:r>
+        <w:t>First supported question and optional hint</w:t>
+      </w:r>
+    </w:p>
+    <w:p>
+      <w:pPr>
+        <w:pStyle w:val="ListBullet"/>
+      </w:pPr>
+      <w:r>
+        <w:t>Run the frozen experiment. A research team freezes versions A and B, labels and scoring before a six-case primary run.</w:t>
+      </w:r>
+    </w:p>
+    <w:p>
+      <w:pPr>
+        <w:pStyle w:val="Heading3"/>
+      </w:pPr>
+      <w:r>
+        <w:t>Practice 1: explain the deciding evidence</w:t>
+      </w:r>
+    </w:p>
+    <w:p>
+      <w:pPr>
+        <w:pStyle w:val="ListBullet"/>
+      </w:pPr>
+      <w:r>
+        <w:t>Which labelled step matches this detail? Cases two and five favour B; case four favours A.</w:t>
+      </w:r>
+    </w:p>
+    <w:p>
+      <w:pPr>
+        <w:pStyle w:val="ListBullet"/>
+      </w:pPr>
+      <w:r>
+        <w:t>1. Compute results</w:t>
+      </w:r>
+    </w:p>
+    <w:p>
+      <w:pPr>
+        <w:pStyle w:val="ListBullet"/>
+      </w:pPr>
+      <w:r>
+        <w:t>2. Keep versions fixed</w:t>
+      </w:r>
+    </w:p>
+    <w:p>
+      <w:pPr>
+        <w:pStyle w:val="ListBullet"/>
+      </w:pPr>
+      <w:r>
+        <w:t>3. Keep case-level records</w:t>
+      </w:r>
+    </w:p>
+    <w:p>
+      <w:pPr>
+        <w:pStyle w:val="Heading3"/>
+      </w:pPr>
+      <w:r>
+        <w:t>My selected conclusion, deciding fact and explanation</w:t>
+      </w:r>
+    </w:p>
+    <w:p>
+      <w:r>
+        <w:t>________________________________________________________________</w:t>
+      </w:r>
+    </w:p>
+    <w:p>
+      <w:r>
+        <w:t>________________________________________________________________</w:t>
+      </w:r>
+    </w:p>
+    <w:p>
+      <w:r>
+        <w:t>________________________________________________________________</w:t>
+      </w:r>
+    </w:p>
+    <w:p>
+      <w:r>
+        <w:t>________________________________________________________________</w:t>
+      </w:r>
+    </w:p>
+    <w:p>
+      <w:r>
+        <w:t>________________________________________________________________</w:t>
+      </w:r>
+    </w:p>
+    <w:p>
+      <w:pPr>
+        <w:pStyle w:val="ListBullet"/>
+      </w:pPr>
+      <w:r>
+        <w:t>Hint if needed: Read the steps in the pictorial case. Match the supplied detail to the stage that performs or records it.</w:t>
+      </w:r>
+    </w:p>
+    <w:p>
+      <w:pPr>
+        <w:pStyle w:val="Heading2"/>
+      </w:pPr>
+      <w:r>
+        <w:t>Check after the first attempt · reference / check after trying</w:t>
+      </w:r>
+    </w:p>
+    <w:p>
+      <w:pPr>
+        <w:spacing w:line="336" w:lineRule="auto" w:after="180"/>
+      </w:pPr>
+      <w:r>
+        <w:rPr>
+          <w:b w:val="0"/>
+        </w:rPr>
+        <w:t>After your attempt, compare with the supported explanation: Keep case-level records Cases two and five favour B; case four favours A.</w:t>
+      </w:r>
+    </w:p>
+    <w:p>
+      <w:pPr>
+        <w:spacing w:line="336" w:lineRule="auto" w:after="180"/>
+      </w:pPr>
+      <w:r>
+        <w:rPr>
+          <w:b w:val="0"/>
+        </w:rPr>
+        <w:t>Running the primary experiment means following the declared protocol and retaining raw outcomes. Overall scores alone hide different failure patterns.</w:t>
+      </w:r>
+    </w:p>
+    <w:p>
+      <w:pPr>
+        <w:pStyle w:val="Heading2"/>
+      </w:pPr>
+      <w:r>
+        <w:t>Changed-case question and optional hint</w:t>
+      </w:r>
+    </w:p>
+    <w:p>
+      <w:pPr>
+        <w:pStyle w:val="Heading3"/>
+      </w:pPr>
+      <w:r>
+        <w:t>Practice 2: explain the deciding evidence</w:t>
+      </w:r>
+    </w:p>
+    <w:p>
+      <w:pPr>
+        <w:pStyle w:val="ListBullet"/>
+      </w:pPr>
+      <w:r>
+        <w:t>Changed-case practice: Tune B after inspecting its case-four failure, then rescore the same set. Which conclusion is supported by the supplied facts?</w:t>
+      </w:r>
+    </w:p>
+    <w:p>
+      <w:pPr>
+        <w:pStyle w:val="ListBullet"/>
+      </w:pPr>
+      <w:r>
+        <w:t>1. Label the rerun as development on exposed cases, not untouched primary evaluation.</w:t>
+      </w:r>
+    </w:p>
+    <w:p>
+      <w:pPr>
+        <w:pStyle w:val="ListBullet"/>
+      </w:pPr>
+      <w:r>
+        <w:t>2. This one example guarantees correct results for every future input.</w:t>
+      </w:r>
+    </w:p>
+    <w:p>
+      <w:pPr>
+        <w:pStyle w:val="ListBullet"/>
+      </w:pPr>
+      <w:r>
+        <w:t>3. We can decide the result without examining the changed input or the procedure.</w:t>
+      </w:r>
+    </w:p>
+    <w:p>
+      <w:pPr>
+        <w:pStyle w:val="Heading3"/>
+      </w:pPr>
+      <w:r>
+        <w:t>My selected conclusion, deciding fact and explanation</w:t>
+      </w:r>
+    </w:p>
+    <w:p>
+      <w:r>
+        <w:t>________________________________________________________________</w:t>
+      </w:r>
+    </w:p>
+    <w:p>
+      <w:r>
+        <w:t>________________________________________________________________</w:t>
+      </w:r>
+    </w:p>
+    <w:p>
+      <w:r>
+        <w:t>________________________________________________________________</w:t>
+      </w:r>
+    </w:p>
+    <w:p>
+      <w:r>
+        <w:t>________________________________________________________________</w:t>
+      </w:r>
+    </w:p>
+    <w:p>
+      <w:r>
+        <w:t>________________________________________________________________</w:t>
+      </w:r>
+    </w:p>
+    <w:p>
+      <w:pPr>
+        <w:pStyle w:val="ListBullet"/>
+      </w:pPr>
+      <w:r>
+        <w:t>Hint if needed: Use the changed condition and the deciding step in the pictorial trace. The answer must say what follows from those facts.</w:t>
+      </w:r>
+    </w:p>
+    <w:p>
+      <w:pPr>
+        <w:pStyle w:val="Heading2"/>
+      </w:pPr>
+      <w:r>
+        <w:t>Check after the changed attempt · reference / check after trying</w:t>
+      </w:r>
+    </w:p>
+    <w:p>
+      <w:pPr>
+        <w:spacing w:line="336" w:lineRule="auto" w:after="180"/>
+      </w:pPr>
+      <w:r>
+        <w:rPr>
+          <w:b w:val="0"/>
+        </w:rPr>
+        <w:t>After your attempt, compare with the supported explanation: Label the rerun as development on exposed cases, not untouched primary evaluation. The evaluation outcomes have now influenced the version.</w:t>
+      </w:r>
+    </w:p>
+    <w:p>
+      <w:pPr>
+        <w:pStyle w:val="Heading2"/>
+      </w:pPr>
+      <w:r>
+        <w:t>Repair and retain the record</w:t>
+      </w:r>
+    </w:p>
+    <w:p>
+      <w:pPr>
+        <w:spacing w:line="336" w:lineRule="auto" w:after="180"/>
+      </w:pPr>
+      <w:r>
+        <w:rPr>
+          <w:b w:val="0"/>
+        </w:rPr>
+        <w:t xml:space="preserve">Review Reproducible environment and records (ai-7/24). Goal: Explain the </w:t>
+      </w:r>
+      <w:r>
+        <w:rPr>
+          <w:b/>
+        </w:rPr>
+        <w:t>mechanism</w:t>
+      </w:r>
+      <w:r>
+        <w:rPr>
+          <w:b w:val="0"/>
+        </w:rPr>
+        <w:t xml:space="preserve"> and terminology of reproducible environment and records. Short practice: Trace the recorded mean for 2,4,6 and its changed result for 2,4,9.</w:t>
+      </w:r>
+    </w:p>
+    <w:p>
+      <w:pPr>
+        <w:spacing w:line="336" w:lineRule="auto" w:after="180"/>
+      </w:pPr>
+      <w:r>
+        <w:rPr>
+          <w:b w:val="0"/>
+        </w:rPr>
+        <w:t xml:space="preserve">Which artefacts must accompany the </w:t>
+      </w:r>
+      <w:r>
+        <w:rPr>
+          <w:b/>
+        </w:rPr>
+        <w:t>output</w:t>
+      </w:r>
+      <w:r>
+        <w:rPr>
+          <w:b w:val="0"/>
+        </w:rPr>
+        <w:t xml:space="preserve"> so another team can identify the exact run?. Return to this week and explain what you changed.</w:t>
+      </w:r>
+    </w:p>
+    <w:p>
+      <w:pPr>
+        <w:spacing w:line="336" w:lineRule="auto" w:after="180"/>
+      </w:pPr>
+      <w:r>
+        <w:rPr>
+          <w:b w:val="0"/>
+        </w:rPr>
+        <w:t xml:space="preserve">Review Pilot experiments (ai-7/22). Goal: Explain the </w:t>
+      </w:r>
+      <w:r>
+        <w:rPr>
+          <w:b/>
+        </w:rPr>
+        <w:t>mechanism</w:t>
+      </w:r>
+      <w:r>
+        <w:rPr>
+          <w:b w:val="0"/>
+        </w:rPr>
+        <w:t xml:space="preserve"> and terminology of pilot experiments. Short practice: Calculate reviewer agreement on the four pilot answers.</w:t>
+      </w:r>
+    </w:p>
+    <w:p>
+      <w:pPr>
+        <w:spacing w:line="336" w:lineRule="auto" w:after="180"/>
+      </w:pPr>
+      <w:r>
+        <w:rPr>
+          <w:b w:val="0"/>
+        </w:rPr>
+        <w:t xml:space="preserve">What can the disagreement improve, and why are those revised practice answers not untouched final </w:t>
+      </w:r>
+      <w:r>
+        <w:rPr>
+          <w:b/>
+        </w:rPr>
+        <w:t>evidence</w:t>
+      </w:r>
+      <w:r>
+        <w:rPr>
+          <w:b w:val="0"/>
+        </w:rPr>
+        <w:t>?. Return to this week and explain what you changed.</w:t>
+      </w:r>
+    </w:p>
+    <w:p>
+      <w:pPr>
+        <w:spacing w:line="336" w:lineRule="auto" w:after="180"/>
+      </w:pPr>
+      <w:r>
+        <w:rPr>
+          <w:b w:val="0"/>
+        </w:rPr>
+        <w:t xml:space="preserve">Review Research ethics and consent (ai-7/19). Goal: Explain the </w:t>
+      </w:r>
+      <w:r>
+        <w:rPr>
+          <w:b/>
+        </w:rPr>
+        <w:t>mechanism</w:t>
+      </w:r>
+      <w:r>
+        <w:rPr>
+          <w:b w:val="0"/>
+        </w:rPr>
+        <w:t xml:space="preserve"> and terminology of research ethics and consent. Short practice: Identify which uses the drawing consent permits and excludes.</w:t>
+      </w:r>
+    </w:p>
+    <w:p>
+      <w:pPr>
+        <w:spacing w:line="336" w:lineRule="auto" w:after="180"/>
+      </w:pPr>
+      <w:r>
+        <w:rPr>
+          <w:b w:val="0"/>
+        </w:rPr>
+        <w:t>Can the unrelated project reuse the drawings under this agreement, and what new authorisation would be needed?. Return to this week and explain what you changed.</w:t>
+      </w:r>
+    </w:p>
+    <w:p>
+      <w:pPr>
+        <w:spacing w:line="336" w:lineRule="auto" w:after="180"/>
+      </w:pPr>
+      <w:r>
+        <w:rPr>
+          <w:b w:val="0"/>
+        </w:rPr>
+        <w:t xml:space="preserve">Use Download completed work in the hosted lesson to export your answers, reflections, practice feedback and code-run </w:t>
+      </w:r>
+      <w:r>
+        <w:rPr>
+          <w:b/>
+        </w:rPr>
+        <w:t>evidence</w:t>
+      </w:r>
+      <w:r>
+        <w:rPr>
+          <w:b w:val="0"/>
+        </w:rPr>
+        <w:t>. Open the HTML copy to read or print it.</w:t>
+      </w:r>
+    </w:p>
+    <w:p>
+      <w:pPr>
+        <w:spacing w:line="336" w:lineRule="auto" w:after="180"/>
+      </w:pPr>
+      <w:r>
+        <w:rPr>
+          <w:b w:val="0"/>
+        </w:rPr>
+        <w:t>Drafts stay in this browser when storage is available; clear drafts on a shared device.</w:t>
+      </w:r>
+    </w:p>
+    <w:p>
+      <w:pPr>
+        <w:pStyle w:val="Heading3"/>
+      </w:pPr>
+      <w:r>
+        <w:t>What I repaired, the evidence I kept and the next test</w:t>
+      </w:r>
+    </w:p>
+    <w:p>
+      <w:r>
+        <w:t>________________________________________________________________</w:t>
+      </w:r>
+    </w:p>
+    <w:p>
+      <w:r>
+        <w:t>________________________________________________________________</w:t>
+      </w:r>
+    </w:p>
+    <w:p>
+      <w:r>
+        <w:t>________________________________________________________________</w:t>
+      </w:r>
+    </w:p>
+    <w:p>
+      <w:r>
+        <w:t>________________________________________________________________</w:t>
+      </w:r>
+    </w:p>
+    <w:p>
+      <w:r>
+        <w:t>________________________________________________________________</w:t>
+      </w:r>
+    </w:p>
+    <w:p>
+      <w:pPr>
+        <w:pStyle w:val="Heading2"/>
+      </w:pPr>
+      <w:r>
+        <w:t>Earlier wording, alternatives and picture transcripts · reference / check after trying</w:t>
       </w:r>
     </w:p>
     <w:p>
@@ -1583,80 +2242,10 @@
     </w:p>
     <w:p>
       <w:pPr>
-        <w:spacing w:line="336" w:lineRule="auto" w:after="180"/>
-      </w:pPr>
-      <w:r>
-        <w:rPr>
-          <w:b w:val="0"/>
-        </w:rPr>
-        <w:t xml:space="preserve">Run the frozen experiment. A research team freezes versions A and B, labels and scoring before a six-case </w:t>
-      </w:r>
-      <w:r>
-        <w:rPr>
-          <w:b/>
-        </w:rPr>
-        <w:t>primary run</w:t>
-      </w:r>
-      <w:r>
-        <w:rPr>
-          <w:b w:val="0"/>
-        </w:rPr>
-        <w:t>.</w:t>
-      </w:r>
-    </w:p>
-    <w:p>
-      <w:pPr>
         <w:pStyle w:val="Heading3"/>
       </w:pPr>
       <w:r>
-        <w:t>Practice 1: explain the deciding evidence</w:t>
-      </w:r>
-    </w:p>
-    <w:p>
-      <w:pPr>
-        <w:spacing w:line="336" w:lineRule="auto" w:after="180"/>
-      </w:pPr>
-      <w:r>
-        <w:rPr>
-          <w:b w:val="0"/>
-        </w:rPr>
-        <w:t>Which labelled step matches this detail? Cases two and five favour B; case four favours A.</w:t>
-      </w:r>
-    </w:p>
-    <w:p>
-      <w:pPr>
-        <w:spacing w:line="336" w:lineRule="auto" w:after="180"/>
-        <w:shd w:fill="F4F9FC"/>
-      </w:pPr>
-      <w:r>
-        <w:rPr>
-          <w:b w:val="0"/>
-        </w:rPr>
-        <w:t>1. Compute results</w:t>
-      </w:r>
-    </w:p>
-    <w:p>
-      <w:pPr>
-        <w:spacing w:line="336" w:lineRule="auto" w:after="180"/>
-        <w:shd w:fill="F4F9FC"/>
-      </w:pPr>
-      <w:r>
-        <w:rPr>
-          <w:b w:val="0"/>
-        </w:rPr>
-        <w:t>2. Keep versions fixed</w:t>
-      </w:r>
-    </w:p>
-    <w:p>
-      <w:pPr>
-        <w:spacing w:line="336" w:lineRule="auto" w:after="180"/>
-        <w:shd w:fill="F4F9FC"/>
-      </w:pPr>
-      <w:r>
-        <w:rPr>
-          <w:b w:val="0"/>
-        </w:rPr>
-        <w:t>3. Keep case-level records</w:t>
+        <w:t>Repair a missing building block</w:t>
       </w:r>
     </w:p>
     <w:p>
@@ -1664,472 +2253,25 @@
         <w:pStyle w:val="Heading3"/>
       </w:pPr>
       <w:r>
-        <w:t>My selected conclusion, deciding fact and explanation</w:t>
-      </w:r>
-    </w:p>
-    <w:p>
-      <w:r>
-        <w:t>________________________________________________________________</w:t>
-      </w:r>
-    </w:p>
-    <w:p>
-      <w:r>
-        <w:t>________________________________________________________________</w:t>
-      </w:r>
-    </w:p>
-    <w:p>
-      <w:r>
-        <w:t>________________________________________________________________</w:t>
-      </w:r>
-    </w:p>
-    <w:p>
-      <w:r>
-        <w:t>________________________________________________________________</w:t>
-      </w:r>
-    </w:p>
-    <w:p>
-      <w:r>
-        <w:t>________________________________________________________________</w:t>
-      </w:r>
-    </w:p>
-    <w:p>
-      <w:pPr>
-        <w:pStyle w:val="Heading3"/>
-      </w:pPr>
-      <w:r>
-        <w:t>Hint · try first</w:t>
-      </w:r>
-    </w:p>
-    <w:p>
-      <w:pPr>
-        <w:spacing w:line="336" w:lineRule="auto" w:after="180"/>
-        <w:shd w:fill="F1F6F8"/>
-      </w:pPr>
-      <w:r>
-        <w:rPr>
-          <w:b w:val="0"/>
-        </w:rPr>
-        <w:t>Hint if needed: Read the steps in the pictorial case. Match the supplied detail to the stage that performs or records it.</w:t>
-      </w:r>
-    </w:p>
-    <w:p>
-      <w:pPr>
-        <w:pStyle w:val="Heading3"/>
-      </w:pPr>
-      <w:r>
-        <w:t>Feedback · compare after trying</w:t>
-      </w:r>
-    </w:p>
-    <w:p>
-      <w:pPr>
-        <w:spacing w:line="336" w:lineRule="auto" w:after="180"/>
-        <w:shd w:fill="F1F6FC"/>
-      </w:pPr>
-      <w:r>
-        <w:rPr>
-          <w:b w:val="0"/>
-        </w:rPr>
-        <w:t>After your attempt, compare with the supported explanation: Keep case-level records Cases two and five favour B; case four favours A.</w:t>
-      </w:r>
-    </w:p>
-    <w:p>
-      <w:pPr>
-        <w:spacing w:line="336" w:lineRule="auto" w:after="180"/>
-        <w:shd w:fill="F1F6FC"/>
-      </w:pPr>
-      <w:r>
-        <w:rPr>
-          <w:b w:val="0"/>
-        </w:rPr>
-        <w:t>Running the primary experiment means following the declared protocol and retaining raw outcomes. Overall scores alone hide different failure patterns.</w:t>
-      </w:r>
-    </w:p>
-    <w:p>
-      <w:pPr>
-        <w:pStyle w:val="Heading3"/>
-      </w:pPr>
-      <w:r>
-        <w:t>Practice 2: explain the deciding evidence</w:t>
-      </w:r>
-    </w:p>
-    <w:p>
-      <w:pPr>
-        <w:pStyle w:val="Heading3"/>
-      </w:pPr>
-      <w:r>
-        <w:t>Changed case · predict first</w:t>
-      </w:r>
-    </w:p>
-    <w:p>
-      <w:pPr>
-        <w:spacing w:line="336" w:lineRule="auto" w:after="180"/>
-        <w:shd w:fill="F5F1FB"/>
-      </w:pPr>
-      <w:r>
-        <w:rPr>
-          <w:b w:val="0"/>
-        </w:rPr>
-        <w:t>Changed-case practice: Tune B after inspecting its case-four failure, then rescore the same set. Which conclusion is supported by the supplied facts?</w:t>
-      </w:r>
-    </w:p>
-    <w:p>
-      <w:pPr>
-        <w:spacing w:line="336" w:lineRule="auto" w:after="180"/>
-        <w:shd w:fill="F4F9FC"/>
-      </w:pPr>
-      <w:r>
-        <w:rPr>
-          <w:b w:val="0"/>
-        </w:rPr>
-        <w:t>1. Label the rerun as development on exposed cases, not untouched primary evaluation.</w:t>
-      </w:r>
-    </w:p>
-    <w:p>
-      <w:pPr>
-        <w:spacing w:line="336" w:lineRule="auto" w:after="180"/>
-        <w:shd w:fill="F4F9FC"/>
-      </w:pPr>
-      <w:r>
-        <w:rPr>
-          <w:b w:val="0"/>
-        </w:rPr>
-        <w:t xml:space="preserve">2. This one example guarantees correct results for every future </w:t>
-      </w:r>
-      <w:r>
-        <w:rPr>
-          <w:b/>
-        </w:rPr>
-        <w:t>input</w:t>
-      </w:r>
-      <w:r>
-        <w:rPr>
-          <w:b w:val="0"/>
-        </w:rPr>
-        <w:t>.</w:t>
-      </w:r>
-    </w:p>
-    <w:p>
-      <w:pPr>
-        <w:spacing w:line="336" w:lineRule="auto" w:after="180"/>
-        <w:shd w:fill="F4F9FC"/>
-      </w:pPr>
-      <w:r>
-        <w:rPr>
-          <w:b w:val="0"/>
-        </w:rPr>
-        <w:t xml:space="preserve">3. We can decide the result without examining the changed </w:t>
-      </w:r>
-      <w:r>
-        <w:rPr>
-          <w:b/>
-        </w:rPr>
-        <w:t>input</w:t>
-      </w:r>
-      <w:r>
-        <w:rPr>
-          <w:b w:val="0"/>
-        </w:rPr>
-        <w:t xml:space="preserve"> or the procedure.</w:t>
-      </w:r>
-    </w:p>
-    <w:p>
-      <w:pPr>
-        <w:pStyle w:val="Heading3"/>
-      </w:pPr>
-      <w:r>
-        <w:t>My selected conclusion, deciding fact and explanation</w:t>
-      </w:r>
-    </w:p>
-    <w:p>
-      <w:r>
-        <w:t>________________________________________________________________</w:t>
-      </w:r>
-    </w:p>
-    <w:p>
-      <w:r>
-        <w:t>________________________________________________________________</w:t>
-      </w:r>
-    </w:p>
-    <w:p>
-      <w:r>
-        <w:t>________________________________________________________________</w:t>
-      </w:r>
-    </w:p>
-    <w:p>
-      <w:r>
-        <w:t>________________________________________________________________</w:t>
-      </w:r>
-    </w:p>
-    <w:p>
-      <w:r>
-        <w:t>________________________________________________________________</w:t>
-      </w:r>
-    </w:p>
-    <w:p>
-      <w:pPr>
-        <w:pStyle w:val="Heading3"/>
-      </w:pPr>
-      <w:r>
-        <w:t>Hint · try first</w:t>
-      </w:r>
-    </w:p>
-    <w:p>
-      <w:pPr>
-        <w:spacing w:line="336" w:lineRule="auto" w:after="180"/>
-        <w:shd w:fill="F1F6F8"/>
-      </w:pPr>
-      <w:r>
-        <w:rPr>
-          <w:b w:val="0"/>
-        </w:rPr>
-        <w:t>Hint if needed: Use the changed condition and the deciding step in the pictorial trace. The answer must say what follows from those facts.</w:t>
-      </w:r>
-    </w:p>
-    <w:p>
-      <w:pPr>
-        <w:pStyle w:val="Heading3"/>
-      </w:pPr>
-      <w:r>
-        <w:t>Feedback · compare after trying</w:t>
-      </w:r>
-    </w:p>
-    <w:p>
-      <w:pPr>
-        <w:spacing w:line="336" w:lineRule="auto" w:after="180"/>
-        <w:shd w:fill="F1F6FC"/>
-      </w:pPr>
-      <w:r>
-        <w:rPr>
-          <w:b w:val="0"/>
-        </w:rPr>
-        <w:t>After your attempt, compare with the supported explanation: Label the rerun as development on exposed cases, not untouched primary evaluation. The evaluation outcomes have now influenced the version.</w:t>
-      </w:r>
-    </w:p>
-    <w:p>
-      <w:pPr>
-        <w:pStyle w:val="Heading3"/>
-      </w:pPr>
-      <w:r>
-        <w:t>Repair a missing building block</w:t>
-      </w:r>
-    </w:p>
-    <w:p>
-      <w:pPr>
-        <w:spacing w:line="336" w:lineRule="auto" w:after="180"/>
-      </w:pPr>
-      <w:r>
-        <w:rPr>
-          <w:b w:val="0"/>
-        </w:rPr>
-        <w:t xml:space="preserve">Review Reproducible environment and records (ai-7/24). Goal: Explain the </w:t>
-      </w:r>
-      <w:r>
-        <w:rPr>
-          <w:b/>
-        </w:rPr>
-        <w:t>mechanism</w:t>
-      </w:r>
-      <w:r>
-        <w:rPr>
-          <w:b w:val="0"/>
-        </w:rPr>
-        <w:t xml:space="preserve"> and terminology of reproducible environment and records. Short practice: Trace the recorded mean for 2,4,6 and its changed result for 2,4,9.</w:t>
-      </w:r>
-    </w:p>
-    <w:p>
-      <w:pPr>
-        <w:spacing w:line="336" w:lineRule="auto" w:after="180"/>
-      </w:pPr>
-      <w:r>
-        <w:rPr>
-          <w:b w:val="0"/>
-        </w:rPr>
-        <w:t xml:space="preserve">Which artefacts must accompany the </w:t>
-      </w:r>
-      <w:r>
-        <w:rPr>
-          <w:b/>
-        </w:rPr>
-        <w:t>output</w:t>
-      </w:r>
-      <w:r>
-        <w:rPr>
-          <w:b w:val="0"/>
-        </w:rPr>
-        <w:t xml:space="preserve"> so another team can identify the exact run?. Return to this week and explain what you changed.</w:t>
-      </w:r>
-    </w:p>
-    <w:p>
-      <w:pPr>
-        <w:spacing w:line="336" w:lineRule="auto" w:after="180"/>
-      </w:pPr>
-      <w:r>
-        <w:rPr>
-          <w:b w:val="0"/>
-        </w:rPr>
-        <w:t xml:space="preserve">Review Pilot experiments (ai-7/22). Goal: Explain the </w:t>
-      </w:r>
-      <w:r>
-        <w:rPr>
-          <w:b/>
-        </w:rPr>
-        <w:t>mechanism</w:t>
-      </w:r>
-      <w:r>
-        <w:rPr>
-          <w:b w:val="0"/>
-        </w:rPr>
-        <w:t xml:space="preserve"> and terminology of pilot experiments. Short practice: Calculate reviewer agreement on the four pilot answers.</w:t>
-      </w:r>
-    </w:p>
-    <w:p>
-      <w:pPr>
-        <w:spacing w:line="336" w:lineRule="auto" w:after="180"/>
-      </w:pPr>
-      <w:r>
-        <w:rPr>
-          <w:b w:val="0"/>
-        </w:rPr>
-        <w:t xml:space="preserve">What can the disagreement improve, and why are those revised practice answers not untouched final </w:t>
-      </w:r>
-      <w:r>
-        <w:rPr>
-          <w:b/>
-        </w:rPr>
-        <w:t>evidence</w:t>
-      </w:r>
-      <w:r>
-        <w:rPr>
-          <w:b w:val="0"/>
-        </w:rPr>
-        <w:t>?. Return to this week and explain what you changed.</w:t>
-      </w:r>
-    </w:p>
-    <w:p>
-      <w:pPr>
-        <w:spacing w:line="336" w:lineRule="auto" w:after="180"/>
-      </w:pPr>
-      <w:r>
-        <w:rPr>
-          <w:b w:val="0"/>
-        </w:rPr>
-        <w:t xml:space="preserve">Review Research ethics and consent (ai-7/19). Goal: Explain the </w:t>
-      </w:r>
-      <w:r>
-        <w:rPr>
-          <w:b/>
-        </w:rPr>
-        <w:t>mechanism</w:t>
-      </w:r>
-      <w:r>
-        <w:rPr>
-          <w:b w:val="0"/>
-        </w:rPr>
-        <w:t xml:space="preserve"> and terminology of research ethics and consent. Short practice: Identify which uses the drawing consent permits and excludes.</w:t>
-      </w:r>
-    </w:p>
-    <w:p>
-      <w:pPr>
-        <w:spacing w:line="336" w:lineRule="auto" w:after="180"/>
-      </w:pPr>
-      <w:r>
-        <w:rPr>
-          <w:b w:val="0"/>
-        </w:rPr>
-        <w:t>Can the unrelated project reuse the drawings under this agreement, and what new authorisation would be needed?. Return to this week and explain what you changed.</w:t>
-      </w:r>
-    </w:p>
-    <w:p>
-      <w:pPr>
-        <w:pStyle w:val="Heading3"/>
-      </w:pPr>
-      <w:r>
         <w:t>Keep your completed work</w:t>
       </w:r>
     </w:p>
     <w:p>
       <w:pPr>
-        <w:spacing w:line="336" w:lineRule="auto" w:after="180"/>
-      </w:pPr>
-      <w:r>
-        <w:rPr>
-          <w:b w:val="0"/>
-        </w:rPr>
-        <w:t xml:space="preserve">Use Download completed work in the hosted lesson to export your answers, reflections, practice feedback and code-run </w:t>
-      </w:r>
-      <w:r>
-        <w:rPr>
-          <w:b/>
-        </w:rPr>
-        <w:t>evidence</w:t>
-      </w:r>
-      <w:r>
-        <w:rPr>
-          <w:b w:val="0"/>
-        </w:rPr>
-        <w:t>. Open the HTML copy to read or print it.</w:t>
-      </w:r>
-    </w:p>
-    <w:p>
-      <w:pPr>
-        <w:spacing w:line="336" w:lineRule="auto" w:after="180"/>
-      </w:pPr>
-      <w:r>
-        <w:rPr>
-          <w:b w:val="0"/>
-        </w:rPr>
-        <w:t>Drafts stay in this browser when storage is available; clear drafts on a shared device.</w:t>
-      </w:r>
-    </w:p>
-    <w:p>
-      <w:pPr>
-        <w:pStyle w:val="Heading3"/>
-      </w:pPr>
-      <w:r>
-        <w:t>What I repaired, the evidence I kept and the next test</w:t>
-      </w:r>
-    </w:p>
-    <w:p>
-      <w:r>
-        <w:t>________________________________________________________________</w:t>
-      </w:r>
-    </w:p>
-    <w:p>
-      <w:r>
-        <w:t>________________________________________________________________</w:t>
-      </w:r>
-    </w:p>
-    <w:p>
-      <w:r>
-        <w:t>________________________________________________________________</w:t>
-      </w:r>
-    </w:p>
-    <w:p>
-      <w:r>
-        <w:t>________________________________________________________________</w:t>
-      </w:r>
-    </w:p>
-    <w:p>
-      <w:r>
-        <w:t>________________________________________________________________</w:t>
-      </w:r>
-    </w:p>
-    <w:p>
-      <w:pPr>
         <w:pStyle w:val="Heading1"/>
       </w:pPr>
       <w:r>
-        <w:t>15. Visual concept journey</w:t>
-      </w:r>
-    </w:p>
-    <w:p>
-      <w:r>
-        <w:t>Explain each Running the primary experiment picture from its labels, then record a relevant limit.</w:t>
-      </w:r>
-    </w:p>
-    <w:p>
-      <w:pPr>
-        <w:pStyle w:val="Heading3"/>
+        <w:t>15. Reference · Six-picture response sheets</w:t>
+      </w:r>
+    </w:p>
+    <w:p>
+      <w:r>
+        <w:t>Choose the picture that helps explain the current step.</w:t>
+      </w:r>
+    </w:p>
+    <w:p>
+      <w:pPr>
+        <w:pStyle w:val="Heading2"/>
       </w:pPr>
       <w:r>
         <w:t>01. Running the primary experiment: the case</w:t>
@@ -2140,7 +2282,7 @@
         <w:drawing>
           <wp:inline xmlns:a="http://schemas.openxmlformats.org/drawingml/2006/main" xmlns:pic="http://schemas.openxmlformats.org/drawingml/2006/picture">
             <wp:extent cx="5486400" cy="2834640"/>
-            <wp:docPr id="3" name="Picture 3" descr="Run the frozen experiment. A research team freezes versions A and B, labels and scoring before a six-case primary run. Supplied facts: A scores [1,0,1,1,0,1]; B scores [1,1,1,0,1,1]. Both answer the same six cases. Binary entries mean 1=correct and 0=incorrect."/>
+            <wp:docPr id="4" name="Picture 4" descr="Run the frozen experiment. A research team freezes versions A and B, labels and scoring before a six-case primary run. Supplied facts: A scores [1,0,1,1,0,1]; B scores [1,1,1,0,1,1]. Both answer the same six cases. Binary entries mean 1=correct and 0=incorrect."/>
             <wp:cNvGraphicFramePr>
               <a:graphicFrameLocks noChangeAspect="1"/>
             </wp:cNvGraphicFramePr>
@@ -2152,7 +2294,7 @@
                     <pic:cNvPicPr/>
                   </pic:nvPicPr>
                   <pic:blipFill>
-                    <a:blip r:embed="rId11"/>
+                    <a:blip r:embed="rId12"/>
                     <a:stretch>
                       <a:fillRect/>
                     </a:stretch>
@@ -2208,7 +2350,6 @@
     <w:p>
       <w:pPr>
         <w:spacing w:line="336" w:lineRule="auto" w:after="180"/>
-        <w:shd w:fill="F5F1FB"/>
       </w:pPr>
       <w:r>
         <w:rPr>
@@ -2247,7 +2388,7 @@
     </w:p>
     <w:p>
       <w:pPr>
-        <w:pStyle w:val="Heading3"/>
+        <w:pStyle w:val="Heading2"/>
       </w:pPr>
       <w:r>
         <w:t>02. Follow the deciding steps</w:t>
@@ -2258,7 +2399,7 @@
         <w:drawing>
           <wp:inline xmlns:a="http://schemas.openxmlformats.org/drawingml/2006/main" xmlns:pic="http://schemas.openxmlformats.org/drawingml/2006/picture">
             <wp:extent cx="5486400" cy="3182112"/>
-            <wp:docPr id="4" name="Picture 4" descr="Keep versions fixed: No case result may trigger tuning during this run. → Compute results: A totals 4/6; B totals 5/6. → Keep case-level records: Cases two and five favour B; case four favours A."/>
+            <wp:docPr id="5" name="Picture 5" descr="Keep versions fixed: No case result may trigger tuning during this run. → Compute results: A totals 4/6; B totals 5/6. → Keep case-level records: Cases two and five favour B; case four favours A."/>
             <wp:cNvGraphicFramePr>
               <a:graphicFrameLocks noChangeAspect="1"/>
             </wp:cNvGraphicFramePr>
@@ -2270,7 +2411,7 @@
                     <pic:cNvPicPr/>
                   </pic:nvPicPr>
                   <pic:blipFill>
-                    <a:blip r:embed="rId12"/>
+                    <a:blip r:embed="rId13"/>
                     <a:stretch>
                       <a:fillRect/>
                     </a:stretch>
@@ -2303,7 +2444,6 @@
     <w:p>
       <w:pPr>
         <w:spacing w:line="336" w:lineRule="auto" w:after="180"/>
-        <w:shd w:fill="F5F1FB"/>
       </w:pPr>
       <w:r>
         <w:rPr>
@@ -2354,7 +2494,7 @@
     </w:p>
     <w:p>
       <w:pPr>
-        <w:pStyle w:val="Heading3"/>
+        <w:pStyle w:val="Heading2"/>
       </w:pPr>
       <w:r>
         <w:t>03. Paired primary case outcomes</w:t>
@@ -2365,7 +2505,7 @@
         <w:drawing>
           <wp:inline xmlns:a="http://schemas.openxmlformats.org/drawingml/2006/main" xmlns:pic="http://schemas.openxmlformats.org/drawingml/2006/picture">
             <wp:extent cx="5486400" cy="3096768"/>
-            <wp:docPr id="5" name="Picture 5" descr="Paired primary case outcomes. Version A: Case 1 = 1, Case 2 = 0, Case 3 = 1, Case 4 = 1, Case 5 = 0, Case 6 = 1. Version B: Case 1 = 1, Case 2 = 1, Case 3 = 1, Case 4 = 0, Case 5 = 1, Case 6 = 1."/>
+            <wp:docPr id="6" name="Picture 6" descr="Paired primary case outcomes. Version A: Case 1 = 1, Case 2 = 0, Case 3 = 1, Case 4 = 1, Case 5 = 0, Case 6 = 1. Version B: Case 1 = 1, Case 2 = 1, Case 3 = 1, Case 4 = 0, Case 5 = 1, Case 6 = 1."/>
             <wp:cNvGraphicFramePr>
               <a:graphicFrameLocks noChangeAspect="1"/>
             </wp:cNvGraphicFramePr>
@@ -2377,7 +2517,7 @@
                     <pic:cNvPicPr/>
                   </pic:nvPicPr>
                   <pic:blipFill>
-                    <a:blip r:embed="rId13"/>
+                    <a:blip r:embed="rId14"/>
                     <a:stretch>
                       <a:fillRect/>
                     </a:stretch>
@@ -2410,7 +2550,6 @@
     <w:p>
       <w:pPr>
         <w:spacing w:line="336" w:lineRule="auto" w:after="180"/>
-        <w:shd w:fill="F5F1FB"/>
       </w:pPr>
       <w:r>
         <w:rPr>
@@ -2449,7 +2588,7 @@
     </w:p>
     <w:p>
       <w:pPr>
-        <w:pStyle w:val="Heading3"/>
+        <w:pStyle w:val="Heading2"/>
       </w:pPr>
       <w:r>
         <w:t>04. Change one thing. Trace what follows.</w:t>
@@ -2460,7 +2599,7 @@
         <w:drawing>
           <wp:inline xmlns:a="http://schemas.openxmlformats.org/drawingml/2006/main" xmlns:pic="http://schemas.openxmlformats.org/drawingml/2006/picture">
             <wp:extent cx="5486400" cy="3026664"/>
-            <wp:docPr id="6" name="Picture 6" descr="Original case: Cases two and five favour B; case four favours A. Changed condition: Tune B after inspecting its case-four failure, then rescore the same set. Expected result: Label the rerun as development on exposed cases, not untouched primary evaluation. Reason: The evaluation outcomes have now influenced the version."/>
+            <wp:docPr id="7" name="Picture 7" descr="Original case: Cases two and five favour B; case four favours A. Changed condition: Tune B after inspecting its case-four failure, then rescore the same set. Expected result: Label the rerun as development on exposed cases, not untouched primary evaluation. Reason: The evaluation outcomes have now influenced the version."/>
             <wp:cNvGraphicFramePr>
               <a:graphicFrameLocks noChangeAspect="1"/>
             </wp:cNvGraphicFramePr>
@@ -2472,7 +2611,7 @@
                     <pic:cNvPicPr/>
                   </pic:nvPicPr>
                   <pic:blipFill>
-                    <a:blip r:embed="rId14"/>
+                    <a:blip r:embed="rId15"/>
                     <a:stretch>
                       <a:fillRect/>
                     </a:stretch>
@@ -2516,7 +2655,6 @@
     <w:p>
       <w:pPr>
         <w:spacing w:line="336" w:lineRule="auto" w:after="180"/>
-        <w:shd w:fill="F5F1FB"/>
       </w:pPr>
       <w:r>
         <w:rPr>
@@ -2555,7 +2693,7 @@
     </w:p>
     <w:p>
       <w:pPr>
-        <w:pStyle w:val="Heading3"/>
+        <w:pStyle w:val="Heading2"/>
       </w:pPr>
       <w:r>
         <w:t>05. Connect the explanation to its limit</w:t>
@@ -2566,7 +2704,7 @@
         <w:drawing>
           <wp:inline xmlns:a="http://schemas.openxmlformats.org/drawingml/2006/main" xmlns:pic="http://schemas.openxmlformats.org/drawingml/2006/picture">
             <wp:extent cx="5486400" cy="2834640"/>
-            <wp:docPr id="7" name="Picture 7" descr="Running the primary experiment means following the declared protocol and retaining raw outcomes. Overall scores alone hide different failure patterns. Limit: Six illustrative cases do not establish a population advantage or statistical significance."/>
+            <wp:docPr id="8" name="Picture 8" descr="Running the primary experiment means following the declared protocol and retaining raw outcomes. Overall scores alone hide different failure patterns. Limit: Six illustrative cases do not establish a population advantage or statistical significance."/>
             <wp:cNvGraphicFramePr>
               <a:graphicFrameLocks noChangeAspect="1"/>
             </wp:cNvGraphicFramePr>
@@ -2578,7 +2716,7 @@
                     <pic:cNvPicPr/>
                   </pic:nvPicPr>
                   <pic:blipFill>
-                    <a:blip r:embed="rId15"/>
+                    <a:blip r:embed="rId16"/>
                     <a:stretch>
                       <a:fillRect/>
                     </a:stretch>
@@ -2622,7 +2760,6 @@
     <w:p>
       <w:pPr>
         <w:spacing w:line="336" w:lineRule="auto" w:after="180"/>
-        <w:shd w:fill="F5F1FB"/>
       </w:pPr>
       <w:r>
         <w:rPr>
@@ -2661,7 +2798,7 @@
     </w:p>
     <w:p>
       <w:pPr>
-        <w:pStyle w:val="Heading3"/>
+        <w:pStyle w:val="Heading2"/>
       </w:pPr>
       <w:r>
         <w:t>06. Make the idea visible in your project</w:t>
@@ -2672,7 +2809,7 @@
         <w:drawing>
           <wp:inline xmlns:a="http://schemas.openxmlformats.org/drawingml/2006/main" xmlns:pic="http://schemas.openxmlformats.org/drawingml/2006/picture">
             <wp:extent cx="5486400" cy="3681984"/>
-            <wp:docPr id="8" name="Picture 8" descr="For the Reproducible AI Research Study, retain an annotated worked trace and the changed-case reasoning. Connect the claim to its records, units and assumptions so another investigator can challenge or reproduce it. Draw your input, deciding step, result and limit. Supported question: Compute A’s and B’s six-case counts and identify the cases that favour each. How must a B revision tuned on case four be labelled when evaluated again on the same set?"/>
+            <wp:docPr id="9" name="Picture 9" descr="For the Reproducible AI Research Study, retain an annotated worked trace and the changed-case reasoning. Connect the claim to its records, units and assumptions so another investigator can challenge or reproduce it. Draw your input, deciding step, result and limit. Supported question: Compute A’s and B’s six-case counts and identify the cases that favour each. How must a B revision tuned on case four be labelled when evaluated again on the same set?"/>
             <wp:cNvGraphicFramePr>
               <a:graphicFrameLocks noChangeAspect="1"/>
             </wp:cNvGraphicFramePr>
@@ -2684,7 +2821,7 @@
                     <pic:cNvPicPr/>
                   </pic:nvPicPr>
                   <pic:blipFill>
-                    <a:blip r:embed="rId16"/>
+                    <a:blip r:embed="rId17"/>
                     <a:stretch>
                       <a:fillRect/>
                     </a:stretch>
@@ -2751,7 +2888,6 @@
     <w:p>
       <w:pPr>
         <w:spacing w:line="336" w:lineRule="auto" w:after="180"/>
-        <w:shd w:fill="F5F1FB"/>
       </w:pPr>
       <w:r>
         <w:rPr>
@@ -2798,6 +2934,62 @@
     <w:p>
       <w:r>
         <w:t>________________________________________________________________</w:t>
+      </w:r>
+    </w:p>
+    <w:p>
+      <w:pPr>
+        <w:pStyle w:val="Heading2"/>
+      </w:pPr>
+      <w:r>
+        <w:t>Earlier wording, alternatives and picture transcripts · reference / check after trying</w:t>
+      </w:r>
+    </w:p>
+    <w:p>
+      <w:pPr>
+        <w:pStyle w:val="Heading3"/>
+      </w:pPr>
+      <w:r>
+        <w:t>01. Running the primary experiment: the case</w:t>
+      </w:r>
+    </w:p>
+    <w:p>
+      <w:pPr>
+        <w:pStyle w:val="Heading3"/>
+      </w:pPr>
+      <w:r>
+        <w:t>02. Follow the deciding steps</w:t>
+      </w:r>
+    </w:p>
+    <w:p>
+      <w:pPr>
+        <w:pStyle w:val="Heading3"/>
+      </w:pPr>
+      <w:r>
+        <w:t>03. Paired primary case outcomes</w:t>
+      </w:r>
+    </w:p>
+    <w:p>
+      <w:pPr>
+        <w:pStyle w:val="Heading3"/>
+      </w:pPr>
+      <w:r>
+        <w:t>04. Change one thing. Trace what follows.</w:t>
+      </w:r>
+    </w:p>
+    <w:p>
+      <w:pPr>
+        <w:pStyle w:val="Heading3"/>
+      </w:pPr>
+      <w:r>
+        <w:t>05. Connect the explanation to its limit</w:t>
+      </w:r>
+    </w:p>
+    <w:p>
+      <w:pPr>
+        <w:pStyle w:val="Heading3"/>
+      </w:pPr>
+      <w:r>
+        <w:t>06. Make the idea visible in your project</w:t>
       </w:r>
     </w:p>
     <w:sectPr>
